--- a/AI Project Architect.docx
+++ b/AI Project Architect.docx
@@ -4,6 +4,14 @@
   <w:body>
     <w:sdt>
       <w:sdtPr>
+        <w:rPr>
+          <w:rFonts w:asciiTheme="minorHAnsi" w:eastAsiaTheme="minorHAnsi" w:hAnsiTheme="minorHAnsi" w:cstheme="minorBidi"/>
+          <w:color w:val="auto"/>
+          <w:kern w:val="2"/>
+          <w:sz w:val="24"/>
+          <w:szCs w:val="24"/>
+          <w14:ligatures w14:val="standardContextual"/>
+        </w:rPr>
         <w:id w:val="978189493"/>
         <w:docPartObj>
           <w:docPartGallery w:val="Table of Contents"/>
@@ -12,15 +20,9 @@
       </w:sdtPr>
       <w:sdtEndPr>
         <w:rPr>
-          <w:rFonts w:asciiTheme="minorHAnsi" w:eastAsiaTheme="minorHAnsi" w:hAnsiTheme="minorHAnsi" w:cstheme="minorBidi"/>
           <w:b/>
           <w:bCs/>
           <w:noProof/>
-          <w:color w:val="auto"/>
-          <w:kern w:val="2"/>
-          <w:sz w:val="24"/>
-          <w:szCs w:val="24"/>
-          <w14:ligatures w14:val="standardContextual"/>
         </w:rPr>
       </w:sdtEndPr>
       <w:sdtContent>
@@ -39,6 +41,7 @@
               <w:tab w:val="right" w:leader="dot" w:pos="9350"/>
             </w:tabs>
             <w:rPr>
+              <w:rFonts w:eastAsiaTheme="minorEastAsia"/>
               <w:noProof/>
             </w:rPr>
           </w:pPr>
@@ -51,7 +54,7 @@
           <w:r>
             <w:fldChar w:fldCharType="separate"/>
           </w:r>
-          <w:hyperlink w:anchor="_Toc221545291" w:history="1">
+          <w:hyperlink w:anchor="_Toc221874671" w:history="1">
             <w:r>
               <w:rPr>
                 <w:rStyle w:val="Hyperlink"/>
@@ -78,7 +81,7 @@
                 <w:noProof/>
                 <w:webHidden/>
               </w:rPr>
-              <w:instrText xml:space="preserve"> PAGEREF _Toc221545291 \h </w:instrText>
+              <w:instrText xml:space="preserve"> PAGEREF _Toc221874671 \h </w:instrText>
             </w:r>
             <w:r>
               <w:rPr>
@@ -116,10 +119,11 @@
               <w:tab w:val="right" w:leader="dot" w:pos="9350"/>
             </w:tabs>
             <w:rPr>
+              <w:rFonts w:eastAsiaTheme="minorEastAsia"/>
               <w:noProof/>
             </w:rPr>
           </w:pPr>
-          <w:hyperlink w:anchor="_Toc221545292" w:history="1">
+          <w:hyperlink w:anchor="_Toc221874672" w:history="1">
             <w:r>
               <w:rPr>
                 <w:rStyle w:val="Hyperlink"/>
@@ -146,7 +150,7 @@
                 <w:noProof/>
                 <w:webHidden/>
               </w:rPr>
-              <w:instrText xml:space="preserve"> PAGEREF _Toc221545292 \h </w:instrText>
+              <w:instrText xml:space="preserve"> PAGEREF _Toc221874672 \h </w:instrText>
             </w:r>
             <w:r>
               <w:rPr>
@@ -184,10 +188,11 @@
               <w:tab w:val="right" w:leader="dot" w:pos="9350"/>
             </w:tabs>
             <w:rPr>
+              <w:rFonts w:eastAsiaTheme="minorEastAsia"/>
               <w:noProof/>
             </w:rPr>
           </w:pPr>
-          <w:hyperlink w:anchor="_Toc221545293" w:history="1">
+          <w:hyperlink w:anchor="_Toc221874673" w:history="1">
             <w:r>
               <w:rPr>
                 <w:rStyle w:val="Hyperlink"/>
@@ -214,7 +219,7 @@
                 <w:noProof/>
                 <w:webHidden/>
               </w:rPr>
-              <w:instrText xml:space="preserve"> PAGEREF _Toc221545293 \h </w:instrText>
+              <w:instrText xml:space="preserve"> PAGEREF _Toc221874673 \h </w:instrText>
             </w:r>
             <w:r>
               <w:rPr>
@@ -252,10 +257,11 @@
               <w:tab w:val="right" w:leader="dot" w:pos="9350"/>
             </w:tabs>
             <w:rPr>
+              <w:rFonts w:eastAsiaTheme="minorEastAsia"/>
               <w:noProof/>
             </w:rPr>
           </w:pPr>
-          <w:hyperlink w:anchor="_Toc221545294" w:history="1">
+          <w:hyperlink w:anchor="_Toc221874674" w:history="1">
             <w:r>
               <w:rPr>
                 <w:rStyle w:val="Hyperlink"/>
@@ -282,7 +288,7 @@
                 <w:noProof/>
                 <w:webHidden/>
               </w:rPr>
-              <w:instrText xml:space="preserve"> PAGEREF _Toc221545294 \h </w:instrText>
+              <w:instrText xml:space="preserve"> PAGEREF _Toc221874674 \h </w:instrText>
             </w:r>
             <w:r>
               <w:rPr>
@@ -320,10 +326,11 @@
               <w:tab w:val="right" w:leader="dot" w:pos="9350"/>
             </w:tabs>
             <w:rPr>
+              <w:rFonts w:eastAsiaTheme="minorEastAsia"/>
               <w:noProof/>
             </w:rPr>
           </w:pPr>
-          <w:hyperlink w:anchor="_Toc221545295" w:history="1">
+          <w:hyperlink w:anchor="_Toc221874675" w:history="1">
             <w:r>
               <w:rPr>
                 <w:rStyle w:val="Hyperlink"/>
@@ -350,7 +357,7 @@
                 <w:noProof/>
                 <w:webHidden/>
               </w:rPr>
-              <w:instrText xml:space="preserve"> PAGEREF _Toc221545295 \h </w:instrText>
+              <w:instrText xml:space="preserve"> PAGEREF _Toc221874675 \h </w:instrText>
             </w:r>
             <w:r>
               <w:rPr>
@@ -388,10 +395,11 @@
               <w:tab w:val="right" w:leader="dot" w:pos="9350"/>
             </w:tabs>
             <w:rPr>
+              <w:rFonts w:eastAsiaTheme="minorEastAsia"/>
               <w:noProof/>
             </w:rPr>
           </w:pPr>
-          <w:hyperlink w:anchor="_Toc221545296" w:history="1">
+          <w:hyperlink w:anchor="_Toc221874676" w:history="1">
             <w:r>
               <w:rPr>
                 <w:rStyle w:val="Hyperlink"/>
@@ -418,7 +426,7 @@
                 <w:noProof/>
                 <w:webHidden/>
               </w:rPr>
-              <w:instrText xml:space="preserve"> PAGEREF _Toc221545296 \h </w:instrText>
+              <w:instrText xml:space="preserve"> PAGEREF _Toc221874676 \h </w:instrText>
             </w:r>
             <w:r>
               <w:rPr>
@@ -438,7 +446,7 @@
                 <w:noProof/>
                 <w:webHidden/>
               </w:rPr>
-              <w:t>25</w:t>
+              <w:t>26</w:t>
             </w:r>
             <w:r>
               <w:rPr>
@@ -456,10 +464,80 @@
               <w:tab w:val="right" w:leader="dot" w:pos="9350"/>
             </w:tabs>
             <w:rPr>
+              <w:rFonts w:eastAsiaTheme="minorEastAsia"/>
               <w:noProof/>
             </w:rPr>
           </w:pPr>
-          <w:hyperlink w:anchor="_Toc221545297" w:history="1">
+          <w:hyperlink w:anchor="_Toc221874677" w:history="1">
+            <w:r>
+              <w:rPr>
+                <w:rStyle w:val="Hyperlink"/>
+                <w:noProof/>
+              </w:rPr>
+              <w:t>Chapter 7 — Outline Approval &amp; Locking Process</w:t>
+            </w:r>
+            <w:r>
+              <w:rPr>
+                <w:noProof/>
+                <w:webHidden/>
+              </w:rPr>
+              <w:tab/>
+            </w:r>
+            <w:r>
+              <w:rPr>
+                <w:noProof/>
+                <w:webHidden/>
+              </w:rPr>
+              <w:fldChar w:fldCharType="begin"/>
+            </w:r>
+            <w:r>
+              <w:rPr>
+                <w:noProof/>
+                <w:webHidden/>
+              </w:rPr>
+              <w:instrText xml:space="preserve"> PAGEREF _Toc221874677 \h </w:instrText>
+            </w:r>
+            <w:r>
+              <w:rPr>
+                <w:noProof/>
+                <w:webHidden/>
+              </w:rPr>
+            </w:r>
+            <w:r>
+              <w:rPr>
+                <w:noProof/>
+                <w:webHidden/>
+              </w:rPr>
+              <w:fldChar w:fldCharType="separate"/>
+            </w:r>
+            <w:r>
+              <w:rPr>
+                <w:noProof/>
+                <w:webHidden/>
+              </w:rPr>
+              <w:t>30</w:t>
+            </w:r>
+            <w:r>
+              <w:rPr>
+                <w:noProof/>
+                <w:webHidden/>
+              </w:rPr>
+              <w:fldChar w:fldCharType="end"/>
+            </w:r>
+          </w:hyperlink>
+        </w:p>
+        <w:p>
+          <w:pPr>
+            <w:pStyle w:val="TOC1"/>
+            <w:tabs>
+              <w:tab w:val="right" w:leader="dot" w:pos="9350"/>
+            </w:tabs>
+            <w:rPr>
+              <w:rFonts w:eastAsiaTheme="minorEastAsia"/>
+              <w:noProof/>
+            </w:rPr>
+          </w:pPr>
+          <w:hyperlink w:anchor="_Toc221874678" w:history="1">
             <w:r>
               <w:rPr>
                 <w:rStyle w:val="Hyperlink"/>
@@ -486,7 +564,7 @@
                 <w:noProof/>
                 <w:webHidden/>
               </w:rPr>
-              <w:instrText xml:space="preserve"> PAGEREF _Toc221545297 \h </w:instrText>
+              <w:instrText xml:space="preserve"> PAGEREF _Toc221874678 \h </w:instrText>
             </w:r>
             <w:r>
               <w:rPr>
@@ -506,7 +584,7 @@
                 <w:noProof/>
                 <w:webHidden/>
               </w:rPr>
-              <w:t>33</w:t>
+              <w:t>35</w:t>
             </w:r>
             <w:r>
               <w:rPr>
@@ -524,10 +602,11 @@
               <w:tab w:val="right" w:leader="dot" w:pos="9350"/>
             </w:tabs>
             <w:rPr>
+              <w:rFonts w:eastAsiaTheme="minorEastAsia"/>
               <w:noProof/>
             </w:rPr>
           </w:pPr>
-          <w:hyperlink w:anchor="_Toc221545298" w:history="1">
+          <w:hyperlink w:anchor="_Toc221874679" w:history="1">
             <w:r>
               <w:rPr>
                 <w:rStyle w:val="Hyperlink"/>
@@ -554,7 +633,7 @@
                 <w:noProof/>
                 <w:webHidden/>
               </w:rPr>
-              <w:instrText xml:space="preserve"> PAGEREF _Toc221545298 \h </w:instrText>
+              <w:instrText xml:space="preserve"> PAGEREF _Toc221874679 \h </w:instrText>
             </w:r>
             <w:r>
               <w:rPr>
@@ -574,7 +653,7 @@
                 <w:noProof/>
                 <w:webHidden/>
               </w:rPr>
-              <w:t>37</w:t>
+              <w:t>39</w:t>
             </w:r>
             <w:r>
               <w:rPr>
@@ -592,10 +671,218 @@
               <w:tab w:val="right" w:leader="dot" w:pos="9350"/>
             </w:tabs>
             <w:rPr>
+              <w:rFonts w:eastAsiaTheme="minorEastAsia"/>
               <w:noProof/>
             </w:rPr>
           </w:pPr>
-          <w:hyperlink w:anchor="_Toc221545299" w:history="1">
+          <w:hyperlink w:anchor="_Toc221874680" w:history="1">
+            <w:r>
+              <w:rPr>
+                <w:rStyle w:val="Hyperlink"/>
+                <w:noProof/>
+              </w:rPr>
+              <w:t>Chapter 10 — Technical Depth &amp; Abstraction Rules</w:t>
+            </w:r>
+            <w:r>
+              <w:rPr>
+                <w:noProof/>
+                <w:webHidden/>
+              </w:rPr>
+              <w:tab/>
+            </w:r>
+            <w:r>
+              <w:rPr>
+                <w:noProof/>
+                <w:webHidden/>
+              </w:rPr>
+              <w:fldChar w:fldCharType="begin"/>
+            </w:r>
+            <w:r>
+              <w:rPr>
+                <w:noProof/>
+                <w:webHidden/>
+              </w:rPr>
+              <w:instrText xml:space="preserve"> PAGEREF _Toc221874680 \h </w:instrText>
+            </w:r>
+            <w:r>
+              <w:rPr>
+                <w:noProof/>
+                <w:webHidden/>
+              </w:rPr>
+            </w:r>
+            <w:r>
+              <w:rPr>
+                <w:noProof/>
+                <w:webHidden/>
+              </w:rPr>
+              <w:fldChar w:fldCharType="separate"/>
+            </w:r>
+            <w:r>
+              <w:rPr>
+                <w:noProof/>
+                <w:webHidden/>
+              </w:rPr>
+              <w:t>43</w:t>
+            </w:r>
+            <w:r>
+              <w:rPr>
+                <w:noProof/>
+                <w:webHidden/>
+              </w:rPr>
+              <w:fldChar w:fldCharType="end"/>
+            </w:r>
+          </w:hyperlink>
+        </w:p>
+        <w:p>
+          <w:pPr>
+            <w:pStyle w:val="TOC1"/>
+            <w:tabs>
+              <w:tab w:val="right" w:leader="dot" w:pos="9350"/>
+            </w:tabs>
+            <w:rPr>
+              <w:rFonts w:eastAsiaTheme="minorEastAsia"/>
+              <w:noProof/>
+            </w:rPr>
+          </w:pPr>
+          <w:hyperlink w:anchor="_Toc221874681" w:history="1">
+            <w:r>
+              <w:rPr>
+                <w:rStyle w:val="Hyperlink"/>
+                <w:noProof/>
+              </w:rPr>
+              <w:t>Chapter 11 — Intern Execution Readiness</w:t>
+            </w:r>
+            <w:r>
+              <w:rPr>
+                <w:noProof/>
+                <w:webHidden/>
+              </w:rPr>
+              <w:tab/>
+            </w:r>
+            <w:r>
+              <w:rPr>
+                <w:noProof/>
+                <w:webHidden/>
+              </w:rPr>
+              <w:fldChar w:fldCharType="begin"/>
+            </w:r>
+            <w:r>
+              <w:rPr>
+                <w:noProof/>
+                <w:webHidden/>
+              </w:rPr>
+              <w:instrText xml:space="preserve"> PAGEREF _Toc221874681 \h </w:instrText>
+            </w:r>
+            <w:r>
+              <w:rPr>
+                <w:noProof/>
+                <w:webHidden/>
+              </w:rPr>
+            </w:r>
+            <w:r>
+              <w:rPr>
+                <w:noProof/>
+                <w:webHidden/>
+              </w:rPr>
+              <w:fldChar w:fldCharType="separate"/>
+            </w:r>
+            <w:r>
+              <w:rPr>
+                <w:noProof/>
+                <w:webHidden/>
+              </w:rPr>
+              <w:t>48</w:t>
+            </w:r>
+            <w:r>
+              <w:rPr>
+                <w:noProof/>
+                <w:webHidden/>
+              </w:rPr>
+              <w:fldChar w:fldCharType="end"/>
+            </w:r>
+          </w:hyperlink>
+        </w:p>
+        <w:p>
+          <w:pPr>
+            <w:pStyle w:val="TOC1"/>
+            <w:tabs>
+              <w:tab w:val="right" w:leader="dot" w:pos="9350"/>
+            </w:tabs>
+            <w:rPr>
+              <w:rFonts w:eastAsiaTheme="minorEastAsia"/>
+              <w:noProof/>
+            </w:rPr>
+          </w:pPr>
+          <w:hyperlink w:anchor="_Toc221874682" w:history="1">
+            <w:r>
+              <w:rPr>
+                <w:rStyle w:val="Hyperlink"/>
+                <w:noProof/>
+              </w:rPr>
+              <w:t>Chapter 12 — Quality Gates &amp; Validation Checks</w:t>
+            </w:r>
+            <w:r>
+              <w:rPr>
+                <w:noProof/>
+                <w:webHidden/>
+              </w:rPr>
+              <w:tab/>
+            </w:r>
+            <w:r>
+              <w:rPr>
+                <w:noProof/>
+                <w:webHidden/>
+              </w:rPr>
+              <w:fldChar w:fldCharType="begin"/>
+            </w:r>
+            <w:r>
+              <w:rPr>
+                <w:noProof/>
+                <w:webHidden/>
+              </w:rPr>
+              <w:instrText xml:space="preserve"> PAGEREF _Toc221874682 \h </w:instrText>
+            </w:r>
+            <w:r>
+              <w:rPr>
+                <w:noProof/>
+                <w:webHidden/>
+              </w:rPr>
+            </w:r>
+            <w:r>
+              <w:rPr>
+                <w:noProof/>
+                <w:webHidden/>
+              </w:rPr>
+              <w:fldChar w:fldCharType="separate"/>
+            </w:r>
+            <w:r>
+              <w:rPr>
+                <w:noProof/>
+                <w:webHidden/>
+              </w:rPr>
+              <w:t>52</w:t>
+            </w:r>
+            <w:r>
+              <w:rPr>
+                <w:noProof/>
+                <w:webHidden/>
+              </w:rPr>
+              <w:fldChar w:fldCharType="end"/>
+            </w:r>
+          </w:hyperlink>
+        </w:p>
+        <w:p>
+          <w:pPr>
+            <w:pStyle w:val="TOC1"/>
+            <w:tabs>
+              <w:tab w:val="right" w:leader="dot" w:pos="9350"/>
+            </w:tabs>
+            <w:rPr>
+              <w:rFonts w:eastAsiaTheme="minorEastAsia"/>
+              <w:noProof/>
+            </w:rPr>
+          </w:pPr>
+          <w:hyperlink w:anchor="_Toc221874683" w:history="1">
             <w:r>
               <w:rPr>
                 <w:rStyle w:val="Hyperlink"/>
@@ -622,7 +909,7 @@
                 <w:noProof/>
                 <w:webHidden/>
               </w:rPr>
-              <w:instrText xml:space="preserve"> PAGEREF _Toc221545299 \h </w:instrText>
+              <w:instrText xml:space="preserve"> PAGEREF _Toc221874683 \h </w:instrText>
             </w:r>
             <w:r>
               <w:rPr>
@@ -642,7 +929,7 @@
                 <w:noProof/>
                 <w:webHidden/>
               </w:rPr>
-              <w:t>54</w:t>
+              <w:t>56</w:t>
             </w:r>
             <w:r>
               <w:rPr>
@@ -660,10 +947,11 @@
               <w:tab w:val="right" w:leader="dot" w:pos="9350"/>
             </w:tabs>
             <w:rPr>
+              <w:rFonts w:eastAsiaTheme="minorEastAsia"/>
               <w:noProof/>
             </w:rPr>
           </w:pPr>
-          <w:hyperlink w:anchor="_Toc221545300" w:history="1">
+          <w:hyperlink w:anchor="_Toc221874684" w:history="1">
             <w:r>
               <w:rPr>
                 <w:rStyle w:val="Hyperlink"/>
@@ -690,7 +978,7 @@
                 <w:noProof/>
                 <w:webHidden/>
               </w:rPr>
-              <w:instrText xml:space="preserve"> PAGEREF _Toc221545300 \h </w:instrText>
+              <w:instrText xml:space="preserve"> PAGEREF _Toc221874684 \h </w:instrText>
             </w:r>
             <w:r>
               <w:rPr>
@@ -710,7 +998,7 @@
                 <w:noProof/>
                 <w:webHidden/>
               </w:rPr>
-              <w:t>58</w:t>
+              <w:t>60</w:t>
             </w:r>
             <w:r>
               <w:rPr>
@@ -750,7 +1038,7 @@
       <w:pPr>
         <w:pStyle w:val="Heading1"/>
       </w:pPr>
-      <w:bookmarkStart w:id="0" w:name="_Toc221545291"/>
+      <w:bookmarkStart w:id="0" w:name="_Toc221874671"/>
       <w:r>
         <w:lastRenderedPageBreak/>
         <w:t>Chapter 1 — System Purpose &amp; Operating Philosophy</w:t>
@@ -872,7 +1160,7 @@
     <w:p>
       <w:r>
         <w:pict w14:anchorId="7650911B">
-          <v:rect id="_x0000_i2069" style="width:0;height:1.5pt" o:hralign="center" o:hrstd="t" o:hr="t" fillcolor="#a0a0a0" stroked="f"/>
+          <v:rect id="_x0000_i1025" style="width:0;height:1.5pt" o:hralign="center" o:hrstd="t" o:hr="t" fillcolor="#a0a0a0" stroked="f"/>
         </w:pict>
       </w:r>
     </w:p>
@@ -1006,7 +1294,7 @@
     <w:p>
       <w:r>
         <w:pict w14:anchorId="0BDBA2B0">
-          <v:rect id="_x0000_i2070" style="width:0;height:1.5pt" o:hralign="center" o:hrstd="t" o:hr="t" fillcolor="#a0a0a0" stroked="f"/>
+          <v:rect id="_x0000_i1026" style="width:0;height:1.5pt" o:hralign="center" o:hrstd="t" o:hr="t" fillcolor="#a0a0a0" stroked="f"/>
         </w:pict>
       </w:r>
     </w:p>
@@ -1113,7 +1401,7 @@
     <w:p>
       <w:r>
         <w:pict w14:anchorId="03FCE061">
-          <v:rect id="_x0000_i2071" style="width:0;height:1.5pt" o:hralign="center" o:hrstd="t" o:hr="t" fillcolor="#a0a0a0" stroked="f"/>
+          <v:rect id="_x0000_i1027" style="width:0;height:1.5pt" o:hralign="center" o:hrstd="t" o:hr="t" fillcolor="#a0a0a0" stroked="f"/>
         </w:pict>
       </w:r>
     </w:p>
@@ -1169,7 +1457,7 @@
     <w:p>
       <w:r>
         <w:pict w14:anchorId="1738A3AF">
-          <v:rect id="_x0000_i2072" style="width:0;height:1.5pt" o:hralign="center" o:hrstd="t" o:hr="t" fillcolor="#a0a0a0" stroked="f"/>
+          <v:rect id="_x0000_i1028" style="width:0;height:1.5pt" o:hralign="center" o:hrstd="t" o:hr="t" fillcolor="#a0a0a0" stroked="f"/>
         </w:pict>
       </w:r>
     </w:p>
@@ -1250,7 +1538,7 @@
     <w:p>
       <w:r>
         <w:pict w14:anchorId="72EC3E1F">
-          <v:rect id="_x0000_i2073" style="width:0;height:1.5pt" o:hralign="center" o:hrstd="t" o:hr="t" fillcolor="#a0a0a0" stroked="f"/>
+          <v:rect id="_x0000_i1029" style="width:0;height:1.5pt" o:hralign="center" o:hrstd="t" o:hr="t" fillcolor="#a0a0a0" stroked="f"/>
         </w:pict>
       </w:r>
     </w:p>
@@ -1316,7 +1604,7 @@
     <w:p>
       <w:r>
         <w:pict w14:anchorId="6C182B63">
-          <v:rect id="_x0000_i2074" style="width:0;height:1.5pt" o:hralign="center" o:hrstd="t" o:hr="t" fillcolor="#a0a0a0" stroked="f"/>
+          <v:rect id="_x0000_i1030" style="width:0;height:1.5pt" o:hralign="center" o:hrstd="t" o:hr="t" fillcolor="#a0a0a0" stroked="f"/>
         </w:pict>
       </w:r>
     </w:p>
@@ -1381,7 +1669,7 @@
     <w:p>
       <w:r>
         <w:pict w14:anchorId="7645662E">
-          <v:rect id="_x0000_i2075" style="width:0;height:1.5pt" o:hralign="center" o:hrstd="t" o:hr="t" fillcolor="#a0a0a0" stroked="f"/>
+          <v:rect id="_x0000_i1031" style="width:0;height:1.5pt" o:hralign="center" o:hrstd="t" o:hr="t" fillcolor="#a0a0a0" stroked="f"/>
         </w:pict>
       </w:r>
     </w:p>
@@ -1445,7 +1733,7 @@
     <w:p>
       <w:r>
         <w:pict w14:anchorId="5F6DDE3B">
-          <v:rect id="_x0000_i2076" style="width:0;height:1.5pt" o:hralign="center" o:hrstd="t" o:hr="t" fillcolor="#a0a0a0" stroked="f"/>
+          <v:rect id="_x0000_i1032" style="width:0;height:1.5pt" o:hralign="center" o:hrstd="t" o:hr="t" fillcolor="#a0a0a0" stroked="f"/>
         </w:pict>
       </w:r>
     </w:p>
@@ -1527,7 +1815,7 @@
     <w:p>
       <w:r>
         <w:pict w14:anchorId="14F37074">
-          <v:rect id="_x0000_i2077" style="width:0;height:1.5pt" o:hralign="center" o:hrstd="t" o:hr="t" fillcolor="#a0a0a0" stroked="f"/>
+          <v:rect id="_x0000_i1033" style="width:0;height:1.5pt" o:hralign="center" o:hrstd="t" o:hr="t" fillcolor="#a0a0a0" stroked="f"/>
         </w:pict>
       </w:r>
     </w:p>
@@ -1535,7 +1823,7 @@
       <w:pPr>
         <w:pStyle w:val="Heading1"/>
       </w:pPr>
-      <w:bookmarkStart w:id="1" w:name="_Toc221545292"/>
+      <w:bookmarkStart w:id="1" w:name="_Toc221874672"/>
       <w:r>
         <w:lastRenderedPageBreak/>
         <w:t>Chapter 2 — User Roles &amp; Usage Scenarios</w:t>
@@ -1791,7 +2079,7 @@
     <w:p>
       <w:r>
         <w:pict w14:anchorId="27F7BC19">
-          <v:rect id="_x0000_i2079" style="width:0;height:1.5pt" o:hralign="center" o:hrstd="t" o:hr="t" fillcolor="#a0a0a0" stroked="f"/>
+          <v:rect id="_x0000_i1034" style="width:0;height:1.5pt" o:hralign="center" o:hrstd="t" o:hr="t" fillcolor="#a0a0a0" stroked="f"/>
         </w:pict>
       </w:r>
     </w:p>
@@ -2030,7 +2318,7 @@
     <w:p>
       <w:r>
         <w:pict w14:anchorId="65F7E418">
-          <v:rect id="_x0000_i2080" style="width:0;height:1.5pt" o:hralign="center" o:hrstd="t" o:hr="t" fillcolor="#a0a0a0" stroked="f"/>
+          <v:rect id="_x0000_i1035" style="width:0;height:1.5pt" o:hralign="center" o:hrstd="t" o:hr="t" fillcolor="#a0a0a0" stroked="f"/>
         </w:pict>
       </w:r>
     </w:p>
@@ -2149,7 +2437,7 @@
     <w:p>
       <w:r>
         <w:pict w14:anchorId="71F664D3">
-          <v:rect id="_x0000_i2081" style="width:0;height:1.5pt" o:hralign="center" o:hrstd="t" o:hr="t" fillcolor="#a0a0a0" stroked="f"/>
+          <v:rect id="_x0000_i1036" style="width:0;height:1.5pt" o:hralign="center" o:hrstd="t" o:hr="t" fillcolor="#a0a0a0" stroked="f"/>
         </w:pict>
       </w:r>
     </w:p>
@@ -2231,7 +2519,7 @@
     <w:p>
       <w:r>
         <w:pict w14:anchorId="1486F960">
-          <v:rect id="_x0000_i2082" style="width:0;height:1.5pt" o:hralign="center" o:hrstd="t" o:hr="t" fillcolor="#a0a0a0" stroked="f"/>
+          <v:rect id="_x0000_i1037" style="width:0;height:1.5pt" o:hralign="center" o:hrstd="t" o:hr="t" fillcolor="#a0a0a0" stroked="f"/>
         </w:pict>
       </w:r>
     </w:p>
@@ -2323,7 +2611,7 @@
     <w:p>
       <w:r>
         <w:pict w14:anchorId="1919A222">
-          <v:rect id="_x0000_i2083" style="width:0;height:1.5pt" o:hralign="center" o:hrstd="t" o:hr="t" fillcolor="#a0a0a0" stroked="f"/>
+          <v:rect id="_x0000_i1038" style="width:0;height:1.5pt" o:hralign="center" o:hrstd="t" o:hr="t" fillcolor="#a0a0a0" stroked="f"/>
         </w:pict>
       </w:r>
     </w:p>
@@ -2400,7 +2688,7 @@
     <w:p>
       <w:r>
         <w:pict w14:anchorId="076DA60E">
-          <v:rect id="_x0000_i2084" style="width:0;height:1.5pt" o:hralign="center" o:hrstd="t" o:hr="t" fillcolor="#a0a0a0" stroked="f"/>
+          <v:rect id="_x0000_i1039" style="width:0;height:1.5pt" o:hralign="center" o:hrstd="t" o:hr="t" fillcolor="#a0a0a0" stroked="f"/>
         </w:pict>
       </w:r>
     </w:p>
@@ -2466,7 +2754,7 @@
     <w:p>
       <w:r>
         <w:pict w14:anchorId="1488274D">
-          <v:rect id="_x0000_i2085" style="width:0;height:1.5pt" o:hralign="center" o:hrstd="t" o:hr="t" fillcolor="#a0a0a0" stroked="f"/>
+          <v:rect id="_x0000_i1040" style="width:0;height:1.5pt" o:hralign="center" o:hrstd="t" o:hr="t" fillcolor="#a0a0a0" stroked="f"/>
         </w:pict>
       </w:r>
     </w:p>
@@ -2538,7 +2826,7 @@
     <w:p>
       <w:r>
         <w:pict w14:anchorId="46588200">
-          <v:rect id="_x0000_i2086" style="width:0;height:1.5pt" o:hralign="center" o:hrstd="t" o:hr="t" fillcolor="#a0a0a0" stroked="f"/>
+          <v:rect id="_x0000_i1041" style="width:0;height:1.5pt" o:hralign="center" o:hrstd="t" o:hr="t" fillcolor="#a0a0a0" stroked="f"/>
         </w:pict>
       </w:r>
     </w:p>
@@ -2560,7 +2848,7 @@
       <w:pPr>
         <w:pStyle w:val="Heading1"/>
       </w:pPr>
-      <w:bookmarkStart w:id="2" w:name="_Toc221545293"/>
+      <w:bookmarkStart w:id="2" w:name="_Toc221874673"/>
       <w:r>
         <w:lastRenderedPageBreak/>
         <w:t>Chapter 3 — Conversation Engine Design</w:t>
@@ -2679,7 +2967,7 @@
     <w:p>
       <w:r>
         <w:pict w14:anchorId="66F382E2">
-          <v:rect id="_x0000_i2088" style="width:0;height:1.5pt" o:hralign="center" o:hrstd="t" o:hr="t" fillcolor="#a0a0a0" stroked="f"/>
+          <v:rect id="_x0000_i1042" style="width:0;height:1.5pt" o:hralign="center" o:hrstd="t" o:hr="t" fillcolor="#a0a0a0" stroked="f"/>
         </w:pict>
       </w:r>
     </w:p>
@@ -2884,7 +3172,7 @@
     <w:p>
       <w:r>
         <w:pict w14:anchorId="26F0F2FE">
-          <v:rect id="_x0000_i2089" style="width:0;height:1.5pt" o:hralign="center" o:hrstd="t" o:hr="t" fillcolor="#a0a0a0" stroked="f"/>
+          <v:rect id="_x0000_i1043" style="width:0;height:1.5pt" o:hralign="center" o:hrstd="t" o:hr="t" fillcolor="#a0a0a0" stroked="f"/>
         </w:pict>
       </w:r>
     </w:p>
@@ -3090,7 +3378,7 @@
     <w:p>
       <w:r>
         <w:pict w14:anchorId="04A6BA6A">
-          <v:rect id="_x0000_i2090" style="width:0;height:1.5pt" o:hralign="center" o:hrstd="t" o:hr="t" fillcolor="#a0a0a0" stroked="f"/>
+          <v:rect id="_x0000_i1044" style="width:0;height:1.5pt" o:hralign="center" o:hrstd="t" o:hr="t" fillcolor="#a0a0a0" stroked="f"/>
         </w:pict>
       </w:r>
     </w:p>
@@ -3180,7 +3468,7 @@
     <w:p>
       <w:r>
         <w:pict w14:anchorId="0B4A3A92">
-          <v:rect id="_x0000_i2091" style="width:0;height:1.5pt" o:hralign="center" o:hrstd="t" o:hr="t" fillcolor="#a0a0a0" stroked="f"/>
+          <v:rect id="_x0000_i1045" style="width:0;height:1.5pt" o:hralign="center" o:hrstd="t" o:hr="t" fillcolor="#a0a0a0" stroked="f"/>
         </w:pict>
       </w:r>
     </w:p>
@@ -3218,7 +3506,7 @@
     <w:p>
       <w:r>
         <w:pict w14:anchorId="39B5A026">
-          <v:rect id="_x0000_i2092" style="width:0;height:1.5pt" o:hralign="center" o:hrstd="t" o:hr="t" fillcolor="#a0a0a0" stroked="f"/>
+          <v:rect id="_x0000_i1046" style="width:0;height:1.5pt" o:hralign="center" o:hrstd="t" o:hr="t" fillcolor="#a0a0a0" stroked="f"/>
         </w:pict>
       </w:r>
     </w:p>
@@ -3283,7 +3571,7 @@
     <w:p>
       <w:r>
         <w:pict w14:anchorId="07CD929F">
-          <v:rect id="_x0000_i2093" style="width:0;height:1.5pt" o:hralign="center" o:hrstd="t" o:hr="t" fillcolor="#a0a0a0" stroked="f"/>
+          <v:rect id="_x0000_i1047" style="width:0;height:1.5pt" o:hralign="center" o:hrstd="t" o:hr="t" fillcolor="#a0a0a0" stroked="f"/>
         </w:pict>
       </w:r>
     </w:p>
@@ -3315,7 +3603,7 @@
     <w:p>
       <w:r>
         <w:pict w14:anchorId="747E95CE">
-          <v:rect id="_x0000_i2094" style="width:0;height:1.5pt" o:hralign="center" o:hrstd="t" o:hr="t" fillcolor="#a0a0a0" stroked="f"/>
+          <v:rect id="_x0000_i1048" style="width:0;height:1.5pt" o:hralign="center" o:hrstd="t" o:hr="t" fillcolor="#a0a0a0" stroked="f"/>
         </w:pict>
       </w:r>
     </w:p>
@@ -3428,7 +3716,7 @@
     <w:p>
       <w:r>
         <w:pict w14:anchorId="3745FAF2">
-          <v:rect id="_x0000_i2095" style="width:0;height:1.5pt" o:hralign="center" o:hrstd="t" o:hr="t" fillcolor="#a0a0a0" stroked="f"/>
+          <v:rect id="_x0000_i1049" style="width:0;height:1.5pt" o:hralign="center" o:hrstd="t" o:hr="t" fillcolor="#a0a0a0" stroked="f"/>
         </w:pict>
       </w:r>
     </w:p>
@@ -3504,7 +3792,7 @@
     <w:p>
       <w:r>
         <w:pict w14:anchorId="12B8DA2D">
-          <v:rect id="_x0000_i2096" style="width:0;height:1.5pt" o:hralign="center" o:hrstd="t" o:hr="t" fillcolor="#a0a0a0" stroked="f"/>
+          <v:rect id="_x0000_i1050" style="width:0;height:1.5pt" o:hralign="center" o:hrstd="t" o:hr="t" fillcolor="#a0a0a0" stroked="f"/>
         </w:pict>
       </w:r>
     </w:p>
@@ -3554,7 +3842,7 @@
     <w:p>
       <w:r>
         <w:pict w14:anchorId="5896B608">
-          <v:rect id="_x0000_i2097" style="width:0;height:1.5pt" o:hralign="center" o:hrstd="t" o:hr="t" fillcolor="#a0a0a0" stroked="f"/>
+          <v:rect id="_x0000_i1051" style="width:0;height:1.5pt" o:hralign="center" o:hrstd="t" o:hr="t" fillcolor="#a0a0a0" stroked="f"/>
         </w:pict>
       </w:r>
     </w:p>
@@ -3694,7 +3982,7 @@
     <w:p>
       <w:r>
         <w:pict w14:anchorId="28D227E6">
-          <v:rect id="_x0000_i2098" style="width:0;height:1.5pt" o:hralign="center" o:hrstd="t" o:hr="t" fillcolor="#a0a0a0" stroked="f"/>
+          <v:rect id="_x0000_i1052" style="width:0;height:1.5pt" o:hralign="center" o:hrstd="t" o:hr="t" fillcolor="#a0a0a0" stroked="f"/>
         </w:pict>
       </w:r>
     </w:p>
@@ -3751,7 +4039,7 @@
     <w:p>
       <w:r>
         <w:pict w14:anchorId="215177FA">
-          <v:rect id="_x0000_i2099" style="width:0;height:1.5pt" o:hralign="center" o:hrstd="t" o:hr="t" fillcolor="#a0a0a0" stroked="f"/>
+          <v:rect id="_x0000_i1053" style="width:0;height:1.5pt" o:hralign="center" o:hrstd="t" o:hr="t" fillcolor="#a0a0a0" stroked="f"/>
         </w:pict>
       </w:r>
     </w:p>
@@ -3860,7 +4148,7 @@
     <w:p>
       <w:r>
         <w:pict w14:anchorId="4D7467FE">
-          <v:rect id="_x0000_i2100" style="width:0;height:1.5pt" o:hralign="center" o:hrstd="t" o:hr="t" fillcolor="#a0a0a0" stroked="f"/>
+          <v:rect id="_x0000_i1054" style="width:0;height:1.5pt" o:hralign="center" o:hrstd="t" o:hr="t" fillcolor="#a0a0a0" stroked="f"/>
         </w:pict>
       </w:r>
     </w:p>
@@ -3960,7 +4248,7 @@
       <w:pPr>
         <w:pStyle w:val="Heading1"/>
       </w:pPr>
-      <w:bookmarkStart w:id="3" w:name="_Toc221545294"/>
+      <w:bookmarkStart w:id="3" w:name="_Toc221874674"/>
       <w:r>
         <w:lastRenderedPageBreak/>
         <w:t>Chapter 4 — Guided Ideation Framework</w:t>
@@ -4053,7 +4341,7 @@
     <w:p>
       <w:r>
         <w:pict w14:anchorId="4CF5DD62">
-          <v:rect id="_x0000_i2103" style="width:0;height:1.5pt" o:hralign="center" o:hrstd="t" o:hr="t" fillcolor="#a0a0a0" stroked="f"/>
+          <v:rect id="_x0000_i1055" style="width:0;height:1.5pt" o:hralign="center" o:hrstd="t" o:hr="t" fillcolor="#a0a0a0" stroked="f"/>
         </w:pict>
       </w:r>
     </w:p>
@@ -4149,7 +4437,7 @@
     <w:p>
       <w:r>
         <w:pict w14:anchorId="0F3ADF08">
-          <v:rect id="_x0000_i2104" style="width:0;height:1.5pt" o:hralign="center" o:hrstd="t" o:hr="t" fillcolor="#a0a0a0" stroked="f"/>
+          <v:rect id="_x0000_i1056" style="width:0;height:1.5pt" o:hralign="center" o:hrstd="t" o:hr="t" fillcolor="#a0a0a0" stroked="f"/>
         </w:pict>
       </w:r>
     </w:p>
@@ -4206,7 +4494,7 @@
     <w:p>
       <w:r>
         <w:pict w14:anchorId="608AF4FF">
-          <v:rect id="_x0000_i2105" style="width:0;height:1.5pt" o:hralign="center" o:hrstd="t" o:hr="t" fillcolor="#a0a0a0" stroked="f"/>
+          <v:rect id="_x0000_i1057" style="width:0;height:1.5pt" o:hralign="center" o:hrstd="t" o:hr="t" fillcolor="#a0a0a0" stroked="f"/>
         </w:pict>
       </w:r>
     </w:p>
@@ -4272,7 +4560,7 @@
     <w:p>
       <w:r>
         <w:pict w14:anchorId="4DE5B23A">
-          <v:rect id="_x0000_i2106" style="width:0;height:1.5pt" o:hralign="center" o:hrstd="t" o:hr="t" fillcolor="#a0a0a0" stroked="f"/>
+          <v:rect id="_x0000_i1058" style="width:0;height:1.5pt" o:hralign="center" o:hrstd="t" o:hr="t" fillcolor="#a0a0a0" stroked="f"/>
         </w:pict>
       </w:r>
     </w:p>
@@ -4303,7 +4591,7 @@
     <w:p>
       <w:r>
         <w:pict w14:anchorId="7FF341DE">
-          <v:rect id="_x0000_i2107" style="width:0;height:1.5pt" o:hralign="center" o:hrstd="t" o:hr="t" fillcolor="#a0a0a0" stroked="f"/>
+          <v:rect id="_x0000_i1059" style="width:0;height:1.5pt" o:hralign="center" o:hrstd="t" o:hr="t" fillcolor="#a0a0a0" stroked="f"/>
         </w:pict>
       </w:r>
     </w:p>
@@ -4399,7 +4687,7 @@
     <w:p>
       <w:r>
         <w:pict w14:anchorId="3232E9F2">
-          <v:rect id="_x0000_i2108" style="width:0;height:1.5pt" o:hralign="center" o:hrstd="t" o:hr="t" fillcolor="#a0a0a0" stroked="f"/>
+          <v:rect id="_x0000_i1060" style="width:0;height:1.5pt" o:hralign="center" o:hrstd="t" o:hr="t" fillcolor="#a0a0a0" stroked="f"/>
         </w:pict>
       </w:r>
     </w:p>
@@ -4493,7 +4781,7 @@
     <w:p>
       <w:r>
         <w:pict w14:anchorId="6645ABF9">
-          <v:rect id="_x0000_i2109" style="width:0;height:1.5pt" o:hralign="center" o:hrstd="t" o:hr="t" fillcolor="#a0a0a0" stroked="f"/>
+          <v:rect id="_x0000_i1061" style="width:0;height:1.5pt" o:hralign="center" o:hrstd="t" o:hr="t" fillcolor="#a0a0a0" stroked="f"/>
         </w:pict>
       </w:r>
     </w:p>
@@ -4568,7 +4856,7 @@
     <w:p>
       <w:r>
         <w:pict w14:anchorId="19E35F1A">
-          <v:rect id="_x0000_i2110" style="width:0;height:1.5pt" o:hralign="center" o:hrstd="t" o:hr="t" fillcolor="#a0a0a0" stroked="f"/>
+          <v:rect id="_x0000_i1062" style="width:0;height:1.5pt" o:hralign="center" o:hrstd="t" o:hr="t" fillcolor="#a0a0a0" stroked="f"/>
         </w:pict>
       </w:r>
     </w:p>
@@ -4653,7 +4941,7 @@
     <w:p>
       <w:r>
         <w:pict w14:anchorId="42C434A6">
-          <v:rect id="_x0000_i2111" style="width:0;height:1.5pt" o:hralign="center" o:hrstd="t" o:hr="t" fillcolor="#a0a0a0" stroked="f"/>
+          <v:rect id="_x0000_i1063" style="width:0;height:1.5pt" o:hralign="center" o:hrstd="t" o:hr="t" fillcolor="#a0a0a0" stroked="f"/>
         </w:pict>
       </w:r>
     </w:p>
@@ -4680,7 +4968,7 @@
     <w:p>
       <w:r>
         <w:pict w14:anchorId="7C2493BA">
-          <v:rect id="_x0000_i2112" style="width:0;height:1.5pt" o:hralign="center" o:hrstd="t" o:hr="t" fillcolor="#a0a0a0" stroked="f"/>
+          <v:rect id="_x0000_i1064" style="width:0;height:1.5pt" o:hralign="center" o:hrstd="t" o:hr="t" fillcolor="#a0a0a0" stroked="f"/>
         </w:pict>
       </w:r>
     </w:p>
@@ -4809,7 +5097,7 @@
     <w:p>
       <w:r>
         <w:pict w14:anchorId="22443517">
-          <v:rect id="_x0000_i2113" style="width:0;height:1.5pt" o:hralign="center" o:hrstd="t" o:hr="t" fillcolor="#a0a0a0" stroked="f"/>
+          <v:rect id="_x0000_i1065" style="width:0;height:1.5pt" o:hralign="center" o:hrstd="t" o:hr="t" fillcolor="#a0a0a0" stroked="f"/>
         </w:pict>
       </w:r>
     </w:p>
@@ -4907,7 +5195,7 @@
     <w:p>
       <w:r>
         <w:pict w14:anchorId="2DB58A33">
-          <v:rect id="_x0000_i2114" style="width:0;height:1.5pt" o:hralign="center" o:hrstd="t" o:hr="t" fillcolor="#a0a0a0" stroked="f"/>
+          <v:rect id="_x0000_i1066" style="width:0;height:1.5pt" o:hralign="center" o:hrstd="t" o:hr="t" fillcolor="#a0a0a0" stroked="f"/>
         </w:pict>
       </w:r>
     </w:p>
@@ -4983,7 +5271,7 @@
     <w:p>
       <w:r>
         <w:pict w14:anchorId="28838E03">
-          <v:rect id="_x0000_i2115" style="width:0;height:1.5pt" o:hralign="center" o:hrstd="t" o:hr="t" fillcolor="#a0a0a0" stroked="f"/>
+          <v:rect id="_x0000_i1067" style="width:0;height:1.5pt" o:hralign="center" o:hrstd="t" o:hr="t" fillcolor="#a0a0a0" stroked="f"/>
         </w:pict>
       </w:r>
     </w:p>
@@ -5010,7 +5298,7 @@
     <w:p>
       <w:r>
         <w:pict w14:anchorId="59EBC781">
-          <v:rect id="_x0000_i2116" style="width:0;height:1.5pt" o:hralign="center" o:hrstd="t" o:hr="t" fillcolor="#a0a0a0" stroked="f"/>
+          <v:rect id="_x0000_i1068" style="width:0;height:1.5pt" o:hralign="center" o:hrstd="t" o:hr="t" fillcolor="#a0a0a0" stroked="f"/>
         </w:pict>
       </w:r>
     </w:p>
@@ -5070,7 +5358,7 @@
     <w:p>
       <w:r>
         <w:pict w14:anchorId="45518577">
-          <v:rect id="_x0000_i2117" style="width:0;height:1.5pt" o:hralign="center" o:hrstd="t" o:hr="t" fillcolor="#a0a0a0" stroked="f"/>
+          <v:rect id="_x0000_i1069" style="width:0;height:1.5pt" o:hralign="center" o:hrstd="t" o:hr="t" fillcolor="#a0a0a0" stroked="f"/>
         </w:pict>
       </w:r>
     </w:p>
@@ -5107,7 +5395,7 @@
     <w:p>
       <w:r>
         <w:pict w14:anchorId="637A0BC2">
-          <v:rect id="_x0000_i2118" style="width:0;height:1.5pt" o:hralign="center" o:hrstd="t" o:hr="t" fillcolor="#a0a0a0" stroked="f"/>
+          <v:rect id="_x0000_i1070" style="width:0;height:1.5pt" o:hralign="center" o:hrstd="t" o:hr="t" fillcolor="#a0a0a0" stroked="f"/>
         </w:pict>
       </w:r>
     </w:p>
@@ -5152,7 +5440,7 @@
     <w:p>
       <w:r>
         <w:pict w14:anchorId="5C21F009">
-          <v:rect id="_x0000_i2119" style="width:0;height:1.5pt" o:hralign="center" o:hrstd="t" o:hr="t" fillcolor="#a0a0a0" stroked="f"/>
+          <v:rect id="_x0000_i1071" style="width:0;height:1.5pt" o:hralign="center" o:hrstd="t" o:hr="t" fillcolor="#a0a0a0" stroked="f"/>
         </w:pict>
       </w:r>
     </w:p>
@@ -5213,7 +5501,7 @@
       <w:r>
         <w:lastRenderedPageBreak/>
         <w:pict w14:anchorId="1D026BF4">
-          <v:rect id="_x0000_i2120" style="width:0;height:1.5pt" o:hralign="center" o:hrstd="t" o:hr="t" fillcolor="#a0a0a0" stroked="f"/>
+          <v:rect id="_x0000_i1072" style="width:0;height:1.5pt" o:hralign="center" o:hrstd="t" o:hr="t" fillcolor="#a0a0a0" stroked="f"/>
         </w:pict>
       </w:r>
     </w:p>
@@ -5310,7 +5598,7 @@
     <w:p>
       <w:r>
         <w:pict w14:anchorId="00F42B96">
-          <v:rect id="_x0000_i2121" style="width:0;height:1.5pt" o:hralign="center" o:hrstd="t" o:hr="t" fillcolor="#a0a0a0" stroked="f"/>
+          <v:rect id="_x0000_i1073" style="width:0;height:1.5pt" o:hralign="center" o:hrstd="t" o:hr="t" fillcolor="#a0a0a0" stroked="f"/>
         </w:pict>
       </w:r>
     </w:p>
@@ -5392,14 +5680,14 @@
     <w:p>
       <w:r>
         <w:pict w14:anchorId="3238D8F5">
-          <v:rect id="_x0000_i2122" style="width:0;height:1.5pt" o:hralign="center" o:hrstd="t" o:hr="t" fillcolor="#a0a0a0" stroked="f"/>
+          <v:rect id="_x0000_i1074" style="width:0;height:1.5pt" o:hralign="center" o:hrstd="t" o:hr="t" fillcolor="#a0a0a0" stroked="f"/>
         </w:pict>
       </w:r>
     </w:p>
     <w:p>
       <w:r>
         <w:pict w14:anchorId="49E80313">
-          <v:rect id="_x0000_i2123" style="width:0;height:1.5pt" o:hralign="center" o:hrstd="t" o:hr="t" fillcolor="#a0a0a0" stroked="f"/>
+          <v:rect id="_x0000_i1075" style="width:0;height:1.5pt" o:hralign="center" o:hrstd="t" o:hr="t" fillcolor="#a0a0a0" stroked="f"/>
         </w:pict>
       </w:r>
     </w:p>
@@ -5430,7 +5718,7 @@
       <w:pPr>
         <w:pStyle w:val="Heading1"/>
       </w:pPr>
-      <w:bookmarkStart w:id="4" w:name="_Toc221545295"/>
+      <w:bookmarkStart w:id="4" w:name="_Toc221874675"/>
       <w:r>
         <w:lastRenderedPageBreak/>
         <w:t>Chapter 5 — Feature Discovery &amp; Expansion Logic</w:t>
@@ -5561,7 +5849,7 @@
     <w:p>
       <w:r>
         <w:pict w14:anchorId="64CACD99">
-          <v:rect id="_x0000_i2124" style="width:0;height:1.5pt" o:hralign="center" o:hrstd="t" o:hr="t" fillcolor="#a0a0a0" stroked="f"/>
+          <v:rect id="_x0000_i1076" style="width:0;height:1.5pt" o:hralign="center" o:hrstd="t" o:hr="t" fillcolor="#a0a0a0" stroked="f"/>
         </w:pict>
       </w:r>
     </w:p>
@@ -5697,7 +5985,7 @@
     <w:p>
       <w:r>
         <w:pict w14:anchorId="533E5912">
-          <v:rect id="_x0000_i2125" style="width:0;height:1.5pt" o:hralign="center" o:hrstd="t" o:hr="t" fillcolor="#a0a0a0" stroked="f"/>
+          <v:rect id="_x0000_i1077" style="width:0;height:1.5pt" o:hralign="center" o:hrstd="t" o:hr="t" fillcolor="#a0a0a0" stroked="f"/>
         </w:pict>
       </w:r>
     </w:p>
@@ -5782,7 +6070,7 @@
     <w:p>
       <w:r>
         <w:pict w14:anchorId="19EBF65C">
-          <v:rect id="_x0000_i2126" style="width:0;height:1.5pt" o:hralign="center" o:hrstd="t" o:hr="t" fillcolor="#a0a0a0" stroked="f"/>
+          <v:rect id="_x0000_i1078" style="width:0;height:1.5pt" o:hralign="center" o:hrstd="t" o:hr="t" fillcolor="#a0a0a0" stroked="f"/>
         </w:pict>
       </w:r>
     </w:p>
@@ -5809,7 +6097,7 @@
     <w:p>
       <w:r>
         <w:pict w14:anchorId="0C56F3B4">
-          <v:rect id="_x0000_i2127" style="width:0;height:1.5pt" o:hralign="center" o:hrstd="t" o:hr="t" fillcolor="#a0a0a0" stroked="f"/>
+          <v:rect id="_x0000_i1079" style="width:0;height:1.5pt" o:hralign="center" o:hrstd="t" o:hr="t" fillcolor="#a0a0a0" stroked="f"/>
         </w:pict>
       </w:r>
     </w:p>
@@ -5920,7 +6208,7 @@
     <w:p>
       <w:r>
         <w:pict w14:anchorId="7ECFF06B">
-          <v:rect id="_x0000_i2128" style="width:0;height:1.5pt" o:hralign="center" o:hrstd="t" o:hr="t" fillcolor="#a0a0a0" stroked="f"/>
+          <v:rect id="_x0000_i1080" style="width:0;height:1.5pt" o:hralign="center" o:hrstd="t" o:hr="t" fillcolor="#a0a0a0" stroked="f"/>
         </w:pict>
       </w:r>
     </w:p>
@@ -6035,7 +6323,7 @@
     <w:p>
       <w:r>
         <w:pict w14:anchorId="0A472346">
-          <v:rect id="_x0000_i2129" style="width:0;height:1.5pt" o:hralign="center" o:hrstd="t" o:hr="t" fillcolor="#a0a0a0" stroked="f"/>
+          <v:rect id="_x0000_i1081" style="width:0;height:1.5pt" o:hralign="center" o:hrstd="t" o:hr="t" fillcolor="#a0a0a0" stroked="f"/>
         </w:pict>
       </w:r>
     </w:p>
@@ -6131,7 +6419,7 @@
     <w:p>
       <w:r>
         <w:pict w14:anchorId="6620E535">
-          <v:rect id="_x0000_i2130" style="width:0;height:1.5pt" o:hralign="center" o:hrstd="t" o:hr="t" fillcolor="#a0a0a0" stroked="f"/>
+          <v:rect id="_x0000_i1082" style="width:0;height:1.5pt" o:hralign="center" o:hrstd="t" o:hr="t" fillcolor="#a0a0a0" stroked="f"/>
         </w:pict>
       </w:r>
     </w:p>
@@ -6201,7 +6489,7 @@
     <w:p>
       <w:r>
         <w:pict w14:anchorId="1706059D">
-          <v:rect id="_x0000_i2131" style="width:0;height:1.5pt" o:hralign="center" o:hrstd="t" o:hr="t" fillcolor="#a0a0a0" stroked="f"/>
+          <v:rect id="_x0000_i1083" style="width:0;height:1.5pt" o:hralign="center" o:hrstd="t" o:hr="t" fillcolor="#a0a0a0" stroked="f"/>
         </w:pict>
       </w:r>
     </w:p>
@@ -6244,7 +6532,7 @@
     <w:p>
       <w:r>
         <w:pict w14:anchorId="5D1205F7">
-          <v:rect id="_x0000_i2132" style="width:0;height:1.5pt" o:hralign="center" o:hrstd="t" o:hr="t" fillcolor="#a0a0a0" stroked="f"/>
+          <v:rect id="_x0000_i1084" style="width:0;height:1.5pt" o:hralign="center" o:hrstd="t" o:hr="t" fillcolor="#a0a0a0" stroked="f"/>
         </w:pict>
       </w:r>
     </w:p>
@@ -6326,7 +6614,7 @@
     <w:p>
       <w:r>
         <w:pict w14:anchorId="177BBBD6">
-          <v:rect id="_x0000_i2133" style="width:0;height:1.5pt" o:hralign="center" o:hrstd="t" o:hr="t" fillcolor="#a0a0a0" stroked="f"/>
+          <v:rect id="_x0000_i1085" style="width:0;height:1.5pt" o:hralign="center" o:hrstd="t" o:hr="t" fillcolor="#a0a0a0" stroked="f"/>
         </w:pict>
       </w:r>
     </w:p>
@@ -6397,7 +6685,7 @@
     <w:p>
       <w:r>
         <w:pict w14:anchorId="00E1B1D3">
-          <v:rect id="_x0000_i2134" style="width:0;height:1.5pt" o:hralign="center" o:hrstd="t" o:hr="t" fillcolor="#a0a0a0" stroked="f"/>
+          <v:rect id="_x0000_i1086" style="width:0;height:1.5pt" o:hralign="center" o:hrstd="t" o:hr="t" fillcolor="#a0a0a0" stroked="f"/>
         </w:pict>
       </w:r>
     </w:p>
@@ -6424,7 +6712,7 @@
     <w:p>
       <w:r>
         <w:pict w14:anchorId="6D6F9E27">
-          <v:rect id="_x0000_i2135" style="width:0;height:1.5pt" o:hralign="center" o:hrstd="t" o:hr="t" fillcolor="#a0a0a0" stroked="f"/>
+          <v:rect id="_x0000_i1087" style="width:0;height:1.5pt" o:hralign="center" o:hrstd="t" o:hr="t" fillcolor="#a0a0a0" stroked="f"/>
         </w:pict>
       </w:r>
     </w:p>
@@ -6465,7 +6753,7 @@
     <w:p>
       <w:r>
         <w:pict w14:anchorId="6E132857">
-          <v:rect id="_x0000_i2136" style="width:0;height:1.5pt" o:hralign="center" o:hrstd="t" o:hr="t" fillcolor="#a0a0a0" stroked="f"/>
+          <v:rect id="_x0000_i1088" style="width:0;height:1.5pt" o:hralign="center" o:hrstd="t" o:hr="t" fillcolor="#a0a0a0" stroked="f"/>
         </w:pict>
       </w:r>
     </w:p>
@@ -6502,7 +6790,7 @@
     <w:p>
       <w:r>
         <w:pict w14:anchorId="6FFF85D1">
-          <v:rect id="_x0000_i2137" style="width:0;height:1.5pt" o:hralign="center" o:hrstd="t" o:hr="t" fillcolor="#a0a0a0" stroked="f"/>
+          <v:rect id="_x0000_i1089" style="width:0;height:1.5pt" o:hralign="center" o:hrstd="t" o:hr="t" fillcolor="#a0a0a0" stroked="f"/>
         </w:pict>
       </w:r>
     </w:p>
@@ -6568,7 +6856,7 @@
     <w:p>
       <w:r>
         <w:pict w14:anchorId="38BD98A4">
-          <v:rect id="_x0000_i2138" style="width:0;height:1.5pt" o:hralign="center" o:hrstd="t" o:hr="t" fillcolor="#a0a0a0" stroked="f"/>
+          <v:rect id="_x0000_i1090" style="width:0;height:1.5pt" o:hralign="center" o:hrstd="t" o:hr="t" fillcolor="#a0a0a0" stroked="f"/>
         </w:pict>
       </w:r>
     </w:p>
@@ -6600,7 +6888,7 @@
     <w:p>
       <w:r>
         <w:pict w14:anchorId="5C958CD7">
-          <v:rect id="_x0000_i2139" style="width:0;height:1.5pt" o:hralign="center" o:hrstd="t" o:hr="t" fillcolor="#a0a0a0" stroked="f"/>
+          <v:rect id="_x0000_i1091" style="width:0;height:1.5pt" o:hralign="center" o:hrstd="t" o:hr="t" fillcolor="#a0a0a0" stroked="f"/>
         </w:pict>
       </w:r>
     </w:p>
@@ -6684,7 +6972,7 @@
     <w:p>
       <w:r>
         <w:pict w14:anchorId="7048F5F6">
-          <v:rect id="_x0000_i2140" style="width:0;height:1.5pt" o:hralign="center" o:hrstd="t" o:hr="t" fillcolor="#a0a0a0" stroked="f"/>
+          <v:rect id="_x0000_i1092" style="width:0;height:1.5pt" o:hralign="center" o:hrstd="t" o:hr="t" fillcolor="#a0a0a0" stroked="f"/>
         </w:pict>
       </w:r>
     </w:p>
@@ -6766,7 +7054,7 @@
     <w:p>
       <w:r>
         <w:pict w14:anchorId="3A10C0C0">
-          <v:rect id="_x0000_i2141" style="width:0;height:1.5pt" o:hralign="center" o:hrstd="t" o:hr="t" fillcolor="#a0a0a0" stroked="f"/>
+          <v:rect id="_x0000_i1093" style="width:0;height:1.5pt" o:hralign="center" o:hrstd="t" o:hr="t" fillcolor="#a0a0a0" stroked="f"/>
         </w:pict>
       </w:r>
     </w:p>
@@ -6775,7 +7063,7 @@
       <w:pPr>
         <w:pStyle w:val="Heading1"/>
       </w:pPr>
-      <w:bookmarkStart w:id="5" w:name="_Toc221545296"/>
+      <w:bookmarkStart w:id="5" w:name="_Toc221874676"/>
       <w:r>
         <w:lastRenderedPageBreak/>
         <w:t>Chapter 6 — Outline Generation Rules</w:t>
@@ -6879,7 +7167,7 @@
     <w:p>
       <w:r>
         <w:pict w14:anchorId="58DD56E4">
-          <v:rect id="_x0000_i2143" style="width:0;height:1.5pt" o:hralign="center" o:hrstd="t" o:hr="t" fillcolor="#a0a0a0" stroked="f"/>
+          <v:rect id="_x0000_i1094" style="width:0;height:1.5pt" o:hralign="center" o:hrstd="t" o:hr="t" fillcolor="#a0a0a0" stroked="f"/>
         </w:pict>
       </w:r>
     </w:p>
@@ -7055,7 +7343,7 @@
     <w:p>
       <w:r>
         <w:pict w14:anchorId="3E5B5DA4">
-          <v:rect id="_x0000_i2144" style="width:0;height:1.5pt" o:hralign="center" o:hrstd="t" o:hr="t" fillcolor="#a0a0a0" stroked="f"/>
+          <v:rect id="_x0000_i1095" style="width:0;height:1.5pt" o:hralign="center" o:hrstd="t" o:hr="t" fillcolor="#a0a0a0" stroked="f"/>
         </w:pict>
       </w:r>
     </w:p>
@@ -7184,7 +7472,7 @@
     <w:p>
       <w:r>
         <w:pict w14:anchorId="52243D3C">
-          <v:rect id="_x0000_i2145" style="width:0;height:1.5pt" o:hralign="center" o:hrstd="t" o:hr="t" fillcolor="#a0a0a0" stroked="f"/>
+          <v:rect id="_x0000_i1096" style="width:0;height:1.5pt" o:hralign="center" o:hrstd="t" o:hr="t" fillcolor="#a0a0a0" stroked="f"/>
         </w:pict>
       </w:r>
     </w:p>
@@ -7376,7 +7664,7 @@
       <w:r>
         <w:lastRenderedPageBreak/>
         <w:pict w14:anchorId="534E0CC6">
-          <v:rect id="_x0000_i2146" style="width:0;height:1.5pt" o:hralign="center" o:hrstd="t" o:hr="t" fillcolor="#a0a0a0" stroked="f"/>
+          <v:rect id="_x0000_i1097" style="width:0;height:1.5pt" o:hralign="center" o:hrstd="t" o:hr="t" fillcolor="#a0a0a0" stroked="f"/>
         </w:pict>
       </w:r>
     </w:p>
@@ -7535,7 +7823,7 @@
     <w:p>
       <w:r>
         <w:pict w14:anchorId="744CE9EF">
-          <v:rect id="_x0000_i2147" style="width:0;height:1.5pt" o:hralign="center" o:hrstd="t" o:hr="t" fillcolor="#a0a0a0" stroked="f"/>
+          <v:rect id="_x0000_i1098" style="width:0;height:1.5pt" o:hralign="center" o:hrstd="t" o:hr="t" fillcolor="#a0a0a0" stroked="f"/>
         </w:pict>
       </w:r>
     </w:p>
@@ -7634,7 +7922,7 @@
       <w:r>
         <w:lastRenderedPageBreak/>
         <w:pict w14:anchorId="45B76624">
-          <v:rect id="_x0000_i2148" style="width:0;height:1.5pt" o:hralign="center" o:hrstd="t" o:hr="t" fillcolor="#a0a0a0" stroked="f"/>
+          <v:rect id="_x0000_i1099" style="width:0;height:1.5pt" o:hralign="center" o:hrstd="t" o:hr="t" fillcolor="#a0a0a0" stroked="f"/>
         </w:pict>
       </w:r>
     </w:p>
@@ -7720,7 +8008,7 @@
     <w:p>
       <w:r>
         <w:pict w14:anchorId="27D657B5">
-          <v:rect id="_x0000_i2149" style="width:0;height:1.5pt" o:hralign="center" o:hrstd="t" o:hr="t" fillcolor="#a0a0a0" stroked="f"/>
+          <v:rect id="_x0000_i1100" style="width:0;height:1.5pt" o:hralign="center" o:hrstd="t" o:hr="t" fillcolor="#a0a0a0" stroked="f"/>
         </w:pict>
       </w:r>
     </w:p>
@@ -7802,7 +8090,7 @@
     <w:p>
       <w:r>
         <w:pict w14:anchorId="64EF926B">
-          <v:rect id="_x0000_i2150" style="width:0;height:1.5pt" o:hralign="center" o:hrstd="t" o:hr="t" fillcolor="#a0a0a0" stroked="f"/>
+          <v:rect id="_x0000_i1101" style="width:0;height:1.5pt" o:hralign="center" o:hrstd="t" o:hr="t" fillcolor="#a0a0a0" stroked="f"/>
         </w:pict>
       </w:r>
     </w:p>
@@ -7823,19 +8111,14 @@
     </w:p>
     <w:p>
       <w:pPr>
-        <w:rPr>
-          <w:b/>
-          <w:bCs/>
-        </w:rPr>
-      </w:pPr>
-      <w:r>
-        <w:rPr>
-          <w:b/>
-          <w:bCs/>
-        </w:rPr>
+        <w:pStyle w:val="Heading1"/>
+      </w:pPr>
+      <w:bookmarkStart w:id="6" w:name="_Toc221874677"/>
+      <w:r>
         <w:lastRenderedPageBreak/>
         <w:t>Chapter 7 — Outline Approval &amp; Locking Process</w:t>
       </w:r>
+      <w:bookmarkEnd w:id="6"/>
     </w:p>
     <w:p>
       <w:pPr>
@@ -7934,7 +8217,7 @@
     <w:p>
       <w:r>
         <w:pict w14:anchorId="4E127163">
-          <v:rect id="_x0000_i2152" style="width:0;height:1.5pt" o:hralign="center" o:hrstd="t" o:hr="t" fillcolor="#a0a0a0" stroked="f"/>
+          <v:rect id="_x0000_i1102" style="width:0;height:1.5pt" o:hralign="center" o:hrstd="t" o:hr="t" fillcolor="#a0a0a0" stroked="f"/>
         </w:pict>
       </w:r>
     </w:p>
@@ -8024,7 +8307,7 @@
     <w:p>
       <w:r>
         <w:pict w14:anchorId="3494CCB1">
-          <v:rect id="_x0000_i2153" style="width:0;height:1.5pt" o:hralign="center" o:hrstd="t" o:hr="t" fillcolor="#a0a0a0" stroked="f"/>
+          <v:rect id="_x0000_i1103" style="width:0;height:1.5pt" o:hralign="center" o:hrstd="t" o:hr="t" fillcolor="#a0a0a0" stroked="f"/>
         </w:pict>
       </w:r>
     </w:p>
@@ -8094,7 +8377,7 @@
     <w:p>
       <w:r>
         <w:pict w14:anchorId="4B7D6117">
-          <v:rect id="_x0000_i2154" style="width:0;height:1.5pt" o:hralign="center" o:hrstd="t" o:hr="t" fillcolor="#a0a0a0" stroked="f"/>
+          <v:rect id="_x0000_i1104" style="width:0;height:1.5pt" o:hralign="center" o:hrstd="t" o:hr="t" fillcolor="#a0a0a0" stroked="f"/>
         </w:pict>
       </w:r>
     </w:p>
@@ -8110,6 +8393,7 @@
           <w:b/>
           <w:bCs/>
         </w:rPr>
+        <w:lastRenderedPageBreak/>
         <w:t>3. Expand</w:t>
       </w:r>
     </w:p>
@@ -8121,7 +8405,6 @@
         </w:numPr>
       </w:pPr>
       <w:r>
-        <w:lastRenderedPageBreak/>
         <w:t>The outline is missing required sections</w:t>
       </w:r>
     </w:p>
@@ -8165,7 +8448,7 @@
     <w:p>
       <w:r>
         <w:pict w14:anchorId="24029170">
-          <v:rect id="_x0000_i2155" style="width:0;height:1.5pt" o:hralign="center" o:hrstd="t" o:hr="t" fillcolor="#a0a0a0" stroked="f"/>
+          <v:rect id="_x0000_i1105" style="width:0;height:1.5pt" o:hralign="center" o:hrstd="t" o:hr="t" fillcolor="#a0a0a0" stroked="f"/>
         </w:pict>
       </w:r>
     </w:p>
@@ -8225,7 +8508,7 @@
     <w:p>
       <w:r>
         <w:pict w14:anchorId="1192469D">
-          <v:rect id="_x0000_i2156" style="width:0;height:1.5pt" o:hralign="center" o:hrstd="t" o:hr="t" fillcolor="#a0a0a0" stroked="f"/>
+          <v:rect id="_x0000_i1106" style="width:0;height:1.5pt" o:hralign="center" o:hrstd="t" o:hr="t" fillcolor="#a0a0a0" stroked="f"/>
         </w:pict>
       </w:r>
     </w:p>
@@ -8367,7 +8650,7 @@
     <w:p>
       <w:r>
         <w:pict w14:anchorId="33ABAF1B">
-          <v:rect id="_x0000_i2157" style="width:0;height:1.5pt" o:hralign="center" o:hrstd="t" o:hr="t" fillcolor="#a0a0a0" stroked="f"/>
+          <v:rect id="_x0000_i1107" style="width:0;height:1.5pt" o:hralign="center" o:hrstd="t" o:hr="t" fillcolor="#a0a0a0" stroked="f"/>
         </w:pict>
       </w:r>
     </w:p>
@@ -8399,6 +8682,7 @@
         </w:numPr>
       </w:pPr>
       <w:r>
+        <w:lastRenderedPageBreak/>
         <w:t>Adding new outline sections</w:t>
       </w:r>
     </w:p>
@@ -8410,7 +8694,6 @@
         </w:numPr>
       </w:pPr>
       <w:r>
-        <w:lastRenderedPageBreak/>
         <w:t>Removing approved sections</w:t>
       </w:r>
     </w:p>
@@ -8463,7 +8746,7 @@
     <w:p>
       <w:r>
         <w:pict w14:anchorId="5C696FE1">
-          <v:rect id="_x0000_i2158" style="width:0;height:1.5pt" o:hralign="center" o:hrstd="t" o:hr="t" fillcolor="#a0a0a0" stroked="f"/>
+          <v:rect id="_x0000_i1108" style="width:0;height:1.5pt" o:hralign="center" o:hrstd="t" o:hr="t" fillcolor="#a0a0a0" stroked="f"/>
         </w:pict>
       </w:r>
     </w:p>
@@ -8576,7 +8859,7 @@
     <w:p>
       <w:r>
         <w:pict w14:anchorId="53F5F91B">
-          <v:rect id="_x0000_i2159" style="width:0;height:1.5pt" o:hralign="center" o:hrstd="t" o:hr="t" fillcolor="#a0a0a0" stroked="f"/>
+          <v:rect id="_x0000_i1109" style="width:0;height:1.5pt" o:hralign="center" o:hrstd="t" o:hr="t" fillcolor="#a0a0a0" stroked="f"/>
         </w:pict>
       </w:r>
     </w:p>
@@ -8661,6 +8944,7 @@
     </w:p>
     <w:p>
       <w:r>
+        <w:lastRenderedPageBreak/>
         <w:t>This ensures:</w:t>
       </w:r>
     </w:p>
@@ -8672,258 +8956,258 @@
         </w:numPr>
       </w:pPr>
       <w:r>
+        <w:t>Historical clarity</w:t>
+      </w:r>
+    </w:p>
+    <w:p>
+      <w:pPr>
+        <w:numPr>
+          <w:ilvl w:val="0"/>
+          <w:numId w:val="94"/>
+        </w:numPr>
+      </w:pPr>
+      <w:r>
+        <w:t>Accountability</w:t>
+      </w:r>
+    </w:p>
+    <w:p>
+      <w:pPr>
+        <w:numPr>
+          <w:ilvl w:val="0"/>
+          <w:numId w:val="94"/>
+        </w:numPr>
+      </w:pPr>
+      <w:r>
+        <w:t>Safe iteration</w:t>
+      </w:r>
+    </w:p>
+    <w:p>
+      <w:r>
+        <w:pict w14:anchorId="1E627001">
+          <v:rect id="_x0000_i1110" style="width:0;height:1.5pt" o:hralign="center" o:hrstd="t" o:hr="t" fillcolor="#a0a0a0" stroked="f"/>
+        </w:pict>
+      </w:r>
+    </w:p>
+    <w:p>
+      <w:pPr>
+        <w:rPr>
+          <w:b/>
+          <w:bCs/>
+        </w:rPr>
+      </w:pPr>
+      <w:r>
+        <w:rPr>
+          <w:b/>
+          <w:bCs/>
+        </w:rPr>
+        <w:t xml:space="preserve">7.7 </w:t>
+      </w:r>
+      <w:proofErr w:type="gramStart"/>
+      <w:r>
+        <w:rPr>
+          <w:b/>
+          <w:bCs/>
+        </w:rPr>
+        <w:t>Approval</w:t>
+      </w:r>
+      <w:proofErr w:type="gramEnd"/>
+      <w:r>
+        <w:rPr>
+          <w:b/>
+          <w:bCs/>
+        </w:rPr>
+        <w:t xml:space="preserve"> Confirmation Language</w:t>
+      </w:r>
+    </w:p>
+    <w:p>
+      <w:r>
+        <w:t>Approval must be explicit and unambiguous.</w:t>
+      </w:r>
+    </w:p>
+    <w:p>
+      <w:r>
+        <w:t>Acceptable:</w:t>
+      </w:r>
+    </w:p>
+    <w:p>
+      <w:pPr>
+        <w:numPr>
+          <w:ilvl w:val="0"/>
+          <w:numId w:val="95"/>
+        </w:numPr>
+      </w:pPr>
+      <w:r>
+        <w:t>“Approved”</w:t>
+      </w:r>
+    </w:p>
+    <w:p>
+      <w:pPr>
+        <w:numPr>
+          <w:ilvl w:val="0"/>
+          <w:numId w:val="95"/>
+        </w:numPr>
+      </w:pPr>
+      <w:r>
+        <w:t>“Approve outline”</w:t>
+      </w:r>
+    </w:p>
+    <w:p>
+      <w:pPr>
+        <w:numPr>
+          <w:ilvl w:val="0"/>
+          <w:numId w:val="95"/>
+        </w:numPr>
+      </w:pPr>
+      <w:r>
+        <w:t>“Lock this”</w:t>
+      </w:r>
+    </w:p>
+    <w:p>
+      <w:r>
+        <w:t>Unacceptable:</w:t>
+      </w:r>
+    </w:p>
+    <w:p>
+      <w:pPr>
+        <w:numPr>
+          <w:ilvl w:val="0"/>
+          <w:numId w:val="96"/>
+        </w:numPr>
+      </w:pPr>
+      <w:r>
+        <w:t>“Looks good”</w:t>
+      </w:r>
+    </w:p>
+    <w:p>
+      <w:pPr>
+        <w:numPr>
+          <w:ilvl w:val="0"/>
+          <w:numId w:val="96"/>
+        </w:numPr>
+      </w:pPr>
+      <w:r>
+        <w:t>“Seems fine”</w:t>
+      </w:r>
+    </w:p>
+    <w:p>
+      <w:pPr>
+        <w:numPr>
+          <w:ilvl w:val="0"/>
+          <w:numId w:val="96"/>
+        </w:numPr>
+      </w:pPr>
+      <w:r>
+        <w:t>Silence or implicit agreement</w:t>
+      </w:r>
+    </w:p>
+    <w:p>
+      <w:r>
+        <w:t>The system must not assume approval.</w:t>
+      </w:r>
+    </w:p>
+    <w:p>
+      <w:r>
+        <w:pict w14:anchorId="416F9F1E">
+          <v:rect id="_x0000_i1111" style="width:0;height:1.5pt" o:hralign="center" o:hrstd="t" o:hr="t" fillcolor="#a0a0a0" stroked="f"/>
+        </w:pict>
+      </w:r>
+    </w:p>
+    <w:p>
+      <w:pPr>
+        <w:rPr>
+          <w:b/>
+          <w:bCs/>
+        </w:rPr>
+      </w:pPr>
+      <w:r>
+        <w:rPr>
+          <w:b/>
+          <w:bCs/>
+        </w:rPr>
+        <w:t>7.8 Success Criteria for This Chapter</w:t>
+      </w:r>
+    </w:p>
+    <w:p>
+      <w:r>
+        <w:t>This chapter is successful if:</w:t>
+      </w:r>
+    </w:p>
+    <w:p>
+      <w:pPr>
+        <w:numPr>
+          <w:ilvl w:val="0"/>
+          <w:numId w:val="97"/>
+        </w:numPr>
+      </w:pPr>
+      <w:r>
+        <w:t>Scope changes are intentional, not accidental</w:t>
+      </w:r>
+    </w:p>
+    <w:p>
+      <w:pPr>
+        <w:numPr>
+          <w:ilvl w:val="0"/>
+          <w:numId w:val="97"/>
+        </w:numPr>
+      </w:pPr>
+      <w:r>
+        <w:t>Builders trust the outline as stable</w:t>
+      </w:r>
+    </w:p>
+    <w:p>
+      <w:pPr>
+        <w:numPr>
+          <w:ilvl w:val="0"/>
+          <w:numId w:val="97"/>
+        </w:numPr>
+      </w:pPr>
+      <w:r>
+        <w:t>Rework is minimized</w:t>
+      </w:r>
+    </w:p>
+    <w:p>
+      <w:pPr>
+        <w:numPr>
+          <w:ilvl w:val="0"/>
+          <w:numId w:val="97"/>
+        </w:numPr>
+      </w:pPr>
+      <w:r>
+        <w:t>Approvals feel meaningful</w:t>
+      </w:r>
+    </w:p>
+    <w:p>
+      <w:pPr>
+        <w:numPr>
+          <w:ilvl w:val="0"/>
+          <w:numId w:val="97"/>
+        </w:numPr>
+      </w:pPr>
+      <w:r>
+        <w:t>The transition to execution is clean</w:t>
+      </w:r>
+    </w:p>
+    <w:p>
+      <w:r>
+        <w:pict w14:anchorId="72382A0C">
+          <v:rect id="_x0000_i1112" style="width:0;height:1.5pt" o:hralign="center" o:hrstd="t" o:hr="t" fillcolor="#a0a0a0" stroked="f"/>
+        </w:pict>
+      </w:r>
+    </w:p>
+    <w:p/>
+    <w:p>
+      <w:pPr>
+        <w:rPr>
+          <w:b/>
+          <w:bCs/>
+        </w:rPr>
+      </w:pPr>
+      <w:r>
+        <w:rPr>
+          <w:b/>
+          <w:bCs/>
+        </w:rPr>
         <w:lastRenderedPageBreak/>
-        <w:t>Historical clarity</w:t>
-      </w:r>
-    </w:p>
-    <w:p>
-      <w:pPr>
-        <w:numPr>
-          <w:ilvl w:val="0"/>
-          <w:numId w:val="94"/>
-        </w:numPr>
-      </w:pPr>
-      <w:r>
-        <w:t>Accountability</w:t>
-      </w:r>
-    </w:p>
-    <w:p>
-      <w:pPr>
-        <w:numPr>
-          <w:ilvl w:val="0"/>
-          <w:numId w:val="94"/>
-        </w:numPr>
-      </w:pPr>
-      <w:r>
-        <w:t>Safe iteration</w:t>
-      </w:r>
-    </w:p>
-    <w:p>
-      <w:r>
-        <w:pict w14:anchorId="1E627001">
-          <v:rect id="_x0000_i2160" style="width:0;height:1.5pt" o:hralign="center" o:hrstd="t" o:hr="t" fillcolor="#a0a0a0" stroked="f"/>
-        </w:pict>
-      </w:r>
-    </w:p>
-    <w:p>
-      <w:pPr>
-        <w:rPr>
-          <w:b/>
-          <w:bCs/>
-        </w:rPr>
-      </w:pPr>
-      <w:r>
-        <w:rPr>
-          <w:b/>
-          <w:bCs/>
-        </w:rPr>
-        <w:t xml:space="preserve">7.7 </w:t>
-      </w:r>
-      <w:proofErr w:type="gramStart"/>
-      <w:r>
-        <w:rPr>
-          <w:b/>
-          <w:bCs/>
-        </w:rPr>
-        <w:t>Approval</w:t>
-      </w:r>
-      <w:proofErr w:type="gramEnd"/>
-      <w:r>
-        <w:rPr>
-          <w:b/>
-          <w:bCs/>
-        </w:rPr>
-        <w:t xml:space="preserve"> Confirmation Language</w:t>
-      </w:r>
-    </w:p>
-    <w:p>
-      <w:r>
-        <w:t>Approval must be explicit and unambiguous.</w:t>
-      </w:r>
-    </w:p>
-    <w:p>
-      <w:r>
-        <w:t>Acceptable:</w:t>
-      </w:r>
-    </w:p>
-    <w:p>
-      <w:pPr>
-        <w:numPr>
-          <w:ilvl w:val="0"/>
-          <w:numId w:val="95"/>
-        </w:numPr>
-      </w:pPr>
-      <w:r>
-        <w:t>“Approved”</w:t>
-      </w:r>
-    </w:p>
-    <w:p>
-      <w:pPr>
-        <w:numPr>
-          <w:ilvl w:val="0"/>
-          <w:numId w:val="95"/>
-        </w:numPr>
-      </w:pPr>
-      <w:r>
-        <w:t>“Approve outline”</w:t>
-      </w:r>
-    </w:p>
-    <w:p>
-      <w:pPr>
-        <w:numPr>
-          <w:ilvl w:val="0"/>
-          <w:numId w:val="95"/>
-        </w:numPr>
-      </w:pPr>
-      <w:r>
-        <w:t>“Lock this”</w:t>
-      </w:r>
-    </w:p>
-    <w:p>
-      <w:r>
-        <w:t>Unacceptable:</w:t>
-      </w:r>
-    </w:p>
-    <w:p>
-      <w:pPr>
-        <w:numPr>
-          <w:ilvl w:val="0"/>
-          <w:numId w:val="96"/>
-        </w:numPr>
-      </w:pPr>
-      <w:r>
-        <w:t>“Looks good”</w:t>
-      </w:r>
-    </w:p>
-    <w:p>
-      <w:pPr>
-        <w:numPr>
-          <w:ilvl w:val="0"/>
-          <w:numId w:val="96"/>
-        </w:numPr>
-      </w:pPr>
-      <w:r>
-        <w:t>“Seems fine”</w:t>
-      </w:r>
-    </w:p>
-    <w:p>
-      <w:pPr>
-        <w:numPr>
-          <w:ilvl w:val="0"/>
-          <w:numId w:val="96"/>
-        </w:numPr>
-      </w:pPr>
-      <w:r>
-        <w:t>Silence or implicit agreement</w:t>
-      </w:r>
-    </w:p>
-    <w:p>
-      <w:r>
-        <w:t>The system must not assume approval.</w:t>
-      </w:r>
-    </w:p>
-    <w:p>
-      <w:r>
-        <w:pict w14:anchorId="416F9F1E">
-          <v:rect id="_x0000_i2161" style="width:0;height:1.5pt" o:hralign="center" o:hrstd="t" o:hr="t" fillcolor="#a0a0a0" stroked="f"/>
-        </w:pict>
-      </w:r>
-    </w:p>
-    <w:p>
-      <w:pPr>
-        <w:rPr>
-          <w:b/>
-          <w:bCs/>
-        </w:rPr>
-      </w:pPr>
-      <w:r>
-        <w:rPr>
-          <w:b/>
-          <w:bCs/>
-        </w:rPr>
-        <w:t>7.8 Success Criteria for This Chapter</w:t>
-      </w:r>
-    </w:p>
-    <w:p>
-      <w:r>
-        <w:t>This chapter is successful if:</w:t>
-      </w:r>
-    </w:p>
-    <w:p>
-      <w:pPr>
-        <w:numPr>
-          <w:ilvl w:val="0"/>
-          <w:numId w:val="97"/>
-        </w:numPr>
-      </w:pPr>
-      <w:r>
-        <w:t>Scope changes are intentional, not accidental</w:t>
-      </w:r>
-    </w:p>
-    <w:p>
-      <w:pPr>
-        <w:numPr>
-          <w:ilvl w:val="0"/>
-          <w:numId w:val="97"/>
-        </w:numPr>
-      </w:pPr>
-      <w:r>
-        <w:t>Builders trust the outline as stable</w:t>
-      </w:r>
-    </w:p>
-    <w:p>
-      <w:pPr>
-        <w:numPr>
-          <w:ilvl w:val="0"/>
-          <w:numId w:val="97"/>
-        </w:numPr>
-      </w:pPr>
-      <w:r>
-        <w:t>Rework is minimized</w:t>
-      </w:r>
-    </w:p>
-    <w:p>
-      <w:pPr>
-        <w:numPr>
-          <w:ilvl w:val="0"/>
-          <w:numId w:val="97"/>
-        </w:numPr>
-      </w:pPr>
-      <w:r>
-        <w:t>Approvals feel meaningful</w:t>
-      </w:r>
-    </w:p>
-    <w:p>
-      <w:pPr>
-        <w:numPr>
-          <w:ilvl w:val="0"/>
-          <w:numId w:val="97"/>
-        </w:numPr>
-      </w:pPr>
-      <w:r>
-        <w:t>The transition to execution is clean</w:t>
-      </w:r>
-    </w:p>
-    <w:p>
-      <w:r>
-        <w:pict w14:anchorId="72382A0C">
-          <v:rect id="_x0000_i2162" style="width:0;height:1.5pt" o:hralign="center" o:hrstd="t" o:hr="t" fillcolor="#a0a0a0" stroked="f"/>
-        </w:pict>
-      </w:r>
-    </w:p>
-    <w:p/>
-    <w:p>
-      <w:pPr>
-        <w:rPr>
-          <w:b/>
-          <w:bCs/>
-        </w:rPr>
-      </w:pPr>
-      <w:r>
-        <w:rPr>
-          <w:b/>
-          <w:bCs/>
-        </w:rPr>
         <w:br w:type="page"/>
       </w:r>
     </w:p>
@@ -8931,12 +9215,12 @@
       <w:pPr>
         <w:pStyle w:val="Heading1"/>
       </w:pPr>
-      <w:bookmarkStart w:id="6" w:name="_Toc221545297"/>
+      <w:bookmarkStart w:id="7" w:name="_Toc221874678"/>
       <w:r>
         <w:lastRenderedPageBreak/>
         <w:t>Chapter 8 — Chapter-by-Chapter Build Protocol</w:t>
       </w:r>
-      <w:bookmarkEnd w:id="6"/>
+      <w:bookmarkEnd w:id="7"/>
     </w:p>
     <w:p>
       <w:pPr>
@@ -9024,7 +9308,7 @@
     <w:p>
       <w:r>
         <w:pict w14:anchorId="19E8DE76">
-          <v:rect id="_x0000_i2164" style="width:0;height:1.5pt" o:hralign="center" o:hrstd="t" o:hr="t" fillcolor="#a0a0a0" stroked="f"/>
+          <v:rect id="_x0000_i1113" style="width:0;height:1.5pt" o:hralign="center" o:hrstd="t" o:hr="t" fillcolor="#a0a0a0" stroked="f"/>
         </w:pict>
       </w:r>
     </w:p>
@@ -9139,7 +9423,7 @@
     <w:p>
       <w:r>
         <w:pict w14:anchorId="15AB24F8">
-          <v:rect id="_x0000_i2165" style="width:0;height:1.5pt" o:hralign="center" o:hrstd="t" o:hr="t" fillcolor="#a0a0a0" stroked="f"/>
+          <v:rect id="_x0000_i1114" style="width:0;height:1.5pt" o:hralign="center" o:hrstd="t" o:hr="t" fillcolor="#a0a0a0" stroked="f"/>
         </w:pict>
       </w:r>
     </w:p>
@@ -9166,7 +9450,7 @@
     <w:p>
       <w:r>
         <w:pict w14:anchorId="61B5F83D">
-          <v:rect id="_x0000_i2166" style="width:0;height:1.5pt" o:hralign="center" o:hrstd="t" o:hr="t" fillcolor="#a0a0a0" stroked="f"/>
+          <v:rect id="_x0000_i1115" style="width:0;height:1.5pt" o:hralign="center" o:hrstd="t" o:hr="t" fillcolor="#a0a0a0" stroked="f"/>
         </w:pict>
       </w:r>
     </w:p>
@@ -9237,7 +9521,7 @@
     <w:p>
       <w:r>
         <w:pict w14:anchorId="1D011434">
-          <v:rect id="_x0000_i2167" style="width:0;height:1.5pt" o:hralign="center" o:hrstd="t" o:hr="t" fillcolor="#a0a0a0" stroked="f"/>
+          <v:rect id="_x0000_i1116" style="width:0;height:1.5pt" o:hralign="center" o:hrstd="t" o:hr="t" fillcolor="#a0a0a0" stroked="f"/>
         </w:pict>
       </w:r>
     </w:p>
@@ -9312,7 +9596,7 @@
     <w:p>
       <w:r>
         <w:pict w14:anchorId="4D70D2C6">
-          <v:rect id="_x0000_i2168" style="width:0;height:1.5pt" o:hralign="center" o:hrstd="t" o:hr="t" fillcolor="#a0a0a0" stroked="f"/>
+          <v:rect id="_x0000_i1117" style="width:0;height:1.5pt" o:hralign="center" o:hrstd="t" o:hr="t" fillcolor="#a0a0a0" stroked="f"/>
         </w:pict>
       </w:r>
     </w:p>
@@ -9388,7 +9672,7 @@
     <w:p>
       <w:r>
         <w:pict w14:anchorId="7C52E57F">
-          <v:rect id="_x0000_i2169" style="width:0;height:1.5pt" o:hralign="center" o:hrstd="t" o:hr="t" fillcolor="#a0a0a0" stroked="f"/>
+          <v:rect id="_x0000_i1118" style="width:0;height:1.5pt" o:hralign="center" o:hrstd="t" o:hr="t" fillcolor="#a0a0a0" stroked="f"/>
         </w:pict>
       </w:r>
     </w:p>
@@ -9480,7 +9764,7 @@
       <w:r>
         <w:lastRenderedPageBreak/>
         <w:pict w14:anchorId="133B24BD">
-          <v:rect id="_x0000_i2170" style="width:0;height:1.5pt" o:hralign="center" o:hrstd="t" o:hr="t" fillcolor="#a0a0a0" stroked="f"/>
+          <v:rect id="_x0000_i1119" style="width:0;height:1.5pt" o:hralign="center" o:hrstd="t" o:hr="t" fillcolor="#a0a0a0" stroked="f"/>
         </w:pict>
       </w:r>
     </w:p>
@@ -9547,7 +9831,7 @@
     <w:p>
       <w:r>
         <w:pict w14:anchorId="5EFD13D7">
-          <v:rect id="_x0000_i2171" style="width:0;height:1.5pt" o:hralign="center" o:hrstd="t" o:hr="t" fillcolor="#a0a0a0" stroked="f"/>
+          <v:rect id="_x0000_i1120" style="width:0;height:1.5pt" o:hralign="center" o:hrstd="t" o:hr="t" fillcolor="#a0a0a0" stroked="f"/>
         </w:pict>
       </w:r>
     </w:p>
@@ -9635,7 +9919,7 @@
     <w:p>
       <w:r>
         <w:pict w14:anchorId="2DEF0D40">
-          <v:rect id="_x0000_i2172" style="width:0;height:1.5pt" o:hralign="center" o:hrstd="t" o:hr="t" fillcolor="#a0a0a0" stroked="f"/>
+          <v:rect id="_x0000_i1121" style="width:0;height:1.5pt" o:hralign="center" o:hrstd="t" o:hr="t" fillcolor="#a0a0a0" stroked="f"/>
         </w:pict>
       </w:r>
     </w:p>
@@ -9715,7 +9999,7 @@
     <w:p>
       <w:r>
         <w:pict w14:anchorId="46DC2A8A">
-          <v:rect id="_x0000_i2173" style="width:0;height:1.5pt" o:hralign="center" o:hrstd="t" o:hr="t" fillcolor="#a0a0a0" stroked="f"/>
+          <v:rect id="_x0000_i1122" style="width:0;height:1.5pt" o:hralign="center" o:hrstd="t" o:hr="t" fillcolor="#a0a0a0" stroked="f"/>
         </w:pict>
       </w:r>
     </w:p>
@@ -9792,7 +10076,7 @@
     <w:p>
       <w:r>
         <w:pict w14:anchorId="0758C541">
-          <v:rect id="_x0000_i2174" style="width:0;height:1.5pt" o:hralign="center" o:hrstd="t" o:hr="t" fillcolor="#a0a0a0" stroked="f"/>
+          <v:rect id="_x0000_i1123" style="width:0;height:1.5pt" o:hralign="center" o:hrstd="t" o:hr="t" fillcolor="#a0a0a0" stroked="f"/>
         </w:pict>
       </w:r>
     </w:p>
@@ -9874,7 +10158,7 @@
     <w:p>
       <w:r>
         <w:pict w14:anchorId="73940F46">
-          <v:rect id="_x0000_i2175" style="width:0;height:1.5pt" o:hralign="center" o:hrstd="t" o:hr="t" fillcolor="#a0a0a0" stroked="f"/>
+          <v:rect id="_x0000_i1124" style="width:0;height:1.5pt" o:hralign="center" o:hrstd="t" o:hr="t" fillcolor="#a0a0a0" stroked="f"/>
         </w:pict>
       </w:r>
     </w:p>
@@ -9898,12 +10182,12 @@
       <w:pPr>
         <w:pStyle w:val="Heading1"/>
       </w:pPr>
-      <w:bookmarkStart w:id="7" w:name="_Toc221545298"/>
+      <w:bookmarkStart w:id="8" w:name="_Toc221874679"/>
       <w:r>
         <w:lastRenderedPageBreak/>
         <w:t>Chapter 9 — VS / Claude Code Assumptions</w:t>
       </w:r>
-      <w:bookmarkEnd w:id="7"/>
+      <w:bookmarkEnd w:id="8"/>
     </w:p>
     <w:p>
       <w:pPr>
@@ -10000,7 +10284,7 @@
     <w:p>
       <w:r>
         <w:pict w14:anchorId="2D26F8D7">
-          <v:rect id="_x0000_i2177" style="width:0;height:1.5pt" o:hralign="center" o:hrstd="t" o:hr="t" fillcolor="#a0a0a0" stroked="f"/>
+          <v:rect id="_x0000_i1125" style="width:0;height:1.5pt" o:hralign="center" o:hrstd="t" o:hr="t" fillcolor="#a0a0a0" stroked="f"/>
         </w:pict>
       </w:r>
     </w:p>
@@ -10105,7 +10389,7 @@
     <w:p>
       <w:r>
         <w:pict w14:anchorId="4B25217A">
-          <v:rect id="_x0000_i2178" style="width:0;height:1.5pt" o:hralign="center" o:hrstd="t" o:hr="t" fillcolor="#a0a0a0" stroked="f"/>
+          <v:rect id="_x0000_i1126" style="width:0;height:1.5pt" o:hralign="center" o:hrstd="t" o:hr="t" fillcolor="#a0a0a0" stroked="f"/>
         </w:pict>
       </w:r>
     </w:p>
@@ -10185,7 +10469,7 @@
       <w:r>
         <w:lastRenderedPageBreak/>
         <w:pict w14:anchorId="6A822933">
-          <v:rect id="_x0000_i2179" style="width:0;height:1.5pt" o:hralign="center" o:hrstd="t" o:hr="t" fillcolor="#a0a0a0" stroked="f"/>
+          <v:rect id="_x0000_i1127" style="width:0;height:1.5pt" o:hralign="center" o:hrstd="t" o:hr="t" fillcolor="#a0a0a0" stroked="f"/>
         </w:pict>
       </w:r>
     </w:p>
@@ -10377,7 +10661,7 @@
     <w:p>
       <w:r>
         <w:pict w14:anchorId="1E73683D">
-          <v:rect id="_x0000_i2180" style="width:0;height:1.5pt" o:hralign="center" o:hrstd="t" o:hr="t" fillcolor="#a0a0a0" stroked="f"/>
+          <v:rect id="_x0000_i1128" style="width:0;height:1.5pt" o:hralign="center" o:hrstd="t" o:hr="t" fillcolor="#a0a0a0" stroked="f"/>
         </w:pict>
       </w:r>
     </w:p>
@@ -10512,7 +10796,7 @@
       <w:r>
         <w:lastRenderedPageBreak/>
         <w:pict w14:anchorId="4C72B66A">
-          <v:rect id="_x0000_i2181" style="width:0;height:1.5pt" o:hralign="center" o:hrstd="t" o:hr="t" fillcolor="#a0a0a0" stroked="f"/>
+          <v:rect id="_x0000_i1129" style="width:0;height:1.5pt" o:hralign="center" o:hrstd="t" o:hr="t" fillcolor="#a0a0a0" stroked="f"/>
         </w:pict>
       </w:r>
     </w:p>
@@ -10668,7 +10952,7 @@
     <w:p>
       <w:r>
         <w:pict w14:anchorId="67CCDA92">
-          <v:rect id="_x0000_i2182" style="width:0;height:1.5pt" o:hralign="center" o:hrstd="t" o:hr="t" fillcolor="#a0a0a0" stroked="f"/>
+          <v:rect id="_x0000_i1130" style="width:0;height:1.5pt" o:hralign="center" o:hrstd="t" o:hr="t" fillcolor="#a0a0a0" stroked="f"/>
         </w:pict>
       </w:r>
     </w:p>
@@ -10781,7 +11065,7 @@
     <w:p>
       <w:r>
         <w:pict w14:anchorId="38E9F99E">
-          <v:rect id="_x0000_i2183" style="width:0;height:1.5pt" o:hralign="center" o:hrstd="t" o:hr="t" fillcolor="#a0a0a0" stroked="f"/>
+          <v:rect id="_x0000_i1131" style="width:0;height:1.5pt" o:hralign="center" o:hrstd="t" o:hr="t" fillcolor="#a0a0a0" stroked="f"/>
         </w:pict>
       </w:r>
     </w:p>
@@ -10927,7 +11211,7 @@
     <w:p>
       <w:r>
         <w:pict w14:anchorId="0319EF6E">
-          <v:rect id="_x0000_i2184" style="width:0;height:1.5pt" o:hralign="center" o:hrstd="t" o:hr="t" fillcolor="#a0a0a0" stroked="f"/>
+          <v:rect id="_x0000_i1132" style="width:0;height:1.5pt" o:hralign="center" o:hrstd="t" o:hr="t" fillcolor="#a0a0a0" stroked="f"/>
         </w:pict>
       </w:r>
     </w:p>
@@ -11017,7 +11301,7 @@
     <w:p>
       <w:r>
         <w:pict w14:anchorId="1502F7F3">
-          <v:rect id="_x0000_i2185" style="width:0;height:1.5pt" o:hralign="center" o:hrstd="t" o:hr="t" fillcolor="#a0a0a0" stroked="f"/>
+          <v:rect id="_x0000_i1133" style="width:0;height:1.5pt" o:hralign="center" o:hrstd="t" o:hr="t" fillcolor="#a0a0a0" stroked="f"/>
         </w:pict>
       </w:r>
     </w:p>
@@ -11039,19 +11323,14 @@
     </w:p>
     <w:p>
       <w:pPr>
-        <w:rPr>
-          <w:b/>
-          <w:bCs/>
-        </w:rPr>
-      </w:pPr>
-      <w:r>
-        <w:rPr>
-          <w:b/>
-          <w:bCs/>
-        </w:rPr>
+        <w:pStyle w:val="Heading1"/>
+      </w:pPr>
+      <w:bookmarkStart w:id="9" w:name="_Toc221874680"/>
+      <w:r>
         <w:lastRenderedPageBreak/>
         <w:t>Chapter 10 — Technical Depth &amp; Abstraction Rules</w:t>
       </w:r>
+      <w:bookmarkEnd w:id="9"/>
     </w:p>
     <w:p>
       <w:pPr>
@@ -11149,7 +11428,7 @@
     <w:p>
       <w:r>
         <w:pict w14:anchorId="410C551F">
-          <v:rect id="_x0000_i2187" style="width:0;height:1.5pt" o:hralign="center" o:hrstd="t" o:hr="t" fillcolor="#a0a0a0" stroked="f"/>
+          <v:rect id="_x0000_i1134" style="width:0;height:1.5pt" o:hralign="center" o:hrstd="t" o:hr="t" fillcolor="#a0a0a0" stroked="f"/>
         </w:pict>
       </w:r>
     </w:p>
@@ -11295,7 +11574,7 @@
     <w:p>
       <w:r>
         <w:pict w14:anchorId="112A63B3">
-          <v:rect id="_x0000_i2188" style="width:0;height:1.5pt" o:hralign="center" o:hrstd="t" o:hr="t" fillcolor="#a0a0a0" stroked="f"/>
+          <v:rect id="_x0000_i1135" style="width:0;height:1.5pt" o:hralign="center" o:hrstd="t" o:hr="t" fillcolor="#a0a0a0" stroked="f"/>
         </w:pict>
       </w:r>
     </w:p>
@@ -11326,127 +11605,353 @@
           <w:b/>
           <w:bCs/>
         </w:rPr>
+        <w:lastRenderedPageBreak/>
         <w:t>Required Characteristics</w:t>
       </w:r>
     </w:p>
     <w:p>
       <w:r>
+        <w:t>Technical explanations must be:</w:t>
+      </w:r>
+    </w:p>
+    <w:p>
+      <w:pPr>
+        <w:numPr>
+          <w:ilvl w:val="0"/>
+          <w:numId w:val="130"/>
+        </w:numPr>
+      </w:pPr>
+      <w:r>
+        <w:t>Explicit</w:t>
+      </w:r>
+    </w:p>
+    <w:p>
+      <w:pPr>
+        <w:numPr>
+          <w:ilvl w:val="0"/>
+          <w:numId w:val="130"/>
+        </w:numPr>
+      </w:pPr>
+      <w:r>
+        <w:t>Sequential</w:t>
+      </w:r>
+    </w:p>
+    <w:p>
+      <w:pPr>
+        <w:numPr>
+          <w:ilvl w:val="0"/>
+          <w:numId w:val="130"/>
+        </w:numPr>
+      </w:pPr>
+      <w:r>
+        <w:t>Concrete</w:t>
+      </w:r>
+    </w:p>
+    <w:p>
+      <w:pPr>
+        <w:numPr>
+          <w:ilvl w:val="0"/>
+          <w:numId w:val="130"/>
+        </w:numPr>
+      </w:pPr>
+      <w:r>
+        <w:t>Intern-readable</w:t>
+      </w:r>
+    </w:p>
+    <w:p>
+      <w:r>
+        <w:t>They should explain:</w:t>
+      </w:r>
+    </w:p>
+    <w:p>
+      <w:pPr>
+        <w:numPr>
+          <w:ilvl w:val="0"/>
+          <w:numId w:val="131"/>
+        </w:numPr>
+      </w:pPr>
+      <w:r>
+        <w:t>What exists</w:t>
+      </w:r>
+    </w:p>
+    <w:p>
+      <w:pPr>
+        <w:numPr>
+          <w:ilvl w:val="0"/>
+          <w:numId w:val="131"/>
+        </w:numPr>
+      </w:pPr>
+      <w:r>
+        <w:t>Why it exists</w:t>
+      </w:r>
+    </w:p>
+    <w:p>
+      <w:pPr>
+        <w:numPr>
+          <w:ilvl w:val="0"/>
+          <w:numId w:val="131"/>
+        </w:numPr>
+      </w:pPr>
+      <w:r>
+        <w:t>How it connects to other parts</w:t>
+      </w:r>
+    </w:p>
+    <w:p>
+      <w:pPr>
+        <w:numPr>
+          <w:ilvl w:val="0"/>
+          <w:numId w:val="131"/>
+        </w:numPr>
+      </w:pPr>
+      <w:r>
+        <w:t>What depends on it</w:t>
+      </w:r>
+    </w:p>
+    <w:p>
+      <w:r>
+        <w:t xml:space="preserve">The goal is </w:t>
+      </w:r>
+      <w:r>
+        <w:rPr>
+          <w:b/>
+          <w:bCs/>
+        </w:rPr>
+        <w:t>transferable understanding</w:t>
+      </w:r>
+      <w:r>
+        <w:t>, not rote instruction.</w:t>
+      </w:r>
+    </w:p>
+    <w:p>
+      <w:r>
+        <w:pict w14:anchorId="223F90E9">
+          <v:rect id="_x0000_i1136" style="width:0;height:1.5pt" o:hralign="center" o:hrstd="t" o:hr="t" fillcolor="#a0a0a0" stroked="f"/>
+        </w:pict>
+      </w:r>
+    </w:p>
+    <w:p>
+      <w:pPr>
+        <w:rPr>
+          <w:b/>
+          <w:bCs/>
+        </w:rPr>
+      </w:pPr>
+      <w:r>
+        <w:rPr>
+          <w:b/>
+          <w:bCs/>
+        </w:rPr>
+        <w:t>Forbidden Characteristics</w:t>
+      </w:r>
+    </w:p>
+    <w:p>
+      <w:r>
+        <w:t xml:space="preserve">Explanations must </w:t>
+      </w:r>
+      <w:proofErr w:type="gramStart"/>
+      <w:r>
+        <w:t>avoid</w:t>
+      </w:r>
+      <w:proofErr w:type="gramEnd"/>
+      <w:r>
+        <w:t>:</w:t>
+      </w:r>
+    </w:p>
+    <w:p>
+      <w:pPr>
+        <w:numPr>
+          <w:ilvl w:val="0"/>
+          <w:numId w:val="132"/>
+        </w:numPr>
+      </w:pPr>
+      <w:proofErr w:type="gramStart"/>
+      <w:r>
+        <w:t>Hand-waving</w:t>
+      </w:r>
+      <w:proofErr w:type="gramEnd"/>
+      <w:r>
+        <w:t xml:space="preserve"> (“this just works”)</w:t>
+      </w:r>
+    </w:p>
+    <w:p>
+      <w:pPr>
+        <w:numPr>
+          <w:ilvl w:val="0"/>
+          <w:numId w:val="132"/>
+        </w:numPr>
+      </w:pPr>
+      <w:r>
+        <w:t>Implicit assumptions</w:t>
+      </w:r>
+    </w:p>
+    <w:p>
+      <w:pPr>
+        <w:numPr>
+          <w:ilvl w:val="0"/>
+          <w:numId w:val="132"/>
+        </w:numPr>
+      </w:pPr>
+      <w:r>
+        <w:t>Overuse of jargon</w:t>
+      </w:r>
+    </w:p>
+    <w:p>
+      <w:pPr>
+        <w:numPr>
+          <w:ilvl w:val="0"/>
+          <w:numId w:val="132"/>
+        </w:numPr>
+      </w:pPr>
+      <w:r>
+        <w:t>Dense theory without application</w:t>
+      </w:r>
+    </w:p>
+    <w:p>
+      <w:r>
+        <w:t>If something is complex, it must be made approachable—not skipped.</w:t>
+      </w:r>
+    </w:p>
+    <w:p>
+      <w:r>
+        <w:pict w14:anchorId="7BA70E09">
+          <v:rect id="_x0000_i1137" style="width:0;height:1.5pt" o:hralign="center" o:hrstd="t" o:hr="t" fillcolor="#a0a0a0" stroked="f"/>
+        </w:pict>
+      </w:r>
+    </w:p>
+    <w:p>
+      <w:pPr>
+        <w:rPr>
+          <w:b/>
+          <w:bCs/>
+        </w:rPr>
+      </w:pPr>
+      <w:r>
+        <w:rPr>
+          <w:b/>
+          <w:bCs/>
+        </w:rPr>
+        <w:t>10.4 Use of Pseudo-Code vs Real Code</w:t>
+      </w:r>
+    </w:p>
+    <w:p>
+      <w:r>
+        <w:t>The system must choose the appropriate level of specificity intentionally.</w:t>
+      </w:r>
+    </w:p>
+    <w:p>
+      <w:r>
+        <w:pict w14:anchorId="52D275D7">
+          <v:rect id="_x0000_i1138" style="width:0;height:1.5pt" o:hralign="center" o:hrstd="t" o:hr="t" fillcolor="#a0a0a0" stroked="f"/>
+        </w:pict>
+      </w:r>
+    </w:p>
+    <w:p>
+      <w:pPr>
+        <w:rPr>
+          <w:b/>
+          <w:bCs/>
+        </w:rPr>
+      </w:pPr>
+      <w:r>
+        <w:rPr>
+          <w:b/>
+          <w:bCs/>
+        </w:rPr>
+        <w:t>Pseudo-Code Usage</w:t>
+      </w:r>
+    </w:p>
+    <w:p>
+      <w:r>
+        <w:t>Pseudo-code is preferred when:</w:t>
+      </w:r>
+    </w:p>
+    <w:p>
+      <w:pPr>
+        <w:numPr>
+          <w:ilvl w:val="0"/>
+          <w:numId w:val="133"/>
+        </w:numPr>
+      </w:pPr>
+      <w:r>
         <w:lastRenderedPageBreak/>
-        <w:t>Technical explanations must be:</w:t>
-      </w:r>
-    </w:p>
-    <w:p>
-      <w:pPr>
-        <w:numPr>
-          <w:ilvl w:val="0"/>
-          <w:numId w:val="130"/>
-        </w:numPr>
-      </w:pPr>
-      <w:r>
-        <w:t>Explicit</w:t>
-      </w:r>
-    </w:p>
-    <w:p>
-      <w:pPr>
-        <w:numPr>
-          <w:ilvl w:val="0"/>
-          <w:numId w:val="130"/>
-        </w:numPr>
-      </w:pPr>
-      <w:r>
-        <w:t>Sequential</w:t>
-      </w:r>
-    </w:p>
-    <w:p>
-      <w:pPr>
-        <w:numPr>
-          <w:ilvl w:val="0"/>
-          <w:numId w:val="130"/>
-        </w:numPr>
-      </w:pPr>
-      <w:r>
-        <w:t>Concrete</w:t>
-      </w:r>
-    </w:p>
-    <w:p>
-      <w:pPr>
-        <w:numPr>
-          <w:ilvl w:val="0"/>
-          <w:numId w:val="130"/>
-        </w:numPr>
-      </w:pPr>
-      <w:r>
-        <w:t>Intern-readable</w:t>
-      </w:r>
-    </w:p>
-    <w:p>
-      <w:r>
-        <w:t>They should explain:</w:t>
-      </w:r>
-    </w:p>
-    <w:p>
-      <w:pPr>
-        <w:numPr>
-          <w:ilvl w:val="0"/>
-          <w:numId w:val="131"/>
-        </w:numPr>
-      </w:pPr>
-      <w:r>
-        <w:t>What exists</w:t>
-      </w:r>
-    </w:p>
-    <w:p>
-      <w:pPr>
-        <w:numPr>
-          <w:ilvl w:val="0"/>
-          <w:numId w:val="131"/>
-        </w:numPr>
-      </w:pPr>
-      <w:r>
-        <w:t>Why it exists</w:t>
-      </w:r>
-    </w:p>
-    <w:p>
-      <w:pPr>
-        <w:numPr>
-          <w:ilvl w:val="0"/>
-          <w:numId w:val="131"/>
-        </w:numPr>
-      </w:pPr>
-      <w:r>
-        <w:t>How it connects to other parts</w:t>
-      </w:r>
-    </w:p>
-    <w:p>
-      <w:pPr>
-        <w:numPr>
-          <w:ilvl w:val="0"/>
-          <w:numId w:val="131"/>
-        </w:numPr>
-      </w:pPr>
-      <w:r>
-        <w:t>What depends on it</w:t>
-      </w:r>
-    </w:p>
-    <w:p>
-      <w:r>
-        <w:t xml:space="preserve">The goal is </w:t>
-      </w:r>
-      <w:r>
-        <w:rPr>
-          <w:b/>
-          <w:bCs/>
-        </w:rPr>
-        <w:t>transferable understanding</w:t>
-      </w:r>
-      <w:r>
-        <w:t>, not rote instruction.</w:t>
-      </w:r>
-    </w:p>
-    <w:p>
-      <w:r>
-        <w:pict w14:anchorId="223F90E9">
-          <v:rect id="_x0000_i2189" style="width:0;height:1.5pt" o:hralign="center" o:hrstd="t" o:hr="t" fillcolor="#a0a0a0" stroked="f"/>
+        <w:t>Explaining logic flow</w:t>
+      </w:r>
+    </w:p>
+    <w:p>
+      <w:pPr>
+        <w:numPr>
+          <w:ilvl w:val="0"/>
+          <w:numId w:val="133"/>
+        </w:numPr>
+      </w:pPr>
+      <w:r>
+        <w:t>Describing decision-making</w:t>
+      </w:r>
+    </w:p>
+    <w:p>
+      <w:pPr>
+        <w:numPr>
+          <w:ilvl w:val="0"/>
+          <w:numId w:val="133"/>
+        </w:numPr>
+      </w:pPr>
+      <w:r>
+        <w:t>Outlining algorithms</w:t>
+      </w:r>
+    </w:p>
+    <w:p>
+      <w:pPr>
+        <w:numPr>
+          <w:ilvl w:val="0"/>
+          <w:numId w:val="133"/>
+        </w:numPr>
+      </w:pPr>
+      <w:r>
+        <w:t>Teaching structure</w:t>
+      </w:r>
+    </w:p>
+    <w:p>
+      <w:r>
+        <w:t>Pseudo-code must:</w:t>
+      </w:r>
+    </w:p>
+    <w:p>
+      <w:pPr>
+        <w:numPr>
+          <w:ilvl w:val="0"/>
+          <w:numId w:val="134"/>
+        </w:numPr>
+      </w:pPr>
+      <w:r>
+        <w:t>Be readable as English</w:t>
+      </w:r>
+    </w:p>
+    <w:p>
+      <w:pPr>
+        <w:numPr>
+          <w:ilvl w:val="0"/>
+          <w:numId w:val="134"/>
+        </w:numPr>
+      </w:pPr>
+      <w:r>
+        <w:t>Map cleanly to real code</w:t>
+      </w:r>
+    </w:p>
+    <w:p>
+      <w:pPr>
+        <w:numPr>
+          <w:ilvl w:val="0"/>
+          <w:numId w:val="134"/>
+        </w:numPr>
+      </w:pPr>
+      <w:r>
+        <w:t>Avoid language-specific syntax unless necessary</w:t>
+      </w:r>
+    </w:p>
+    <w:p>
+      <w:r>
+        <w:pict w14:anchorId="6EFF9BA2">
+          <v:rect id="_x0000_i1139" style="width:0;height:1.5pt" o:hralign="center" o:hrstd="t" o:hr="t" fillcolor="#a0a0a0" stroked="f"/>
         </w:pict>
       </w:r>
     </w:p>
@@ -11462,80 +11967,100 @@
           <w:b/>
           <w:bCs/>
         </w:rPr>
-        <w:t>Forbidden Characteristics</w:t>
-      </w:r>
-    </w:p>
-    <w:p>
-      <w:r>
-        <w:t xml:space="preserve">Explanations must </w:t>
-      </w:r>
-      <w:proofErr w:type="gramStart"/>
-      <w:r>
-        <w:t>avoid</w:t>
-      </w:r>
-      <w:proofErr w:type="gramEnd"/>
-      <w:r>
-        <w:t>:</w:t>
-      </w:r>
-    </w:p>
-    <w:p>
-      <w:pPr>
-        <w:numPr>
-          <w:ilvl w:val="0"/>
-          <w:numId w:val="132"/>
-        </w:numPr>
-      </w:pPr>
-      <w:proofErr w:type="gramStart"/>
-      <w:r>
-        <w:t>Hand-waving</w:t>
-      </w:r>
-      <w:proofErr w:type="gramEnd"/>
-      <w:r>
-        <w:t xml:space="preserve"> (“this just works”)</w:t>
-      </w:r>
-    </w:p>
-    <w:p>
-      <w:pPr>
-        <w:numPr>
-          <w:ilvl w:val="0"/>
-          <w:numId w:val="132"/>
-        </w:numPr>
-      </w:pPr>
-      <w:r>
-        <w:t>Implicit assumptions</w:t>
-      </w:r>
-    </w:p>
-    <w:p>
-      <w:pPr>
-        <w:numPr>
-          <w:ilvl w:val="0"/>
-          <w:numId w:val="132"/>
-        </w:numPr>
-      </w:pPr>
-      <w:r>
-        <w:t>Overuse of jargon</w:t>
-      </w:r>
-    </w:p>
-    <w:p>
-      <w:pPr>
-        <w:numPr>
-          <w:ilvl w:val="0"/>
-          <w:numId w:val="132"/>
-        </w:numPr>
-      </w:pPr>
-      <w:r>
-        <w:t>Dense theory without application</w:t>
-      </w:r>
-    </w:p>
-    <w:p>
-      <w:r>
-        <w:t>If something is complex, it must be made approachable—not skipped.</w:t>
-      </w:r>
-    </w:p>
-    <w:p>
-      <w:r>
-        <w:pict w14:anchorId="7BA70E09">
-          <v:rect id="_x0000_i2190" style="width:0;height:1.5pt" o:hralign="center" o:hrstd="t" o:hr="t" fillcolor="#a0a0a0" stroked="f"/>
+        <w:t>Real Code Usage</w:t>
+      </w:r>
+    </w:p>
+    <w:p>
+      <w:r>
+        <w:t>Real code may be included when:</w:t>
+      </w:r>
+    </w:p>
+    <w:p>
+      <w:pPr>
+        <w:numPr>
+          <w:ilvl w:val="0"/>
+          <w:numId w:val="135"/>
+        </w:numPr>
+      </w:pPr>
+      <w:r>
+        <w:t>The implementation pattern is critical</w:t>
+      </w:r>
+    </w:p>
+    <w:p>
+      <w:pPr>
+        <w:numPr>
+          <w:ilvl w:val="0"/>
+          <w:numId w:val="135"/>
+        </w:numPr>
+      </w:pPr>
+      <w:r>
+        <w:t>Precision matters</w:t>
+      </w:r>
+    </w:p>
+    <w:p>
+      <w:pPr>
+        <w:numPr>
+          <w:ilvl w:val="0"/>
+          <w:numId w:val="135"/>
+        </w:numPr>
+      </w:pPr>
+      <w:r>
+        <w:t>Ambiguity would be harmful</w:t>
+      </w:r>
+    </w:p>
+    <w:p>
+      <w:r>
+        <w:t>Rules for real code:</w:t>
+      </w:r>
+    </w:p>
+    <w:p>
+      <w:pPr>
+        <w:numPr>
+          <w:ilvl w:val="0"/>
+          <w:numId w:val="136"/>
+        </w:numPr>
+      </w:pPr>
+      <w:r>
+        <w:t>Keep snippets minimal</w:t>
+      </w:r>
+    </w:p>
+    <w:p>
+      <w:pPr>
+        <w:numPr>
+          <w:ilvl w:val="0"/>
+          <w:numId w:val="136"/>
+        </w:numPr>
+      </w:pPr>
+      <w:r>
+        <w:t>Avoid full-file dumps</w:t>
+      </w:r>
+    </w:p>
+    <w:p>
+      <w:pPr>
+        <w:numPr>
+          <w:ilvl w:val="0"/>
+          <w:numId w:val="136"/>
+        </w:numPr>
+      </w:pPr>
+      <w:r>
+        <w:t>Focus on illustrative examples</w:t>
+      </w:r>
+    </w:p>
+    <w:p>
+      <w:pPr>
+        <w:numPr>
+          <w:ilvl w:val="0"/>
+          <w:numId w:val="136"/>
+        </w:numPr>
+      </w:pPr>
+      <w:r>
+        <w:t>Never assume copy-paste is sufficient understanding</w:t>
+      </w:r>
+    </w:p>
+    <w:p>
+      <w:r>
+        <w:pict w14:anchorId="5F029095">
+          <v:rect id="_x0000_i1140" style="width:0;height:1.5pt" o:hralign="center" o:hrstd="t" o:hr="t" fillcolor="#a0a0a0" stroked="f"/>
         </w:pict>
       </w:r>
     </w:p>
@@ -11551,18 +12076,18 @@
           <w:b/>
           <w:bCs/>
         </w:rPr>
-        <w:t>10.4 Use of Pseudo-Code vs Real Code</w:t>
-      </w:r>
-    </w:p>
-    <w:p>
-      <w:r>
-        <w:t>The system must choose the appropriate level of specificity intentionally.</w:t>
-      </w:r>
-    </w:p>
-    <w:p>
-      <w:r>
-        <w:pict w14:anchorId="52D275D7">
-          <v:rect id="_x0000_i2191" style="width:0;height:1.5pt" o:hralign="center" o:hrstd="t" o:hr="t" fillcolor="#a0a0a0" stroked="f"/>
+        <w:t>10.5 Tool-Agnostic vs Tool-Specific Decisions</w:t>
+      </w:r>
+    </w:p>
+    <w:p>
+      <w:r>
+        <w:t>The system must be deliberate about when to name tools.</w:t>
+      </w:r>
+    </w:p>
+    <w:p>
+      <w:r>
+        <w:pict w14:anchorId="0071925A">
+          <v:rect id="_x0000_i1141" style="width:0;height:1.5pt" o:hralign="center" o:hrstd="t" o:hr="t" fillcolor="#a0a0a0" stroked="f"/>
         </w:pict>
       </w:r>
     </w:p>
@@ -11578,258 +12103,35 @@
           <w:b/>
           <w:bCs/>
         </w:rPr>
-        <w:t>Pseudo-Code Usage</w:t>
-      </w:r>
-    </w:p>
-    <w:p>
-      <w:r>
-        <w:t>Pseudo-code is preferred when:</w:t>
-      </w:r>
-    </w:p>
-    <w:p>
-      <w:pPr>
-        <w:numPr>
-          <w:ilvl w:val="0"/>
-          <w:numId w:val="133"/>
-        </w:numPr>
-      </w:pPr>
-      <w:r>
-        <w:t>Explaining logic flow</w:t>
-      </w:r>
-    </w:p>
-    <w:p>
-      <w:pPr>
-        <w:numPr>
-          <w:ilvl w:val="0"/>
-          <w:numId w:val="133"/>
+        <w:t>Tool-Agnostic Guidance</w:t>
+      </w:r>
+    </w:p>
+    <w:p>
+      <w:r>
+        <w:t>Preferred when:</w:t>
+      </w:r>
+    </w:p>
+    <w:p>
+      <w:pPr>
+        <w:numPr>
+          <w:ilvl w:val="0"/>
+          <w:numId w:val="137"/>
+        </w:numPr>
+      </w:pPr>
+      <w:r>
+        <w:t>Explaining concepts</w:t>
+      </w:r>
+    </w:p>
+    <w:p>
+      <w:pPr>
+        <w:numPr>
+          <w:ilvl w:val="0"/>
+          <w:numId w:val="137"/>
         </w:numPr>
       </w:pPr>
       <w:r>
         <w:lastRenderedPageBreak/>
-        <w:t>Describing decision-making</w:t>
-      </w:r>
-    </w:p>
-    <w:p>
-      <w:pPr>
-        <w:numPr>
-          <w:ilvl w:val="0"/>
-          <w:numId w:val="133"/>
-        </w:numPr>
-      </w:pPr>
-      <w:r>
-        <w:t>Outlining algorithms</w:t>
-      </w:r>
-    </w:p>
-    <w:p>
-      <w:pPr>
-        <w:numPr>
-          <w:ilvl w:val="0"/>
-          <w:numId w:val="133"/>
-        </w:numPr>
-      </w:pPr>
-      <w:r>
-        <w:t>Teaching structure</w:t>
-      </w:r>
-    </w:p>
-    <w:p>
-      <w:r>
-        <w:t>Pseudo-code must:</w:t>
-      </w:r>
-    </w:p>
-    <w:p>
-      <w:pPr>
-        <w:numPr>
-          <w:ilvl w:val="0"/>
-          <w:numId w:val="134"/>
-        </w:numPr>
-      </w:pPr>
-      <w:r>
-        <w:t>Be readable as English</w:t>
-      </w:r>
-    </w:p>
-    <w:p>
-      <w:pPr>
-        <w:numPr>
-          <w:ilvl w:val="0"/>
-          <w:numId w:val="134"/>
-        </w:numPr>
-      </w:pPr>
-      <w:r>
-        <w:t>Map cleanly to real code</w:t>
-      </w:r>
-    </w:p>
-    <w:p>
-      <w:pPr>
-        <w:numPr>
-          <w:ilvl w:val="0"/>
-          <w:numId w:val="134"/>
-        </w:numPr>
-      </w:pPr>
-      <w:r>
-        <w:t>Avoid language-specific syntax unless necessary</w:t>
-      </w:r>
-    </w:p>
-    <w:p>
-      <w:r>
-        <w:pict w14:anchorId="6EFF9BA2">
-          <v:rect id="_x0000_i2192" style="width:0;height:1.5pt" o:hralign="center" o:hrstd="t" o:hr="t" fillcolor="#a0a0a0" stroked="f"/>
-        </w:pict>
-      </w:r>
-    </w:p>
-    <w:p>
-      <w:pPr>
-        <w:rPr>
-          <w:b/>
-          <w:bCs/>
-        </w:rPr>
-      </w:pPr>
-      <w:r>
-        <w:rPr>
-          <w:b/>
-          <w:bCs/>
-        </w:rPr>
-        <w:t>Real Code Usage</w:t>
-      </w:r>
-    </w:p>
-    <w:p>
-      <w:r>
-        <w:t>Real code may be included when:</w:t>
-      </w:r>
-    </w:p>
-    <w:p>
-      <w:pPr>
-        <w:numPr>
-          <w:ilvl w:val="0"/>
-          <w:numId w:val="135"/>
-        </w:numPr>
-      </w:pPr>
-      <w:r>
-        <w:t>The implementation pattern is critical</w:t>
-      </w:r>
-    </w:p>
-    <w:p>
-      <w:pPr>
-        <w:numPr>
-          <w:ilvl w:val="0"/>
-          <w:numId w:val="135"/>
-        </w:numPr>
-      </w:pPr>
-      <w:r>
-        <w:t>Precision matters</w:t>
-      </w:r>
-    </w:p>
-    <w:p>
-      <w:pPr>
-        <w:numPr>
-          <w:ilvl w:val="0"/>
-          <w:numId w:val="135"/>
-        </w:numPr>
-      </w:pPr>
-      <w:r>
-        <w:t>Ambiguity would be harmful</w:t>
-      </w:r>
-    </w:p>
-    <w:p>
-      <w:r>
-        <w:t>Rules for real code:</w:t>
-      </w:r>
-    </w:p>
-    <w:p>
-      <w:pPr>
-        <w:numPr>
-          <w:ilvl w:val="0"/>
-          <w:numId w:val="136"/>
-        </w:numPr>
-      </w:pPr>
-      <w:r>
-        <w:t>Keep snippets minimal</w:t>
-      </w:r>
-    </w:p>
-    <w:p>
-      <w:pPr>
-        <w:numPr>
-          <w:ilvl w:val="0"/>
-          <w:numId w:val="136"/>
-        </w:numPr>
-      </w:pPr>
-      <w:r>
-        <w:t>Avoid full-file dumps</w:t>
-      </w:r>
-    </w:p>
-    <w:p>
-      <w:pPr>
-        <w:numPr>
-          <w:ilvl w:val="0"/>
-          <w:numId w:val="136"/>
-        </w:numPr>
-      </w:pPr>
-      <w:r>
-        <w:t>Focus on illustrative examples</w:t>
-      </w:r>
-    </w:p>
-    <w:p>
-      <w:pPr>
-        <w:numPr>
-          <w:ilvl w:val="0"/>
-          <w:numId w:val="136"/>
-        </w:numPr>
-      </w:pPr>
-      <w:r>
-        <w:t>Never assume copy-paste is sufficient understanding</w:t>
-      </w:r>
-    </w:p>
-    <w:p>
-      <w:r>
-        <w:pict w14:anchorId="5F029095">
-          <v:rect id="_x0000_i2193" style="width:0;height:1.5pt" o:hralign="center" o:hrstd="t" o:hr="t" fillcolor="#a0a0a0" stroked="f"/>
-        </w:pict>
-      </w:r>
-    </w:p>
-    <w:p>
-      <w:pPr>
-        <w:rPr>
-          <w:b/>
-          <w:bCs/>
-        </w:rPr>
-      </w:pPr>
-      <w:r>
-        <w:rPr>
-          <w:b/>
-          <w:bCs/>
-        </w:rPr>
-        <w:t>10.5 Tool-Agnostic vs Tool-Specific Decisions</w:t>
-      </w:r>
-    </w:p>
-    <w:p>
-      <w:r>
-        <w:t>The system must be deliberate about when to name tools.</w:t>
-      </w:r>
-    </w:p>
-    <w:p>
-      <w:r>
-        <w:pict w14:anchorId="0071925A">
-          <v:rect id="_x0000_i2194" style="width:0;height:1.5pt" o:hralign="center" o:hrstd="t" o:hr="t" fillcolor="#a0a0a0" stroked="f"/>
-        </w:pict>
-      </w:r>
-    </w:p>
-    <w:p>
-      <w:pPr>
-        <w:rPr>
-          <w:b/>
-          <w:bCs/>
-        </w:rPr>
-      </w:pPr>
-      <w:r>
-        <w:rPr>
-          <w:b/>
-          <w:bCs/>
-        </w:rPr>
-        <w:t>Tool-Agnostic Guidance</w:t>
-      </w:r>
-    </w:p>
-    <w:p>
-      <w:r>
-        <w:t>Preferred when:</w:t>
+        <w:t>Describing architecture</w:t>
       </w:r>
     </w:p>
     <w:p>
@@ -11840,7 +12142,7 @@
         </w:numPr>
       </w:pPr>
       <w:r>
-        <w:t>Explaining concepts</w:t>
+        <w:t>Teaching decision-making</w:t>
       </w:r>
     </w:p>
     <w:p>
@@ -11851,29 +12153,6 @@
         </w:numPr>
       </w:pPr>
       <w:r>
-        <w:t>Describing architecture</w:t>
-      </w:r>
-    </w:p>
-    <w:p>
-      <w:pPr>
-        <w:numPr>
-          <w:ilvl w:val="0"/>
-          <w:numId w:val="137"/>
-        </w:numPr>
-      </w:pPr>
-      <w:r>
-        <w:lastRenderedPageBreak/>
-        <w:t>Teaching decision-making</w:t>
-      </w:r>
-    </w:p>
-    <w:p>
-      <w:pPr>
-        <w:numPr>
-          <w:ilvl w:val="0"/>
-          <w:numId w:val="137"/>
-        </w:numPr>
-      </w:pPr>
-      <w:r>
         <w:t>Preserving flexibility</w:t>
       </w:r>
     </w:p>
@@ -11907,7 +12186,7 @@
     <w:p>
       <w:r>
         <w:pict w14:anchorId="20084197">
-          <v:rect id="_x0000_i2195" style="width:0;height:1.5pt" o:hralign="center" o:hrstd="t" o:hr="t" fillcolor="#a0a0a0" stroked="f"/>
+          <v:rect id="_x0000_i1142" style="width:0;height:1.5pt" o:hralign="center" o:hrstd="t" o:hr="t" fillcolor="#a0a0a0" stroked="f"/>
         </w:pict>
       </w:r>
     </w:p>
@@ -11992,7 +12271,7 @@
     <w:p>
       <w:r>
         <w:pict w14:anchorId="77C90EDA">
-          <v:rect id="_x0000_i2196" style="width:0;height:1.5pt" o:hralign="center" o:hrstd="t" o:hr="t" fillcolor="#a0a0a0" stroked="f"/>
+          <v:rect id="_x0000_i1143" style="width:0;height:1.5pt" o:hralign="center" o:hrstd="t" o:hr="t" fillcolor="#a0a0a0" stroked="f"/>
         </w:pict>
       </w:r>
     </w:p>
@@ -12084,7 +12363,7 @@
     <w:p>
       <w:r>
         <w:pict w14:anchorId="774BB418">
-          <v:rect id="_x0000_i2197" style="width:0;height:1.5pt" o:hralign="center" o:hrstd="t" o:hr="t" fillcolor="#a0a0a0" stroked="f"/>
+          <v:rect id="_x0000_i1144" style="width:0;height:1.5pt" o:hralign="center" o:hrstd="t" o:hr="t" fillcolor="#a0a0a0" stroked="f"/>
         </w:pict>
       </w:r>
     </w:p>
@@ -12127,6 +12406,7 @@
         </w:numPr>
       </w:pPr>
       <w:r>
+        <w:lastRenderedPageBreak/>
         <w:t>They must not replace technical explanation</w:t>
       </w:r>
     </w:p>
@@ -12138,14 +12418,13 @@
         </w:numPr>
       </w:pPr>
       <w:r>
-        <w:lastRenderedPageBreak/>
         <w:t>They must not introduce confusion</w:t>
       </w:r>
     </w:p>
     <w:p>
       <w:r>
         <w:pict w14:anchorId="2E48FEB9">
-          <v:rect id="_x0000_i2198" style="width:0;height:1.5pt" o:hralign="center" o:hrstd="t" o:hr="t" fillcolor="#a0a0a0" stroked="f"/>
+          <v:rect id="_x0000_i1145" style="width:0;height:1.5pt" o:hralign="center" o:hrstd="t" o:hr="t" fillcolor="#a0a0a0" stroked="f"/>
         </w:pict>
       </w:r>
     </w:p>
@@ -12243,7 +12522,7 @@
     <w:p>
       <w:r>
         <w:pict w14:anchorId="4160B861">
-          <v:rect id="_x0000_i2199" style="width:0;height:1.5pt" o:hralign="center" o:hrstd="t" o:hr="t" fillcolor="#a0a0a0" stroked="f"/>
+          <v:rect id="_x0000_i1146" style="width:0;height:1.5pt" o:hralign="center" o:hrstd="t" o:hr="t" fillcolor="#a0a0a0" stroked="f"/>
         </w:pict>
       </w:r>
     </w:p>
@@ -12325,14 +12604,14 @@
     <w:p>
       <w:r>
         <w:pict w14:anchorId="368E2B6B">
-          <v:rect id="_x0000_i2200" style="width:0;height:1.5pt" o:hralign="center" o:hrstd="t" o:hr="t" fillcolor="#a0a0a0" stroked="f"/>
+          <v:rect id="_x0000_i1147" style="width:0;height:1.5pt" o:hralign="center" o:hrstd="t" o:hr="t" fillcolor="#a0a0a0" stroked="f"/>
         </w:pict>
       </w:r>
     </w:p>
     <w:p>
       <w:r>
         <w:pict w14:anchorId="07247AF8">
-          <v:rect id="_x0000_i2201" style="width:0;height:1.5pt" o:hralign="center" o:hrstd="t" o:hr="t" fillcolor="#a0a0a0" stroked="f"/>
+          <v:rect id="_x0000_i1148" style="width:0;height:1.5pt" o:hralign="center" o:hrstd="t" o:hr="t" fillcolor="#a0a0a0" stroked="f"/>
         </w:pict>
       </w:r>
     </w:p>
@@ -12353,19 +12632,14 @@
     </w:p>
     <w:p>
       <w:pPr>
-        <w:rPr>
-          <w:b/>
-          <w:bCs/>
-        </w:rPr>
-      </w:pPr>
-      <w:r>
-        <w:rPr>
-          <w:b/>
-          <w:bCs/>
-        </w:rPr>
+        <w:pStyle w:val="Heading1"/>
+      </w:pPr>
+      <w:bookmarkStart w:id="10" w:name="_Toc221874681"/>
+      <w:r>
         <w:lastRenderedPageBreak/>
         <w:t>Chapter 11 — Intern Execution Readiness</w:t>
       </w:r>
+      <w:bookmarkEnd w:id="10"/>
     </w:p>
     <w:p>
       <w:pPr>
@@ -12469,7 +12743,7 @@
     <w:p>
       <w:r>
         <w:pict w14:anchorId="1D8E406E">
-          <v:rect id="_x0000_i2202" style="width:0;height:1.5pt" o:hralign="center" o:hrstd="t" o:hr="t" fillcolor="#a0a0a0" stroked="f"/>
+          <v:rect id="_x0000_i1149" style="width:0;height:1.5pt" o:hralign="center" o:hrstd="t" o:hr="t" fillcolor="#a0a0a0" stroked="f"/>
         </w:pict>
       </w:r>
     </w:p>
@@ -12580,7 +12854,7 @@
     <w:p>
       <w:r>
         <w:pict w14:anchorId="754A889C">
-          <v:rect id="_x0000_i2203" style="width:0;height:1.5pt" o:hralign="center" o:hrstd="t" o:hr="t" fillcolor="#a0a0a0" stroked="f"/>
+          <v:rect id="_x0000_i1150" style="width:0;height:1.5pt" o:hralign="center" o:hrstd="t" o:hr="t" fillcolor="#a0a0a0" stroked="f"/>
         </w:pict>
       </w:r>
     </w:p>
@@ -12645,19 +12919,19 @@
         </w:numPr>
       </w:pPr>
       <w:r>
+        <w:lastRenderedPageBreak/>
         <w:t>What is in scope vs out of scope</w:t>
       </w:r>
     </w:p>
     <w:p>
       <w:r>
-        <w:lastRenderedPageBreak/>
         <w:t>The document should answer these implicitly through structure.</w:t>
       </w:r>
     </w:p>
     <w:p>
       <w:r>
         <w:pict w14:anchorId="4767C1E8">
-          <v:rect id="_x0000_i2204" style="width:0;height:1.5pt" o:hralign="center" o:hrstd="t" o:hr="t" fillcolor="#a0a0a0" stroked="f"/>
+          <v:rect id="_x0000_i1151" style="width:0;height:1.5pt" o:hralign="center" o:hrstd="t" o:hr="t" fillcolor="#a0a0a0" stroked="f"/>
         </w:pict>
       </w:r>
     </w:p>
@@ -12792,7 +13066,7 @@
     <w:p>
       <w:r>
         <w:pict w14:anchorId="7286B739">
-          <v:rect id="_x0000_i2205" style="width:0;height:1.5pt" o:hralign="center" o:hrstd="t" o:hr="t" fillcolor="#a0a0a0" stroked="f"/>
+          <v:rect id="_x0000_i1152" style="width:0;height:1.5pt" o:hralign="center" o:hrstd="t" o:hr="t" fillcolor="#a0a0a0" stroked="f"/>
         </w:pict>
       </w:r>
     </w:p>
@@ -12904,7 +13178,7 @@
     <w:p>
       <w:r>
         <w:pict w14:anchorId="352FECA9">
-          <v:rect id="_x0000_i2206" style="width:0;height:1.5pt" o:hralign="center" o:hrstd="t" o:hr="t" fillcolor="#a0a0a0" stroked="f"/>
+          <v:rect id="_x0000_i1153" style="width:0;height:1.5pt" o:hralign="center" o:hrstd="t" o:hr="t" fillcolor="#a0a0a0" stroked="f"/>
         </w:pict>
       </w:r>
     </w:p>
@@ -12925,6 +13199,7 @@
     </w:p>
     <w:p>
       <w:r>
+        <w:lastRenderedPageBreak/>
         <w:t xml:space="preserve">When </w:t>
       </w:r>
       <w:proofErr w:type="gramStart"/>
@@ -12944,63 +13219,289 @@
         </w:numPr>
       </w:pPr>
       <w:r>
+        <w:t>Interns begin work without delay</w:t>
+      </w:r>
+    </w:p>
+    <w:p>
+      <w:pPr>
+        <w:numPr>
+          <w:ilvl w:val="0"/>
+          <w:numId w:val="150"/>
+        </w:numPr>
+      </w:pPr>
+      <w:r>
+        <w:t>Fewer clarification messages are required</w:t>
+      </w:r>
+    </w:p>
+    <w:p>
+      <w:pPr>
+        <w:numPr>
+          <w:ilvl w:val="0"/>
+          <w:numId w:val="150"/>
+        </w:numPr>
+      </w:pPr>
+      <w:r>
+        <w:t>Work progresses in the correct order</w:t>
+      </w:r>
+    </w:p>
+    <w:p>
+      <w:pPr>
+        <w:numPr>
+          <w:ilvl w:val="0"/>
+          <w:numId w:val="150"/>
+        </w:numPr>
+      </w:pPr>
+      <w:r>
+        <w:t>Output aligns with original intent</w:t>
+      </w:r>
+    </w:p>
+    <w:p>
+      <w:pPr>
+        <w:numPr>
+          <w:ilvl w:val="0"/>
+          <w:numId w:val="150"/>
+        </w:numPr>
+      </w:pPr>
+      <w:r>
+        <w:t>Rework is minimal and localized</w:t>
+      </w:r>
+    </w:p>
+    <w:p>
+      <w:r>
+        <w:t>Progress should feel steady and predictable.</w:t>
+      </w:r>
+    </w:p>
+    <w:p>
+      <w:r>
+        <w:pict w14:anchorId="0A96D90D">
+          <v:rect id="_x0000_i1154" style="width:0;height:1.5pt" o:hralign="center" o:hrstd="t" o:hr="t" fillcolor="#a0a0a0" stroked="f"/>
+        </w:pict>
+      </w:r>
+    </w:p>
+    <w:p>
+      <w:pPr>
+        <w:rPr>
+          <w:b/>
+          <w:bCs/>
+        </w:rPr>
+      </w:pPr>
+      <w:r>
+        <w:rPr>
+          <w:b/>
+          <w:bCs/>
+        </w:rPr>
+        <w:t>11.6 Signals of Insufficient Readiness</w:t>
+      </w:r>
+    </w:p>
+    <w:p>
+      <w:r>
+        <w:t>The system must treat the following as failure signals:</w:t>
+      </w:r>
+    </w:p>
+    <w:p>
+      <w:pPr>
+        <w:numPr>
+          <w:ilvl w:val="0"/>
+          <w:numId w:val="151"/>
+        </w:numPr>
+      </w:pPr>
+      <w:r>
+        <w:t>Interns asking “big picture” questions mid-build</w:t>
+      </w:r>
+    </w:p>
+    <w:p>
+      <w:pPr>
+        <w:numPr>
+          <w:ilvl w:val="0"/>
+          <w:numId w:val="151"/>
+        </w:numPr>
+      </w:pPr>
+      <w:r>
+        <w:t>Divergent interpretations of scope</w:t>
+      </w:r>
+    </w:p>
+    <w:p>
+      <w:pPr>
+        <w:numPr>
+          <w:ilvl w:val="0"/>
+          <w:numId w:val="151"/>
+        </w:numPr>
+      </w:pPr>
+      <w:r>
+        <w:t>Features built that were explicitly excluded</w:t>
+      </w:r>
+    </w:p>
+    <w:p>
+      <w:pPr>
+        <w:numPr>
+          <w:ilvl w:val="0"/>
+          <w:numId w:val="151"/>
+        </w:numPr>
+      </w:pPr>
+      <w:r>
+        <w:t>Confusion about priorities or sequencing</w:t>
+      </w:r>
+    </w:p>
+    <w:p>
+      <w:pPr>
+        <w:numPr>
+          <w:ilvl w:val="0"/>
+          <w:numId w:val="151"/>
+        </w:numPr>
+      </w:pPr>
+      <w:r>
+        <w:t>Heavy reliance on the primary user for direction</w:t>
+      </w:r>
+    </w:p>
+    <w:p>
+      <w:r>
+        <w:t>These indicate documentation gaps that must be corrected.</w:t>
+      </w:r>
+    </w:p>
+    <w:p>
+      <w:r>
+        <w:pict w14:anchorId="58119067">
+          <v:rect id="_x0000_i1155" style="width:0;height:1.5pt" o:hralign="center" o:hrstd="t" o:hr="t" fillcolor="#a0a0a0" stroked="f"/>
+        </w:pict>
+      </w:r>
+    </w:p>
+    <w:p>
+      <w:pPr>
+        <w:rPr>
+          <w:b/>
+          <w:bCs/>
+        </w:rPr>
+      </w:pPr>
+      <w:r>
+        <w:rPr>
+          <w:b/>
+          <w:bCs/>
+        </w:rPr>
+        <w:t>11.7 Responsibility Boundaries</w:t>
+      </w:r>
+    </w:p>
+    <w:p>
+      <w:r>
+        <w:t>The document must clearly delineate responsibility:</w:t>
+      </w:r>
+    </w:p>
+    <w:p>
+      <w:pPr>
+        <w:rPr>
+          <w:b/>
+          <w:bCs/>
+        </w:rPr>
+      </w:pPr>
+      <w:r>
+        <w:rPr>
+          <w:b/>
+          <w:bCs/>
+        </w:rPr>
+        <w:t>Intern Responsibilities</w:t>
+      </w:r>
+    </w:p>
+    <w:p>
+      <w:pPr>
+        <w:numPr>
+          <w:ilvl w:val="0"/>
+          <w:numId w:val="152"/>
+        </w:numPr>
+      </w:pPr>
+      <w:r>
+        <w:t>Follow the documented plan</w:t>
+      </w:r>
+    </w:p>
+    <w:p>
+      <w:pPr>
+        <w:numPr>
+          <w:ilvl w:val="0"/>
+          <w:numId w:val="152"/>
+        </w:numPr>
+      </w:pPr>
+      <w:r>
+        <w:t>Build assigned components</w:t>
+      </w:r>
+    </w:p>
+    <w:p>
+      <w:pPr>
+        <w:numPr>
+          <w:ilvl w:val="0"/>
+          <w:numId w:val="152"/>
+        </w:numPr>
+      </w:pPr>
+      <w:r>
+        <w:t>Flag blockers or inconsistencies</w:t>
+      </w:r>
+    </w:p>
+    <w:p>
+      <w:pPr>
+        <w:numPr>
+          <w:ilvl w:val="0"/>
+          <w:numId w:val="152"/>
+        </w:numPr>
+      </w:pPr>
+      <w:r>
+        <w:t>Avoid redesign or scope changes</w:t>
+      </w:r>
+    </w:p>
+    <w:p>
+      <w:pPr>
+        <w:rPr>
+          <w:b/>
+          <w:bCs/>
+        </w:rPr>
+      </w:pPr>
+      <w:r>
+        <w:rPr>
+          <w:b/>
+          <w:bCs/>
+        </w:rPr>
+        <w:t>Primary User Responsibilities</w:t>
+      </w:r>
+    </w:p>
+    <w:p>
+      <w:pPr>
+        <w:numPr>
+          <w:ilvl w:val="0"/>
+          <w:numId w:val="153"/>
+        </w:numPr>
+      </w:pPr>
+      <w:r>
         <w:lastRenderedPageBreak/>
-        <w:t>Interns begin work without delay</w:t>
-      </w:r>
-    </w:p>
-    <w:p>
-      <w:pPr>
-        <w:numPr>
-          <w:ilvl w:val="0"/>
-          <w:numId w:val="150"/>
-        </w:numPr>
-      </w:pPr>
-      <w:r>
-        <w:t>Fewer clarification messages are required</w:t>
-      </w:r>
-    </w:p>
-    <w:p>
-      <w:pPr>
-        <w:numPr>
-          <w:ilvl w:val="0"/>
-          <w:numId w:val="150"/>
-        </w:numPr>
-      </w:pPr>
-      <w:r>
-        <w:t>Work progresses in the correct order</w:t>
-      </w:r>
-    </w:p>
-    <w:p>
-      <w:pPr>
-        <w:numPr>
-          <w:ilvl w:val="0"/>
-          <w:numId w:val="150"/>
-        </w:numPr>
-      </w:pPr>
-      <w:r>
-        <w:t>Output aligns with original intent</w:t>
-      </w:r>
-    </w:p>
-    <w:p>
-      <w:pPr>
-        <w:numPr>
-          <w:ilvl w:val="0"/>
-          <w:numId w:val="150"/>
-        </w:numPr>
-      </w:pPr>
-      <w:r>
-        <w:t>Rework is minimal and localized</w:t>
-      </w:r>
-    </w:p>
-    <w:p>
-      <w:r>
-        <w:t>Progress should feel steady and predictable.</w:t>
-      </w:r>
-    </w:p>
-    <w:p>
-      <w:r>
-        <w:pict w14:anchorId="0A96D90D">
-          <v:rect id="_x0000_i2207" style="width:0;height:1.5pt" o:hralign="center" o:hrstd="t" o:hr="t" fillcolor="#a0a0a0" stroked="f"/>
+        <w:t>Review progress</w:t>
+      </w:r>
+    </w:p>
+    <w:p>
+      <w:pPr>
+        <w:numPr>
+          <w:ilvl w:val="0"/>
+          <w:numId w:val="153"/>
+        </w:numPr>
+      </w:pPr>
+      <w:r>
+        <w:t>Approve milestones</w:t>
+      </w:r>
+    </w:p>
+    <w:p>
+      <w:pPr>
+        <w:numPr>
+          <w:ilvl w:val="0"/>
+          <w:numId w:val="153"/>
+        </w:numPr>
+      </w:pPr>
+      <w:r>
+        <w:t>Decide on changes or unlocks</w:t>
+      </w:r>
+    </w:p>
+    <w:p>
+      <w:r>
+        <w:t>This separation protects velocity and accountability.</w:t>
+      </w:r>
+    </w:p>
+    <w:p>
+      <w:r>
+        <w:pict w14:anchorId="34DDA09A">
+          <v:rect id="_x0000_i1156" style="width:0;height:1.5pt" o:hralign="center" o:hrstd="t" o:hr="t" fillcolor="#a0a0a0" stroked="f"/>
         </w:pict>
       </w:r>
     </w:p>
@@ -13016,303 +13517,76 @@
           <w:b/>
           <w:bCs/>
         </w:rPr>
-        <w:t>11.6 Signals of Insufficient Readiness</w:t>
-      </w:r>
-    </w:p>
-    <w:p>
-      <w:r>
-        <w:t>The system must treat the following as failure signals:</w:t>
-      </w:r>
-    </w:p>
-    <w:p>
-      <w:pPr>
-        <w:numPr>
-          <w:ilvl w:val="0"/>
-          <w:numId w:val="151"/>
-        </w:numPr>
-      </w:pPr>
-      <w:r>
-        <w:t>Interns asking “big picture” questions mid-build</w:t>
-      </w:r>
-    </w:p>
-    <w:p>
-      <w:pPr>
-        <w:numPr>
-          <w:ilvl w:val="0"/>
-          <w:numId w:val="151"/>
-        </w:numPr>
-      </w:pPr>
-      <w:r>
-        <w:t>Divergent interpretations of scope</w:t>
-      </w:r>
-    </w:p>
-    <w:p>
-      <w:pPr>
-        <w:numPr>
-          <w:ilvl w:val="0"/>
-          <w:numId w:val="151"/>
-        </w:numPr>
-      </w:pPr>
-      <w:r>
-        <w:t>Features built that were explicitly excluded</w:t>
-      </w:r>
-    </w:p>
-    <w:p>
-      <w:pPr>
-        <w:numPr>
-          <w:ilvl w:val="0"/>
-          <w:numId w:val="151"/>
-        </w:numPr>
-      </w:pPr>
-      <w:r>
-        <w:t>Confusion about priorities or sequencing</w:t>
-      </w:r>
-    </w:p>
-    <w:p>
-      <w:pPr>
-        <w:numPr>
-          <w:ilvl w:val="0"/>
-          <w:numId w:val="151"/>
-        </w:numPr>
-      </w:pPr>
-      <w:r>
-        <w:t>Heavy reliance on the primary user for direction</w:t>
-      </w:r>
-    </w:p>
-    <w:p>
-      <w:r>
-        <w:t>These indicate documentation gaps that must be corrected.</w:t>
-      </w:r>
-    </w:p>
-    <w:p>
-      <w:r>
-        <w:pict w14:anchorId="58119067">
-          <v:rect id="_x0000_i2208" style="width:0;height:1.5pt" o:hralign="center" o:hrstd="t" o:hr="t" fillcolor="#a0a0a0" stroked="f"/>
+        <w:t>11.8 Success Criteria for This Chapter</w:t>
+      </w:r>
+    </w:p>
+    <w:p>
+      <w:r>
+        <w:t>This chapter is successful if:</w:t>
+      </w:r>
+    </w:p>
+    <w:p>
+      <w:pPr>
+        <w:numPr>
+          <w:ilvl w:val="0"/>
+          <w:numId w:val="154"/>
+        </w:numPr>
+      </w:pPr>
+      <w:r>
+        <w:t>Interns can execute independently</w:t>
+      </w:r>
+    </w:p>
+    <w:p>
+      <w:pPr>
+        <w:numPr>
+          <w:ilvl w:val="0"/>
+          <w:numId w:val="154"/>
+        </w:numPr>
+      </w:pPr>
+      <w:r>
+        <w:t>The primary user is rarely interrupted</w:t>
+      </w:r>
+    </w:p>
+    <w:p>
+      <w:pPr>
+        <w:numPr>
+          <w:ilvl w:val="0"/>
+          <w:numId w:val="154"/>
+        </w:numPr>
+      </w:pPr>
+      <w:r>
+        <w:t>The document answers questions before they arise</w:t>
+      </w:r>
+    </w:p>
+    <w:p>
+      <w:pPr>
+        <w:numPr>
+          <w:ilvl w:val="0"/>
+          <w:numId w:val="154"/>
+        </w:numPr>
+      </w:pPr>
+      <w:r>
+        <w:t>Execution matches intent</w:t>
+      </w:r>
+    </w:p>
+    <w:p>
+      <w:pPr>
+        <w:numPr>
+          <w:ilvl w:val="0"/>
+          <w:numId w:val="154"/>
+        </w:numPr>
+      </w:pPr>
+      <w:r>
+        <w:t>The system consistently produces build-ready guidance</w:t>
+      </w:r>
+    </w:p>
+    <w:p>
+      <w:r>
+        <w:pict w14:anchorId="3566FDFA">
+          <v:rect id="_x0000_i1157" style="width:0;height:1.5pt" o:hralign="center" o:hrstd="t" o:hr="t" fillcolor="#a0a0a0" stroked="f"/>
         </w:pict>
       </w:r>
     </w:p>
-    <w:p>
-      <w:pPr>
-        <w:rPr>
-          <w:b/>
-          <w:bCs/>
-        </w:rPr>
-      </w:pPr>
-      <w:r>
-        <w:rPr>
-          <w:b/>
-          <w:bCs/>
-        </w:rPr>
-        <w:t>11.7 Responsibility Boundaries</w:t>
-      </w:r>
-    </w:p>
-    <w:p>
-      <w:r>
-        <w:t>The document must clearly delineate responsibility:</w:t>
-      </w:r>
-    </w:p>
-    <w:p>
-      <w:pPr>
-        <w:rPr>
-          <w:b/>
-          <w:bCs/>
-        </w:rPr>
-      </w:pPr>
-      <w:r>
-        <w:rPr>
-          <w:b/>
-          <w:bCs/>
-        </w:rPr>
-        <w:t>Intern Responsibilities</w:t>
-      </w:r>
-    </w:p>
-    <w:p>
-      <w:pPr>
-        <w:numPr>
-          <w:ilvl w:val="0"/>
-          <w:numId w:val="152"/>
-        </w:numPr>
-      </w:pPr>
-      <w:r>
-        <w:t>Follow the documented plan</w:t>
-      </w:r>
-    </w:p>
-    <w:p>
-      <w:pPr>
-        <w:numPr>
-          <w:ilvl w:val="0"/>
-          <w:numId w:val="152"/>
-        </w:numPr>
-      </w:pPr>
-      <w:r>
-        <w:t>Build assigned components</w:t>
-      </w:r>
-    </w:p>
-    <w:p>
-      <w:pPr>
-        <w:numPr>
-          <w:ilvl w:val="0"/>
-          <w:numId w:val="152"/>
-        </w:numPr>
-      </w:pPr>
-      <w:r>
-        <w:t>Flag blockers or inconsistencies</w:t>
-      </w:r>
-    </w:p>
-    <w:p>
-      <w:pPr>
-        <w:numPr>
-          <w:ilvl w:val="0"/>
-          <w:numId w:val="152"/>
-        </w:numPr>
-      </w:pPr>
-      <w:r>
-        <w:t>Avoid redesign or scope changes</w:t>
-      </w:r>
-    </w:p>
-    <w:p>
-      <w:pPr>
-        <w:rPr>
-          <w:b/>
-          <w:bCs/>
-        </w:rPr>
-      </w:pPr>
-      <w:r>
-        <w:rPr>
-          <w:b/>
-          <w:bCs/>
-        </w:rPr>
-        <w:t>Primary User Responsibilities</w:t>
-      </w:r>
-    </w:p>
-    <w:p>
-      <w:pPr>
-        <w:numPr>
-          <w:ilvl w:val="0"/>
-          <w:numId w:val="153"/>
-        </w:numPr>
-      </w:pPr>
-      <w:r>
-        <w:t>Review progress</w:t>
-      </w:r>
-    </w:p>
-    <w:p>
-      <w:pPr>
-        <w:numPr>
-          <w:ilvl w:val="0"/>
-          <w:numId w:val="153"/>
-        </w:numPr>
-      </w:pPr>
-      <w:r>
-        <w:t>Approve milestones</w:t>
-      </w:r>
-    </w:p>
-    <w:p>
-      <w:pPr>
-        <w:numPr>
-          <w:ilvl w:val="0"/>
-          <w:numId w:val="153"/>
-        </w:numPr>
-      </w:pPr>
-      <w:r>
-        <w:lastRenderedPageBreak/>
-        <w:t>Decide on changes or unlocks</w:t>
-      </w:r>
-    </w:p>
-    <w:p>
-      <w:r>
-        <w:t>This separation protects velocity and accountability.</w:t>
-      </w:r>
-    </w:p>
-    <w:p>
-      <w:r>
-        <w:pict w14:anchorId="34DDA09A">
-          <v:rect id="_x0000_i2209" style="width:0;height:1.5pt" o:hralign="center" o:hrstd="t" o:hr="t" fillcolor="#a0a0a0" stroked="f"/>
-        </w:pict>
-      </w:r>
-    </w:p>
-    <w:p>
-      <w:pPr>
-        <w:rPr>
-          <w:b/>
-          <w:bCs/>
-        </w:rPr>
-      </w:pPr>
-      <w:r>
-        <w:rPr>
-          <w:b/>
-          <w:bCs/>
-        </w:rPr>
-        <w:t>11.8 Success Criteria for This Chapter</w:t>
-      </w:r>
-    </w:p>
-    <w:p>
-      <w:r>
-        <w:t>This chapter is successful if:</w:t>
-      </w:r>
-    </w:p>
-    <w:p>
-      <w:pPr>
-        <w:numPr>
-          <w:ilvl w:val="0"/>
-          <w:numId w:val="154"/>
-        </w:numPr>
-      </w:pPr>
-      <w:r>
-        <w:t>Interns can execute independently</w:t>
-      </w:r>
-    </w:p>
-    <w:p>
-      <w:pPr>
-        <w:numPr>
-          <w:ilvl w:val="0"/>
-          <w:numId w:val="154"/>
-        </w:numPr>
-      </w:pPr>
-      <w:r>
-        <w:t>The primary user is rarely interrupted</w:t>
-      </w:r>
-    </w:p>
-    <w:p>
-      <w:pPr>
-        <w:numPr>
-          <w:ilvl w:val="0"/>
-          <w:numId w:val="154"/>
-        </w:numPr>
-      </w:pPr>
-      <w:r>
-        <w:t>The document answers questions before they arise</w:t>
-      </w:r>
-    </w:p>
-    <w:p>
-      <w:pPr>
-        <w:numPr>
-          <w:ilvl w:val="0"/>
-          <w:numId w:val="154"/>
-        </w:numPr>
-      </w:pPr>
-      <w:r>
-        <w:t>Execution matches intent</w:t>
-      </w:r>
-    </w:p>
-    <w:p>
-      <w:pPr>
-        <w:numPr>
-          <w:ilvl w:val="0"/>
-          <w:numId w:val="154"/>
-        </w:numPr>
-      </w:pPr>
-      <w:r>
-        <w:t>The system consistently produces build-ready guidance</w:t>
-      </w:r>
-    </w:p>
-    <w:p>
-      <w:r>
-        <w:pict w14:anchorId="3566FDFA">
-          <v:rect id="_x0000_i2210" style="width:0;height:1.5pt" o:hralign="center" o:hrstd="t" o:hr="t" fillcolor="#a0a0a0" stroked="f"/>
-        </w:pict>
-      </w:r>
-    </w:p>
     <w:p/>
     <w:p>
       <w:pPr>
@@ -13331,19 +13605,14 @@
     </w:p>
     <w:p>
       <w:pPr>
-        <w:rPr>
-          <w:b/>
-          <w:bCs/>
-        </w:rPr>
-      </w:pPr>
-      <w:r>
-        <w:rPr>
-          <w:b/>
-          <w:bCs/>
-        </w:rPr>
+        <w:pStyle w:val="Heading1"/>
+      </w:pPr>
+      <w:bookmarkStart w:id="11" w:name="_Toc221874682"/>
+      <w:r>
         <w:lastRenderedPageBreak/>
         <w:t>Chapter 12 — Quality Gates &amp; Validation Checks</w:t>
       </w:r>
+      <w:bookmarkEnd w:id="11"/>
     </w:p>
     <w:p>
       <w:pPr>
@@ -13450,7 +13719,7 @@
     <w:p>
       <w:r>
         <w:pict w14:anchorId="2AD97DC3">
-          <v:rect id="_x0000_i2212" style="width:0;height:1.5pt" o:hralign="center" o:hrstd="t" o:hr="t" fillcolor="#a0a0a0" stroked="f"/>
+          <v:rect id="_x0000_i1158" style="width:0;height:1.5pt" o:hralign="center" o:hrstd="t" o:hr="t" fillcolor="#a0a0a0" stroked="f"/>
         </w:pict>
       </w:r>
     </w:p>
@@ -13553,7 +13822,7 @@
     <w:p>
       <w:r>
         <w:pict w14:anchorId="74BA6DBD">
-          <v:rect id="_x0000_i2213" style="width:0;height:1.5pt" o:hralign="center" o:hrstd="t" o:hr="t" fillcolor="#a0a0a0" stroked="f"/>
+          <v:rect id="_x0000_i1159" style="width:0;height:1.5pt" o:hralign="center" o:hrstd="t" o:hr="t" fillcolor="#a0a0a0" stroked="f"/>
         </w:pict>
       </w:r>
     </w:p>
@@ -13612,6 +13881,7 @@
         </w:numPr>
       </w:pPr>
       <w:r>
+        <w:lastRenderedPageBreak/>
         <w:t>Are terms used consistently throughout the document?</w:t>
       </w:r>
     </w:p>
@@ -13623,30 +13893,281 @@
         </w:numPr>
       </w:pPr>
       <w:r>
+        <w:t>Are responsibilities clearly assigned?</w:t>
+      </w:r>
+    </w:p>
+    <w:p>
+      <w:pPr>
+        <w:numPr>
+          <w:ilvl w:val="0"/>
+          <w:numId w:val="158"/>
+        </w:numPr>
+      </w:pPr>
+      <w:r>
+        <w:t>Are constraints explicit?</w:t>
+      </w:r>
+    </w:p>
+    <w:p>
+      <w:r>
+        <w:t>Any sentence that can be reasonably misinterpreted must be rewritten.</w:t>
+      </w:r>
+    </w:p>
+    <w:p>
+      <w:r>
+        <w:pict w14:anchorId="2F10EBF0">
+          <v:rect id="_x0000_i1160" style="width:0;height:1.5pt" o:hralign="center" o:hrstd="t" o:hr="t" fillcolor="#a0a0a0" stroked="f"/>
+        </w:pict>
+      </w:r>
+    </w:p>
+    <w:p>
+      <w:pPr>
+        <w:rPr>
+          <w:b/>
+          <w:bCs/>
+        </w:rPr>
+      </w:pPr>
+      <w:r>
+        <w:rPr>
+          <w:b/>
+          <w:bCs/>
+        </w:rPr>
+        <w:t>12.4 Build Readiness Checks</w:t>
+      </w:r>
+    </w:p>
+    <w:p>
+      <w:r>
+        <w:t>Build readiness determines whether an intern can begin work immediately.</w:t>
+      </w:r>
+    </w:p>
+    <w:p>
+      <w:r>
+        <w:t>A document is build-ready only if:</w:t>
+      </w:r>
+    </w:p>
+    <w:p>
+      <w:pPr>
+        <w:numPr>
+          <w:ilvl w:val="0"/>
+          <w:numId w:val="159"/>
+        </w:numPr>
+      </w:pPr>
+      <w:r>
+        <w:t>Execution order is clear</w:t>
+      </w:r>
+    </w:p>
+    <w:p>
+      <w:pPr>
+        <w:numPr>
+          <w:ilvl w:val="0"/>
+          <w:numId w:val="159"/>
+        </w:numPr>
+      </w:pPr>
+      <w:r>
+        <w:t>Required inputs and outputs are defined</w:t>
+      </w:r>
+    </w:p>
+    <w:p>
+      <w:pPr>
+        <w:numPr>
+          <w:ilvl w:val="0"/>
+          <w:numId w:val="159"/>
+        </w:numPr>
+      </w:pPr>
+      <w:r>
+        <w:t>Dependencies between components are stated</w:t>
+      </w:r>
+    </w:p>
+    <w:p>
+      <w:pPr>
+        <w:numPr>
+          <w:ilvl w:val="0"/>
+          <w:numId w:val="159"/>
+        </w:numPr>
+      </w:pPr>
+      <w:r>
+        <w:t>File or module boundaries are described</w:t>
+      </w:r>
+    </w:p>
+    <w:p>
+      <w:pPr>
+        <w:numPr>
+          <w:ilvl w:val="0"/>
+          <w:numId w:val="159"/>
+        </w:numPr>
+      </w:pPr>
+      <w:r>
+        <w:t>“Done” criteria are included where appropriate</w:t>
+      </w:r>
+    </w:p>
+    <w:p>
+      <w:r>
+        <w:t xml:space="preserve">If interns need to </w:t>
+      </w:r>
+      <w:proofErr w:type="gramStart"/>
+      <w:r>
+        <w:t>ask</w:t>
+      </w:r>
+      <w:proofErr w:type="gramEnd"/>
+      <w:r>
+        <w:t xml:space="preserve"> “what do I do first?”, readiness has failed.</w:t>
+      </w:r>
+    </w:p>
+    <w:p>
+      <w:r>
+        <w:pict w14:anchorId="37382ED4">
+          <v:rect id="_x0000_i1161" style="width:0;height:1.5pt" o:hralign="center" o:hrstd="t" o:hr="t" fillcolor="#a0a0a0" stroked="f"/>
+        </w:pict>
+      </w:r>
+    </w:p>
+    <w:p>
+      <w:pPr>
+        <w:rPr>
+          <w:b/>
+          <w:bCs/>
+        </w:rPr>
+      </w:pPr>
+      <w:r>
+        <w:rPr>
+          <w:b/>
+          <w:bCs/>
+        </w:rPr>
+        <w:t>12.5 Anti-Vagueness Enforcement</w:t>
+      </w:r>
+    </w:p>
+    <w:p>
+      <w:r>
+        <w:t>Vagueness is treated as a defect.</w:t>
+      </w:r>
+    </w:p>
+    <w:p>
+      <w:pPr>
+        <w:rPr>
+          <w:b/>
+          <w:bCs/>
+        </w:rPr>
+      </w:pPr>
+      <w:r>
+        <w:rPr>
+          <w:b/>
+          <w:bCs/>
+        </w:rPr>
+        <w:t>Common Vagueness Patterns</w:t>
+      </w:r>
+    </w:p>
+    <w:p>
+      <w:pPr>
+        <w:numPr>
+          <w:ilvl w:val="0"/>
+          <w:numId w:val="160"/>
+        </w:numPr>
+      </w:pPr>
+      <w:r>
+        <w:t>“Handle edge cases”</w:t>
+      </w:r>
+    </w:p>
+    <w:p>
+      <w:pPr>
+        <w:numPr>
+          <w:ilvl w:val="0"/>
+          <w:numId w:val="160"/>
+        </w:numPr>
+      </w:pPr>
+      <w:r>
+        <w:t>“Optimize later”</w:t>
+      </w:r>
+    </w:p>
+    <w:p>
+      <w:pPr>
+        <w:numPr>
+          <w:ilvl w:val="0"/>
+          <w:numId w:val="160"/>
+        </w:numPr>
+      </w:pPr>
+      <w:r>
+        <w:t>“Make it scalable”</w:t>
+      </w:r>
+    </w:p>
+    <w:p>
+      <w:pPr>
+        <w:numPr>
+          <w:ilvl w:val="0"/>
+          <w:numId w:val="160"/>
+        </w:numPr>
+      </w:pPr>
+      <w:r>
+        <w:t>“Ensure good UX”</w:t>
+      </w:r>
+    </w:p>
+    <w:p>
+      <w:pPr>
+        <w:numPr>
+          <w:ilvl w:val="0"/>
+          <w:numId w:val="160"/>
+        </w:numPr>
+      </w:pPr>
+      <w:r>
+        <w:t>“Use best practices”</w:t>
+      </w:r>
+    </w:p>
+    <w:p>
+      <w:r>
+        <w:t>These phrases must be replaced with:</w:t>
+      </w:r>
+    </w:p>
+    <w:p>
+      <w:pPr>
+        <w:numPr>
+          <w:ilvl w:val="0"/>
+          <w:numId w:val="161"/>
+        </w:numPr>
+      </w:pPr>
+      <w:r>
+        <w:t>Specific behaviors</w:t>
+      </w:r>
+    </w:p>
+    <w:p>
+      <w:pPr>
+        <w:numPr>
+          <w:ilvl w:val="0"/>
+          <w:numId w:val="161"/>
+        </w:numPr>
+      </w:pPr>
+      <w:r>
+        <w:t>Explicit constraints</w:t>
+      </w:r>
+    </w:p>
+    <w:p>
+      <w:pPr>
+        <w:numPr>
+          <w:ilvl w:val="0"/>
+          <w:numId w:val="161"/>
+        </w:numPr>
+      </w:pPr>
+      <w:r>
         <w:lastRenderedPageBreak/>
-        <w:t>Are responsibilities clearly assigned?</w:t>
-      </w:r>
-    </w:p>
-    <w:p>
-      <w:pPr>
-        <w:numPr>
-          <w:ilvl w:val="0"/>
-          <w:numId w:val="158"/>
-        </w:numPr>
-      </w:pPr>
-      <w:r>
-        <w:t>Are constraints explicit?</w:t>
-      </w:r>
-    </w:p>
-    <w:p>
-      <w:r>
-        <w:t>Any sentence that can be reasonably misinterpreted must be rewritten.</w:t>
-      </w:r>
-    </w:p>
-    <w:p>
-      <w:r>
-        <w:pict w14:anchorId="2F10EBF0">
-          <v:rect id="_x0000_i2214" style="width:0;height:1.5pt" o:hralign="center" o:hrstd="t" o:hr="t" fillcolor="#a0a0a0" stroked="f"/>
+        <w:t>Measurable outcomes</w:t>
+      </w:r>
+    </w:p>
+    <w:p>
+      <w:pPr>
+        <w:numPr>
+          <w:ilvl w:val="0"/>
+          <w:numId w:val="161"/>
+        </w:numPr>
+      </w:pPr>
+      <w:r>
+        <w:t>Deferred decisions with rationale</w:t>
+      </w:r>
+    </w:p>
+    <w:p>
+      <w:r>
+        <w:t>If specificity cannot be achieved, the system must call it out explicitly as a risk or open question.</w:t>
+      </w:r>
+    </w:p>
+    <w:p>
+      <w:r>
+        <w:pict w14:anchorId="0169504A">
+          <v:rect id="_x0000_i1162" style="width:0;height:1.5pt" o:hralign="center" o:hrstd="t" o:hr="t" fillcolor="#a0a0a0" stroked="f"/>
         </w:pict>
       </w:r>
     </w:p>
@@ -13662,91 +14183,81 @@
           <w:b/>
           <w:bCs/>
         </w:rPr>
-        <w:t>12.4 Build Readiness Checks</w:t>
-      </w:r>
-    </w:p>
-    <w:p>
-      <w:r>
-        <w:t>Build readiness determines whether an intern can begin work immediately.</w:t>
-      </w:r>
-    </w:p>
-    <w:p>
-      <w:r>
-        <w:t>A document is build-ready only if:</w:t>
-      </w:r>
-    </w:p>
-    <w:p>
-      <w:pPr>
-        <w:numPr>
-          <w:ilvl w:val="0"/>
-          <w:numId w:val="159"/>
-        </w:numPr>
-      </w:pPr>
-      <w:r>
-        <w:t>Execution order is clear</w:t>
-      </w:r>
-    </w:p>
-    <w:p>
-      <w:pPr>
-        <w:numPr>
-          <w:ilvl w:val="0"/>
-          <w:numId w:val="159"/>
-        </w:numPr>
-      </w:pPr>
-      <w:r>
-        <w:t>Required inputs and outputs are defined</w:t>
-      </w:r>
-    </w:p>
-    <w:p>
-      <w:pPr>
-        <w:numPr>
-          <w:ilvl w:val="0"/>
-          <w:numId w:val="159"/>
-        </w:numPr>
-      </w:pPr>
-      <w:r>
-        <w:t>Dependencies between components are stated</w:t>
-      </w:r>
-    </w:p>
-    <w:p>
-      <w:pPr>
-        <w:numPr>
-          <w:ilvl w:val="0"/>
-          <w:numId w:val="159"/>
-        </w:numPr>
-      </w:pPr>
-      <w:r>
-        <w:t>File or module boundaries are described</w:t>
-      </w:r>
-    </w:p>
-    <w:p>
-      <w:pPr>
-        <w:numPr>
-          <w:ilvl w:val="0"/>
-          <w:numId w:val="159"/>
-        </w:numPr>
-      </w:pPr>
-      <w:r>
-        <w:t>“Done” criteria are included where appropriate</w:t>
-      </w:r>
-    </w:p>
-    <w:p>
-      <w:r>
-        <w:t xml:space="preserve">If interns need to </w:t>
-      </w:r>
-      <w:proofErr w:type="gramStart"/>
-      <w:r>
-        <w:t>ask</w:t>
-      </w:r>
-      <w:proofErr w:type="gramEnd"/>
-      <w:r>
-        <w:t xml:space="preserve"> “what do I do first?”, readiness has failed.</w:t>
-      </w:r>
-    </w:p>
-    <w:p>
-      <w:r>
-        <w:pict w14:anchorId="37382ED4">
-          <v:rect id="_x0000_i2215" style="width:0;height:1.5pt" o:hralign="center" o:hrstd="t" o:hr="t" fillcolor="#a0a0a0" stroked="f"/>
+        <w:t>12.6 “Would an Intern Succeed?” Test</w:t>
+      </w:r>
+    </w:p>
+    <w:p>
+      <w:r>
+        <w:t>This is the final and most important validation.</w:t>
+      </w:r>
+    </w:p>
+    <w:p>
+      <w:r>
+        <w:t xml:space="preserve">The system must be able to answer </w:t>
+      </w:r>
+      <w:r>
+        <w:rPr>
+          <w:b/>
+          <w:bCs/>
+        </w:rPr>
+        <w:t>yes</w:t>
+      </w:r>
+      <w:r>
+        <w:t xml:space="preserve"> to the following:</w:t>
+      </w:r>
+    </w:p>
+    <w:p>
+      <w:r>
+        <w:t>“Could a competent intern, with no additional context, successfully execute this project using only this document?”</w:t>
+      </w:r>
+    </w:p>
+    <w:p>
+      <w:r>
+        <w:t>If the answer is no:</w:t>
+      </w:r>
+    </w:p>
+    <w:p>
+      <w:pPr>
+        <w:numPr>
+          <w:ilvl w:val="0"/>
+          <w:numId w:val="162"/>
+        </w:numPr>
+      </w:pPr>
+      <w:r>
+        <w:t>Identify exactly where the document fails</w:t>
+      </w:r>
+    </w:p>
+    <w:p>
+      <w:pPr>
+        <w:numPr>
+          <w:ilvl w:val="0"/>
+          <w:numId w:val="162"/>
+        </w:numPr>
+      </w:pPr>
+      <w:r>
+        <w:t>Revise the relevant chapter(s)</w:t>
+      </w:r>
+    </w:p>
+    <w:p>
+      <w:pPr>
+        <w:numPr>
+          <w:ilvl w:val="0"/>
+          <w:numId w:val="162"/>
+        </w:numPr>
+      </w:pPr>
+      <w:r>
+        <w:t>Re-run quality checks</w:t>
+      </w:r>
+    </w:p>
+    <w:p>
+      <w:r>
+        <w:t>This test is binary. Partial success is not sufficient.</w:t>
+      </w:r>
+    </w:p>
+    <w:p>
+      <w:r>
+        <w:pict w14:anchorId="4039CF1F">
+          <v:rect id="_x0000_i1163" style="width:0;height:1.5pt" o:hralign="center" o:hrstd="t" o:hr="t" fillcolor="#a0a0a0" stroked="f"/>
         </w:pict>
       </w:r>
     </w:p>
@@ -13762,143 +14273,131 @@
           <w:b/>
           <w:bCs/>
         </w:rPr>
-        <w:t>12.5 Anti-Vagueness Enforcement</w:t>
-      </w:r>
-    </w:p>
-    <w:p>
-      <w:r>
-        <w:t>Vagueness is treated as a defect.</w:t>
-      </w:r>
-    </w:p>
-    <w:p>
-      <w:pPr>
-        <w:rPr>
-          <w:b/>
-          <w:bCs/>
-        </w:rPr>
-      </w:pPr>
-      <w:r>
-        <w:rPr>
-          <w:b/>
-          <w:bCs/>
-        </w:rPr>
-        <w:t>Common Vagueness Patterns</w:t>
-      </w:r>
-    </w:p>
-    <w:p>
-      <w:pPr>
-        <w:numPr>
-          <w:ilvl w:val="0"/>
-          <w:numId w:val="160"/>
-        </w:numPr>
-      </w:pPr>
-      <w:r>
-        <w:t>“Handle edge cases”</w:t>
-      </w:r>
-    </w:p>
-    <w:p>
-      <w:pPr>
-        <w:numPr>
-          <w:ilvl w:val="0"/>
-          <w:numId w:val="160"/>
-        </w:numPr>
-      </w:pPr>
-      <w:r>
-        <w:t>“Optimize later”</w:t>
-      </w:r>
-    </w:p>
-    <w:p>
-      <w:pPr>
-        <w:numPr>
-          <w:ilvl w:val="0"/>
-          <w:numId w:val="160"/>
-        </w:numPr>
-      </w:pPr>
-      <w:r>
-        <w:t>“Make it scalable”</w:t>
-      </w:r>
-    </w:p>
-    <w:p>
-      <w:pPr>
-        <w:numPr>
-          <w:ilvl w:val="0"/>
-          <w:numId w:val="160"/>
-        </w:numPr>
-      </w:pPr>
-      <w:r>
-        <w:t>“Ensure good UX”</w:t>
-      </w:r>
-    </w:p>
-    <w:p>
-      <w:pPr>
-        <w:numPr>
-          <w:ilvl w:val="0"/>
-          <w:numId w:val="160"/>
-        </w:numPr>
-      </w:pPr>
-      <w:r>
-        <w:t>“Use best practices”</w:t>
-      </w:r>
-    </w:p>
-    <w:p>
-      <w:r>
-        <w:t>These phrases must be replaced with:</w:t>
-      </w:r>
-    </w:p>
-    <w:p>
-      <w:pPr>
-        <w:numPr>
-          <w:ilvl w:val="0"/>
-          <w:numId w:val="161"/>
-        </w:numPr>
-      </w:pPr>
-      <w:r>
-        <w:t>Specific behaviors</w:t>
-      </w:r>
-    </w:p>
-    <w:p>
-      <w:pPr>
-        <w:numPr>
-          <w:ilvl w:val="0"/>
-          <w:numId w:val="161"/>
-        </w:numPr>
-      </w:pPr>
-      <w:r>
-        <w:t>Explicit constraints</w:t>
-      </w:r>
-    </w:p>
-    <w:p>
-      <w:pPr>
-        <w:numPr>
-          <w:ilvl w:val="0"/>
-          <w:numId w:val="161"/>
-        </w:numPr>
-      </w:pPr>
-      <w:r>
-        <w:t>Measurable outcomes</w:t>
-      </w:r>
-    </w:p>
-    <w:p>
-      <w:pPr>
-        <w:numPr>
-          <w:ilvl w:val="0"/>
-          <w:numId w:val="161"/>
-        </w:numPr>
-      </w:pPr>
+        <w:t>12.7 Validation Workflow</w:t>
+      </w:r>
+    </w:p>
+    <w:p>
+      <w:r>
+        <w:t>Quality validation occurs at two levels:</w:t>
+      </w:r>
+    </w:p>
+    <w:p>
+      <w:pPr>
+        <w:rPr>
+          <w:b/>
+          <w:bCs/>
+        </w:rPr>
+      </w:pPr>
+      <w:r>
+        <w:rPr>
+          <w:b/>
+          <w:bCs/>
+        </w:rPr>
+        <w:t>Per-Chapter Validation</w:t>
+      </w:r>
+    </w:p>
+    <w:p>
+      <w:pPr>
+        <w:numPr>
+          <w:ilvl w:val="0"/>
+          <w:numId w:val="163"/>
+        </w:numPr>
+      </w:pPr>
+      <w:r>
+        <w:t>Run completeness and clarity checks</w:t>
+      </w:r>
+    </w:p>
+    <w:p>
+      <w:pPr>
+        <w:numPr>
+          <w:ilvl w:val="0"/>
+          <w:numId w:val="163"/>
+        </w:numPr>
+      </w:pPr>
+      <w:r>
+        <w:t>Resolve vagueness</w:t>
+      </w:r>
+    </w:p>
+    <w:p>
+      <w:pPr>
+        <w:numPr>
+          <w:ilvl w:val="0"/>
+          <w:numId w:val="163"/>
+        </w:numPr>
+      </w:pPr>
+      <w:r>
+        <w:t>Confirm alignment with the outline</w:t>
+      </w:r>
+    </w:p>
+    <w:p>
+      <w:pPr>
+        <w:rPr>
+          <w:b/>
+          <w:bCs/>
+        </w:rPr>
+      </w:pPr>
+      <w:r>
+        <w:rPr>
+          <w:b/>
+          <w:bCs/>
+        </w:rPr>
+        <w:t>Final Document Validation</w:t>
+      </w:r>
+    </w:p>
+    <w:p>
+      <w:pPr>
+        <w:numPr>
+          <w:ilvl w:val="0"/>
+          <w:numId w:val="164"/>
+        </w:numPr>
+      </w:pPr>
+      <w:r>
+        <w:t>Run all quality gates end-to-end</w:t>
+      </w:r>
+    </w:p>
+    <w:p>
+      <w:pPr>
+        <w:numPr>
+          <w:ilvl w:val="0"/>
+          <w:numId w:val="164"/>
+        </w:numPr>
+      </w:pPr>
+      <w:r>
+        <w:t>Check consistency across chapters</w:t>
+      </w:r>
+    </w:p>
+    <w:p>
+      <w:pPr>
+        <w:numPr>
+          <w:ilvl w:val="0"/>
+          <w:numId w:val="164"/>
+        </w:numPr>
+      </w:pPr>
+      <w:r>
+        <w:t>Verify scope integrity</w:t>
+      </w:r>
+    </w:p>
+    <w:p>
+      <w:pPr>
+        <w:numPr>
+          <w:ilvl w:val="0"/>
+          <w:numId w:val="164"/>
+        </w:numPr>
+      </w:pPr>
+      <w:r>
+        <w:t>Confirm execution readiness</w:t>
+      </w:r>
+    </w:p>
+    <w:p>
       <w:r>
         <w:lastRenderedPageBreak/>
-        <w:t>Deferred decisions with rationale</w:t>
-      </w:r>
-    </w:p>
-    <w:p>
-      <w:r>
-        <w:t>If specificity cannot be achieved, the system must call it out explicitly as a risk or open question.</w:t>
-      </w:r>
-    </w:p>
-    <w:p>
-      <w:r>
-        <w:pict w14:anchorId="0169504A">
-          <v:rect id="_x0000_i2216" style="width:0;height:1.5pt" o:hralign="center" o:hrstd="t" o:hr="t" fillcolor="#a0a0a0" stroked="f"/>
+        <w:t>Only after final validation may the document be compiled and delivered.</w:t>
+      </w:r>
+    </w:p>
+    <w:p>
+      <w:r>
+        <w:pict w14:anchorId="04CBA07F">
+          <v:rect id="_x0000_i1164" style="width:0;height:1.5pt" o:hralign="center" o:hrstd="t" o:hr="t" fillcolor="#a0a0a0" stroked="f"/>
         </w:pict>
       </w:r>
     </w:p>
@@ -13914,306 +14413,76 @@
           <w:b/>
           <w:bCs/>
         </w:rPr>
-        <w:t>12.6 “Would an Intern Succeed?” Test</w:t>
-      </w:r>
-    </w:p>
-    <w:p>
-      <w:r>
-        <w:t>This is the final and most important validation.</w:t>
-      </w:r>
-    </w:p>
-    <w:p>
-      <w:r>
-        <w:t xml:space="preserve">The system must be able to answer </w:t>
-      </w:r>
-      <w:r>
-        <w:rPr>
-          <w:b/>
-          <w:bCs/>
-        </w:rPr>
-        <w:t>yes</w:t>
-      </w:r>
-      <w:r>
-        <w:t xml:space="preserve"> to the following:</w:t>
-      </w:r>
-    </w:p>
-    <w:p>
-      <w:r>
-        <w:t>“Could a competent intern, with no additional context, successfully execute this project using only this document?”</w:t>
-      </w:r>
-    </w:p>
-    <w:p>
-      <w:r>
-        <w:t>If the answer is no:</w:t>
-      </w:r>
-    </w:p>
-    <w:p>
-      <w:pPr>
-        <w:numPr>
-          <w:ilvl w:val="0"/>
-          <w:numId w:val="162"/>
-        </w:numPr>
-      </w:pPr>
-      <w:r>
-        <w:t>Identify exactly where the document fails</w:t>
-      </w:r>
-    </w:p>
-    <w:p>
-      <w:pPr>
-        <w:numPr>
-          <w:ilvl w:val="0"/>
-          <w:numId w:val="162"/>
-        </w:numPr>
-      </w:pPr>
-      <w:r>
-        <w:t>Revise the relevant chapter(s)</w:t>
-      </w:r>
-    </w:p>
-    <w:p>
-      <w:pPr>
-        <w:numPr>
-          <w:ilvl w:val="0"/>
-          <w:numId w:val="162"/>
-        </w:numPr>
-      </w:pPr>
-      <w:r>
-        <w:t>Re-run quality checks</w:t>
-      </w:r>
-    </w:p>
-    <w:p>
-      <w:r>
-        <w:t>This test is binary. Partial success is not sufficient.</w:t>
-      </w:r>
-    </w:p>
-    <w:p>
-      <w:r>
-        <w:pict w14:anchorId="4039CF1F">
-          <v:rect id="_x0000_i2217" style="width:0;height:1.5pt" o:hralign="center" o:hrstd="t" o:hr="t" fillcolor="#a0a0a0" stroked="f"/>
+        <w:t>12.8 Success Criteria for This Chapter</w:t>
+      </w:r>
+    </w:p>
+    <w:p>
+      <w:r>
+        <w:t>This chapter is successful if:</w:t>
+      </w:r>
+    </w:p>
+    <w:p>
+      <w:pPr>
+        <w:numPr>
+          <w:ilvl w:val="0"/>
+          <w:numId w:val="165"/>
+        </w:numPr>
+      </w:pPr>
+      <w:r>
+        <w:t>Defects are caught before execution</w:t>
+      </w:r>
+    </w:p>
+    <w:p>
+      <w:pPr>
+        <w:numPr>
+          <w:ilvl w:val="0"/>
+          <w:numId w:val="165"/>
+        </w:numPr>
+      </w:pPr>
+      <w:r>
+        <w:t>Documentation quality is consistent</w:t>
+      </w:r>
+    </w:p>
+    <w:p>
+      <w:pPr>
+        <w:numPr>
+          <w:ilvl w:val="0"/>
+          <w:numId w:val="165"/>
+        </w:numPr>
+      </w:pPr>
+      <w:r>
+        <w:t>Intern confusion is minimized</w:t>
+      </w:r>
+    </w:p>
+    <w:p>
+      <w:pPr>
+        <w:numPr>
+          <w:ilvl w:val="0"/>
+          <w:numId w:val="165"/>
+        </w:numPr>
+      </w:pPr>
+      <w:r>
+        <w:t>Rework is rare and localized</w:t>
+      </w:r>
+    </w:p>
+    <w:p>
+      <w:pPr>
+        <w:numPr>
+          <w:ilvl w:val="0"/>
+          <w:numId w:val="165"/>
+        </w:numPr>
+      </w:pPr>
+      <w:r>
+        <w:t>Trust in the system’s output is high</w:t>
+      </w:r>
+    </w:p>
+    <w:p>
+      <w:r>
+        <w:pict w14:anchorId="12D8EAFA">
+          <v:rect id="_x0000_i1165" style="width:0;height:1.5pt" o:hralign="center" o:hrstd="t" o:hr="t" fillcolor="#a0a0a0" stroked="f"/>
         </w:pict>
       </w:r>
     </w:p>
-    <w:p>
-      <w:pPr>
-        <w:rPr>
-          <w:b/>
-          <w:bCs/>
-        </w:rPr>
-      </w:pPr>
-      <w:r>
-        <w:rPr>
-          <w:b/>
-          <w:bCs/>
-        </w:rPr>
-        <w:t>12.7 Validation Workflow</w:t>
-      </w:r>
-    </w:p>
-    <w:p>
-      <w:r>
-        <w:t>Quality validation occurs at two levels:</w:t>
-      </w:r>
-    </w:p>
-    <w:p>
-      <w:pPr>
-        <w:rPr>
-          <w:b/>
-          <w:bCs/>
-        </w:rPr>
-      </w:pPr>
-      <w:r>
-        <w:rPr>
-          <w:b/>
-          <w:bCs/>
-        </w:rPr>
-        <w:t>Per-Chapter Validation</w:t>
-      </w:r>
-    </w:p>
-    <w:p>
-      <w:pPr>
-        <w:numPr>
-          <w:ilvl w:val="0"/>
-          <w:numId w:val="163"/>
-        </w:numPr>
-      </w:pPr>
-      <w:r>
-        <w:t>Run completeness and clarity checks</w:t>
-      </w:r>
-    </w:p>
-    <w:p>
-      <w:pPr>
-        <w:numPr>
-          <w:ilvl w:val="0"/>
-          <w:numId w:val="163"/>
-        </w:numPr>
-      </w:pPr>
-      <w:r>
-        <w:t>Resolve vagueness</w:t>
-      </w:r>
-    </w:p>
-    <w:p>
-      <w:pPr>
-        <w:numPr>
-          <w:ilvl w:val="0"/>
-          <w:numId w:val="163"/>
-        </w:numPr>
-      </w:pPr>
-      <w:r>
-        <w:t>Confirm alignment with the outline</w:t>
-      </w:r>
-    </w:p>
-    <w:p>
-      <w:pPr>
-        <w:rPr>
-          <w:b/>
-          <w:bCs/>
-        </w:rPr>
-      </w:pPr>
-      <w:r>
-        <w:rPr>
-          <w:b/>
-          <w:bCs/>
-        </w:rPr>
-        <w:t>Final Document Validation</w:t>
-      </w:r>
-    </w:p>
-    <w:p>
-      <w:pPr>
-        <w:numPr>
-          <w:ilvl w:val="0"/>
-          <w:numId w:val="164"/>
-        </w:numPr>
-      </w:pPr>
-      <w:r>
-        <w:t>Run all quality gates end-to-end</w:t>
-      </w:r>
-    </w:p>
-    <w:p>
-      <w:pPr>
-        <w:numPr>
-          <w:ilvl w:val="0"/>
-          <w:numId w:val="164"/>
-        </w:numPr>
-      </w:pPr>
-      <w:r>
-        <w:t>Check consistency across chapters</w:t>
-      </w:r>
-    </w:p>
-    <w:p>
-      <w:pPr>
-        <w:numPr>
-          <w:ilvl w:val="0"/>
-          <w:numId w:val="164"/>
-        </w:numPr>
-      </w:pPr>
-      <w:r>
-        <w:t>Verify scope integrity</w:t>
-      </w:r>
-    </w:p>
-    <w:p>
-      <w:pPr>
-        <w:numPr>
-          <w:ilvl w:val="0"/>
-          <w:numId w:val="164"/>
-        </w:numPr>
-      </w:pPr>
-      <w:r>
-        <w:t>Confirm execution readiness</w:t>
-      </w:r>
-    </w:p>
-    <w:p>
-      <w:r>
-        <w:t>Only after final validation may the document be compiled and delivered.</w:t>
-      </w:r>
-    </w:p>
-    <w:p>
-      <w:r>
-        <w:lastRenderedPageBreak/>
-        <w:pict w14:anchorId="04CBA07F">
-          <v:rect id="_x0000_i2218" style="width:0;height:1.5pt" o:hralign="center" o:hrstd="t" o:hr="t" fillcolor="#a0a0a0" stroked="f"/>
-        </w:pict>
-      </w:r>
-    </w:p>
-    <w:p>
-      <w:pPr>
-        <w:rPr>
-          <w:b/>
-          <w:bCs/>
-        </w:rPr>
-      </w:pPr>
-      <w:r>
-        <w:rPr>
-          <w:b/>
-          <w:bCs/>
-        </w:rPr>
-        <w:t>12.8 Success Criteria for This Chapter</w:t>
-      </w:r>
-    </w:p>
-    <w:p>
-      <w:r>
-        <w:t>This chapter is successful if:</w:t>
-      </w:r>
-    </w:p>
-    <w:p>
-      <w:pPr>
-        <w:numPr>
-          <w:ilvl w:val="0"/>
-          <w:numId w:val="165"/>
-        </w:numPr>
-      </w:pPr>
-      <w:r>
-        <w:t>Defects are caught before execution</w:t>
-      </w:r>
-    </w:p>
-    <w:p>
-      <w:pPr>
-        <w:numPr>
-          <w:ilvl w:val="0"/>
-          <w:numId w:val="165"/>
-        </w:numPr>
-      </w:pPr>
-      <w:r>
-        <w:t>Documentation quality is consistent</w:t>
-      </w:r>
-    </w:p>
-    <w:p>
-      <w:pPr>
-        <w:numPr>
-          <w:ilvl w:val="0"/>
-          <w:numId w:val="165"/>
-        </w:numPr>
-      </w:pPr>
-      <w:r>
-        <w:t>Intern confusion is minimized</w:t>
-      </w:r>
-    </w:p>
-    <w:p>
-      <w:pPr>
-        <w:numPr>
-          <w:ilvl w:val="0"/>
-          <w:numId w:val="165"/>
-        </w:numPr>
-      </w:pPr>
-      <w:r>
-        <w:t>Rework is rare and localized</w:t>
-      </w:r>
-    </w:p>
-    <w:p>
-      <w:pPr>
-        <w:numPr>
-          <w:ilvl w:val="0"/>
-          <w:numId w:val="165"/>
-        </w:numPr>
-      </w:pPr>
-      <w:r>
-        <w:t>Trust in the system’s output is high</w:t>
-      </w:r>
-    </w:p>
-    <w:p>
-      <w:r>
-        <w:pict w14:anchorId="12D8EAFA">
-          <v:rect id="_x0000_i2219" style="width:0;height:1.5pt" o:hralign="center" o:hrstd="t" o:hr="t" fillcolor="#a0a0a0" stroked="f"/>
-        </w:pict>
-      </w:r>
-    </w:p>
     <w:p/>
     <w:p>
       <w:pPr>
@@ -14234,12 +14503,12 @@
       <w:pPr>
         <w:pStyle w:val="Heading1"/>
       </w:pPr>
-      <w:bookmarkStart w:id="8" w:name="_Toc221545299"/>
+      <w:bookmarkStart w:id="12" w:name="_Toc221874683"/>
       <w:r>
         <w:lastRenderedPageBreak/>
         <w:t>Chapter 13 — Final Document Assembly</w:t>
       </w:r>
-      <w:bookmarkEnd w:id="8"/>
+      <w:bookmarkEnd w:id="12"/>
     </w:p>
     <w:p>
       <w:pPr>
@@ -14343,7 +14612,7 @@
     <w:p>
       <w:r>
         <w:pict w14:anchorId="75C1AFBA">
-          <v:rect id="_x0000_i2221" style="width:0;height:1.5pt" o:hralign="center" o:hrstd="t" o:hr="t" fillcolor="#a0a0a0" stroked="f"/>
+          <v:rect id="_x0000_i1166" style="width:0;height:1.5pt" o:hralign="center" o:hrstd="t" o:hr="t" fillcolor="#a0a0a0" stroked="f"/>
         </w:pict>
       </w:r>
     </w:p>
@@ -14447,7 +14716,7 @@
     <w:p>
       <w:r>
         <w:pict w14:anchorId="227F673C">
-          <v:rect id="_x0000_i2222" style="width:0;height:1.5pt" o:hralign="center" o:hrstd="t" o:hr="t" fillcolor="#a0a0a0" stroked="f"/>
+          <v:rect id="_x0000_i1167" style="width:0;height:1.5pt" o:hralign="center" o:hrstd="t" o:hr="t" fillcolor="#a0a0a0" stroked="f"/>
         </w:pict>
       </w:r>
     </w:p>
@@ -14627,7 +14896,7 @@
     <w:p>
       <w:r>
         <w:pict w14:anchorId="0CA83B99">
-          <v:rect id="_x0000_i2223" style="width:0;height:1.5pt" o:hralign="center" o:hrstd="t" o:hr="t" fillcolor="#a0a0a0" stroked="f"/>
+          <v:rect id="_x0000_i1168" style="width:0;height:1.5pt" o:hralign="center" o:hrstd="t" o:hr="t" fillcolor="#a0a0a0" stroked="f"/>
         </w:pict>
       </w:r>
     </w:p>
@@ -14727,7 +14996,7 @@
     <w:p>
       <w:r>
         <w:pict w14:anchorId="2D03050B">
-          <v:rect id="_x0000_i2224" style="width:0;height:1.5pt" o:hralign="center" o:hrstd="t" o:hr="t" fillcolor="#a0a0a0" stroked="f"/>
+          <v:rect id="_x0000_i1169" style="width:0;height:1.5pt" o:hralign="center" o:hrstd="t" o:hr="t" fillcolor="#a0a0a0" stroked="f"/>
         </w:pict>
       </w:r>
     </w:p>
@@ -14854,7 +15123,7 @@
     <w:p>
       <w:r>
         <w:pict w14:anchorId="67E55421">
-          <v:rect id="_x0000_i2225" style="width:0;height:1.5pt" o:hralign="center" o:hrstd="t" o:hr="t" fillcolor="#a0a0a0" stroked="f"/>
+          <v:rect id="_x0000_i1170" style="width:0;height:1.5pt" o:hralign="center" o:hrstd="t" o:hr="t" fillcolor="#a0a0a0" stroked="f"/>
         </w:pict>
       </w:r>
     </w:p>
@@ -14976,7 +15245,7 @@
     <w:p>
       <w:r>
         <w:pict w14:anchorId="63D96DB9">
-          <v:rect id="_x0000_i2226" style="width:0;height:1.5pt" o:hralign="center" o:hrstd="t" o:hr="t" fillcolor="#a0a0a0" stroked="f"/>
+          <v:rect id="_x0000_i1171" style="width:0;height:1.5pt" o:hralign="center" o:hrstd="t" o:hr="t" fillcolor="#a0a0a0" stroked="f"/>
         </w:pict>
       </w:r>
     </w:p>
@@ -15053,7 +15322,7 @@
     <w:p>
       <w:r>
         <w:pict w14:anchorId="27533617">
-          <v:rect id="_x0000_i2227" style="width:0;height:1.5pt" o:hralign="center" o:hrstd="t" o:hr="t" fillcolor="#a0a0a0" stroked="f"/>
+          <v:rect id="_x0000_i1172" style="width:0;height:1.5pt" o:hralign="center" o:hrstd="t" o:hr="t" fillcolor="#a0a0a0" stroked="f"/>
         </w:pict>
       </w:r>
     </w:p>
@@ -15129,7 +15398,7 @@
     <w:p>
       <w:r>
         <w:pict w14:anchorId="3E4EC8B4">
-          <v:rect id="_x0000_i2228" style="width:0;height:1.5pt" o:hralign="center" o:hrstd="t" o:hr="t" fillcolor="#a0a0a0" stroked="f"/>
+          <v:rect id="_x0000_i1173" style="width:0;height:1.5pt" o:hralign="center" o:hrstd="t" o:hr="t" fillcolor="#a0a0a0" stroked="f"/>
         </w:pict>
       </w:r>
     </w:p>
@@ -15211,7 +15480,7 @@
     <w:p>
       <w:r>
         <w:pict w14:anchorId="6F766BA4">
-          <v:rect id="_x0000_i2229" style="width:0;height:1.5pt" o:hralign="center" o:hrstd="t" o:hr="t" fillcolor="#a0a0a0" stroked="f"/>
+          <v:rect id="_x0000_i1174" style="width:0;height:1.5pt" o:hralign="center" o:hrstd="t" o:hr="t" fillcolor="#a0a0a0" stroked="f"/>
         </w:pict>
       </w:r>
     </w:p>
@@ -15242,12 +15511,12 @@
       <w:pPr>
         <w:pStyle w:val="Heading1"/>
       </w:pPr>
-      <w:bookmarkStart w:id="9" w:name="_Toc221545300"/>
+      <w:bookmarkStart w:id="13" w:name="_Toc221874684"/>
       <w:r>
         <w:lastRenderedPageBreak/>
         <w:t>Chapter 14 — Future Automation Hooks</w:t>
       </w:r>
-      <w:bookmarkEnd w:id="9"/>
+      <w:bookmarkEnd w:id="13"/>
     </w:p>
     <w:p>
       <w:pPr>
@@ -15370,7 +15639,7 @@
     <w:p>
       <w:r>
         <w:pict w14:anchorId="51A4D417">
-          <v:rect id="_x0000_i2231" style="width:0;height:1.5pt" o:hralign="center" o:hrstd="t" o:hr="t" fillcolor="#a0a0a0" stroked="f"/>
+          <v:rect id="_x0000_i1175" style="width:0;height:1.5pt" o:hralign="center" o:hrstd="t" o:hr="t" fillcolor="#a0a0a0" stroked="f"/>
         </w:pict>
       </w:r>
     </w:p>
@@ -15741,7 +16010,7 @@
       <w:r>
         <w:lastRenderedPageBreak/>
         <w:pict w14:anchorId="3B695152">
-          <v:rect id="_x0000_i2232" style="width:0;height:1.5pt" o:hralign="center" o:hrstd="t" o:hr="t" fillcolor="#a0a0a0" stroked="f"/>
+          <v:rect id="_x0000_i1176" style="width:0;height:1.5pt" o:hralign="center" o:hrstd="t" o:hr="t" fillcolor="#a0a0a0" stroked="f"/>
         </w:pict>
       </w:r>
     </w:p>
@@ -15851,7 +16120,7 @@
     <w:p>
       <w:r>
         <w:pict w14:anchorId="52617DE5">
-          <v:rect id="_x0000_i2233" style="width:0;height:1.5pt" o:hralign="center" o:hrstd="t" o:hr="t" fillcolor="#a0a0a0" stroked="f"/>
+          <v:rect id="_x0000_i1177" style="width:0;height:1.5pt" o:hralign="center" o:hrstd="t" o:hr="t" fillcolor="#a0a0a0" stroked="f"/>
         </w:pict>
       </w:r>
     </w:p>
@@ -15927,7 +16196,7 @@
     <w:p>
       <w:r>
         <w:pict w14:anchorId="0127A27F">
-          <v:rect id="_x0000_i2234" style="width:0;height:1.5pt" o:hralign="center" o:hrstd="t" o:hr="t" fillcolor="#a0a0a0" stroked="f"/>
+          <v:rect id="_x0000_i1178" style="width:0;height:1.5pt" o:hralign="center" o:hrstd="t" o:hr="t" fillcolor="#a0a0a0" stroked="f"/>
         </w:pict>
       </w:r>
     </w:p>
@@ -15987,7 +16256,7 @@
     <w:p>
       <w:r>
         <w:pict w14:anchorId="68918F9E">
-          <v:rect id="_x0000_i2235" style="width:0;height:1.5pt" o:hralign="center" o:hrstd="t" o:hr="t" fillcolor="#a0a0a0" stroked="f"/>
+          <v:rect id="_x0000_i1179" style="width:0;height:1.5pt" o:hralign="center" o:hrstd="t" o:hr="t" fillcolor="#a0a0a0" stroked="f"/>
         </w:pict>
       </w:r>
     </w:p>
@@ -16115,7 +16384,7 @@
     <w:p>
       <w:r>
         <w:pict w14:anchorId="333F840E">
-          <v:rect id="_x0000_i2236" style="width:0;height:1.5pt" o:hralign="center" o:hrstd="t" o:hr="t" fillcolor="#a0a0a0" stroked="f"/>
+          <v:rect id="_x0000_i1180" style="width:0;height:1.5pt" o:hralign="center" o:hrstd="t" o:hr="t" fillcolor="#a0a0a0" stroked="f"/>
         </w:pict>
       </w:r>
     </w:p>
@@ -16191,7 +16460,7 @@
     <w:p>
       <w:r>
         <w:pict w14:anchorId="26B9E25B">
-          <v:rect id="_x0000_i2237" style="width:0;height:1.5pt" o:hralign="center" o:hrstd="t" o:hr="t" fillcolor="#a0a0a0" stroked="f"/>
+          <v:rect id="_x0000_i1181" style="width:0;height:1.5pt" o:hralign="center" o:hrstd="t" o:hr="t" fillcolor="#a0a0a0" stroked="f"/>
         </w:pict>
       </w:r>
     </w:p>
@@ -16293,7 +16562,7 @@
     <w:p>
       <w:r>
         <w:pict w14:anchorId="442D8BA9">
-          <v:rect id="_x0000_i2238" style="width:0;height:1.5pt" o:hralign="center" o:hrstd="t" o:hr="t" fillcolor="#a0a0a0" stroked="f"/>
+          <v:rect id="_x0000_i1182" style="width:0;height:1.5pt" o:hralign="center" o:hrstd="t" o:hr="t" fillcolor="#a0a0a0" stroked="f"/>
         </w:pict>
       </w:r>
     </w:p>
@@ -16429,7 +16698,7 @@
     <w:p>
       <w:r>
         <w:pict w14:anchorId="22539AA1">
-          <v:rect id="_x0000_i2239" style="width:0;height:1.5pt" o:hralign="center" o:hrstd="t" o:hr="t" fillcolor="#a0a0a0" stroked="f"/>
+          <v:rect id="_x0000_i1183" style="width:0;height:1.5pt" o:hralign="center" o:hrstd="t" o:hr="t" fillcolor="#a0a0a0" stroked="f"/>
         </w:pict>
       </w:r>
     </w:p>
@@ -16505,7 +16774,7 @@
     <w:p>
       <w:r>
         <w:pict w14:anchorId="7C5FC9DB">
-          <v:rect id="_x0000_i2240" style="width:0;height:1.5pt" o:hralign="center" o:hrstd="t" o:hr="t" fillcolor="#a0a0a0" stroked="f"/>
+          <v:rect id="_x0000_i1184" style="width:0;height:1.5pt" o:hralign="center" o:hrstd="t" o:hr="t" fillcolor="#a0a0a0" stroked="f"/>
         </w:pict>
       </w:r>
     </w:p>
@@ -16588,7 +16857,7 @@
     <w:p>
       <w:r>
         <w:pict w14:anchorId="01CFDFAE">
-          <v:rect id="_x0000_i2241" style="width:0;height:1.5pt" o:hralign="center" o:hrstd="t" o:hr="t" fillcolor="#a0a0a0" stroked="f"/>
+          <v:rect id="_x0000_i1185" style="width:0;height:1.5pt" o:hralign="center" o:hrstd="t" o:hr="t" fillcolor="#a0a0a0" stroked="f"/>
         </w:pict>
       </w:r>
     </w:p>
@@ -16627,7 +16896,7 @@
     <w:p>
       <w:r>
         <w:pict w14:anchorId="1EC4D946">
-          <v:rect id="_x0000_i2242" style="width:0;height:1.5pt" o:hralign="center" o:hrstd="t" o:hr="t" fillcolor="#a0a0a0" stroked="f"/>
+          <v:rect id="_x0000_i1186" style="width:0;height:1.5pt" o:hralign="center" o:hrstd="t" o:hr="t" fillcolor="#a0a0a0" stroked="f"/>
         </w:pict>
       </w:r>
     </w:p>
@@ -45799,6 +46068,7 @@
   <w:style w:type="character" w:default="1" w:styleId="DefaultParagraphFont">
     <w:name w:val="Default Paragraph Font"/>
     <w:uiPriority w:val="1"/>
+    <w:semiHidden/>
     <w:unhideWhenUsed/>
   </w:style>
   <w:style w:type="table" w:default="1" w:styleId="TableNormal">
